--- a/calificacion/plantillas/Acta_de_adjudicacion.docx
+++ b/calificacion/plantillas/Acta_de_adjudicacion.docx
@@ -412,16 +412,7 @@
                 <w:szCs w:val="22"/>
                 <w:lang w:eastAsia="es-EC"/>
               </w:rPr>
-              <w:t>{</w:t>
-            </w:r>
-            <w:r>
-              <w:rPr>
-                <w:rFonts w:ascii="Titillium Web" w:eastAsia="Arial" w:hAnsi="Titillium Web" w:cs="Arial"/>
-                <w:sz w:val="22"/>
-                <w:szCs w:val="22"/>
-                <w:lang w:eastAsia="es-EC"/>
-              </w:rPr>
-              <w:t>presupuestoLetras}</w:t>
+              <w:t>{presupuestoLetras}</w:t>
             </w:r>
           </w:p>
         </w:tc>
@@ -1274,7 +1265,7 @@
                 <w:szCs w:val="22"/>
                 <w:lang w:eastAsia="es-EC"/>
               </w:rPr>
-              <w:t>(Nombre y apellido)</w:t>
+              <w:t>{#items}{miembros}</w:t>
             </w:r>
           </w:p>
         </w:tc>
@@ -1371,47 +1362,26 @@
             </w:tcMar>
             <w:hideMark/>
           </w:tcPr>
-          <w:sdt>
-            <w:sdtPr>
+          <w:p>
+            <w:pPr>
+              <w:jc w:val="center"/>
               <w:rPr>
                 <w:rFonts w:ascii="Titillium Web" w:eastAsia="Arial" w:hAnsi="Titillium Web" w:cs="Arial"/>
                 <w:sz w:val="22"/>
                 <w:szCs w:val="22"/>
                 <w:lang w:eastAsia="es-EC"/>
               </w:rPr>
-              <w:id w:val="1550194153"/>
-              <w:placeholder>
-                <w:docPart w:val="9FD175F589EF4200B7DA2056927FEC7A"/>
-              </w:placeholder>
-              <w:temporary/>
-              <w:comboBox>
-                <w:listItem w:displayText="Presencial" w:value="Presencial"/>
-                <w:listItem w:displayText="Virtual" w:value="Virtual"/>
-              </w:comboBox>
-            </w:sdtPr>
-            <w:sdtContent>
-              <w:p>
-                <w:pPr>
-                  <w:jc w:val="center"/>
-                  <w:rPr>
-                    <w:rFonts w:ascii="Titillium Web" w:eastAsia="Arial" w:hAnsi="Titillium Web" w:cs="Arial"/>
-                    <w:sz w:val="22"/>
-                    <w:szCs w:val="22"/>
-                    <w:lang w:eastAsia="es-EC"/>
-                  </w:rPr>
-                </w:pPr>
-                <w:r>
-                  <w:rPr>
-                    <w:rFonts w:ascii="Titillium Web" w:eastAsia="Arial" w:hAnsi="Titillium Web" w:cs="Arial"/>
-                    <w:sz w:val="22"/>
-                    <w:szCs w:val="22"/>
-                    <w:lang w:eastAsia="es-EC"/>
-                  </w:rPr>
-                  <w:t>Presencial / Virtual</w:t>
-                </w:r>
-              </w:p>
-            </w:sdtContent>
-          </w:sdt>
+            </w:pPr>
+            <w:r>
+              <w:rPr>
+                <w:rFonts w:ascii="Titillium Web" w:eastAsia="Arial" w:hAnsi="Titillium Web" w:cs="Arial"/>
+                <w:sz w:val="22"/>
+                <w:szCs w:val="22"/>
+                <w:lang w:eastAsia="es-EC"/>
+              </w:rPr>
+              <w:t>Presencial / Virtual{/items}</w:t>
+            </w:r>
+          </w:p>
         </w:tc>
       </w:tr>
       <w:tr>
@@ -2065,23 +2035,7 @@
           <w:sz w:val="22"/>
           <w:szCs w:val="22"/>
         </w:rPr>
-        <w:t xml:space="preserve"> de gasto solicitó el inicio del proceso de comparación de precios para {objeto}. El presupuesto referencial corresponde a {presupuesto</w:t>
-      </w:r>
-      <w:r>
-        <w:rPr>
-          <w:rFonts w:ascii="Titillium Web" w:hAnsi="Titillium Web"/>
-          <w:sz w:val="22"/>
-          <w:szCs w:val="22"/>
-        </w:rPr>
-        <w:t>Letras</w:t>
-      </w:r>
-      <w:r>
-        <w:rPr>
-          <w:rFonts w:ascii="Titillium Web" w:hAnsi="Titillium Web"/>
-          <w:sz w:val="22"/>
-          <w:szCs w:val="22"/>
-        </w:rPr>
-        <w:t>}, previsto en el PAG aprobado.</w:t>
+        <w:t xml:space="preserve"> de gasto solicitó el inicio del proceso de comparación de precios para {objeto}. El presupuesto referencial corresponde a {presupuestoLetras}, previsto en el PAG aprobado.</w:t>
       </w:r>
     </w:p>
     <w:p>
@@ -2360,34 +2314,7 @@
                 <w:szCs w:val="22"/>
                 <w:lang w:eastAsia="es-EC"/>
               </w:rPr>
-              <w:t>{#provs}</w:t>
-            </w:r>
-            <w:r>
-              <w:rPr>
-                <w:rFonts w:ascii="Titillium Web" w:eastAsia="Arial" w:hAnsi="Titillium Web" w:cs="Arial"/>
-                <w:sz w:val="22"/>
-                <w:szCs w:val="22"/>
-                <w:lang w:eastAsia="es-EC"/>
-              </w:rPr>
-              <w:t>{</w:t>
-            </w:r>
-            <w:r>
-              <w:rPr>
-                <w:rFonts w:ascii="Titillium Web" w:eastAsia="Arial" w:hAnsi="Titillium Web" w:cs="Arial"/>
-                <w:sz w:val="22"/>
-                <w:szCs w:val="22"/>
-                <w:lang w:eastAsia="es-EC"/>
-              </w:rPr>
-              <w:t>razon</w:t>
-            </w:r>
-            <w:r>
-              <w:rPr>
-                <w:rFonts w:ascii="Titillium Web" w:eastAsia="Arial" w:hAnsi="Titillium Web" w:cs="Arial"/>
-                <w:sz w:val="22"/>
-                <w:szCs w:val="22"/>
-                <w:lang w:eastAsia="es-EC"/>
-              </w:rPr>
-              <w:t>}</w:t>
+              <w:t>{#provs}{razon}</w:t>
             </w:r>
           </w:p>
         </w:tc>
@@ -2696,202 +2623,71 @@
         </w:rPr>
       </w:pPr>
     </w:p>
+    <w:p>
+      <w:r>
+        <w:t xml:space="preserve">{#tecnicos}</w:t>
+      </w:r>
+    </w:p>
+    <w:p>
+      <w:r>
+        <w:rPr>
+          <w:b/>
+        </w:rPr>
+        <w:t xml:space="preserve">Proponente: {razon}</w:t>
+      </w:r>
+    </w:p>
     <w:tbl>
       <w:tblPr>
-        <w:tblW w:w="9360" w:type="dxa"/>
+        <w:tblW w:w="0" w:type="auto"/>
         <w:tblBorders>
-          <w:top w:val="single" w:sz="4" w:space="0" w:color="auto"/>
-          <w:left w:val="single" w:sz="4" w:space="0" w:color="auto"/>
-          <w:bottom w:val="single" w:sz="4" w:space="0" w:color="auto"/>
-          <w:right w:val="single" w:sz="4" w:space="0" w:color="auto"/>
-          <w:insideH w:val="single" w:sz="4" w:space="0" w:color="auto"/>
-          <w:insideV w:val="single" w:sz="4" w:space="0" w:color="auto"/>
+          <w:top w:val="single" w:sz="4" w:space="0" w:color="BFBFBF"/>
+          <w:left w:val="single" w:sz="4" w:space="0" w:color="BFBFBF"/>
+          <w:bottom w:val="single" w:sz="4" w:space="0" w:color="BFBFBF"/>
+          <w:right w:val="single" w:sz="4" w:space="0" w:color="BFBFBF"/>
+          <w:insideH w:val="single" w:sz="4" w:space="0" w:color="BFBFBF"/>
+          <w:insideV w:val="single" w:sz="4" w:space="0" w:color="BFBFBF"/>
         </w:tblBorders>
-        <w:tblCellMar>
-          <w:left w:w="10" w:type="dxa"/>
-          <w:right w:w="10" w:type="dxa"/>
-        </w:tblCellMar>
-        <w:tblLook w:val="04A0" w:firstRow="1" w:lastRow="0" w:firstColumn="1" w:lastColumn="0" w:noHBand="0" w:noVBand="1"/>
       </w:tblPr>
       <w:tblGrid>
-        <w:gridCol w:w="3000"/>
-        <w:gridCol w:w="2120"/>
-        <w:gridCol w:w="2120"/>
-        <w:gridCol w:w="2120"/>
+        <w:gridCol w:w="6800"/>
+        <w:gridCol w:w="3040"/>
       </w:tblGrid>
       <w:tr>
-        <w:trPr>
-          <w:tblHeader/>
-        </w:trPr>
         <w:tc>
           <w:tcPr>
-            <w:tcW w:w="3000" w:type="dxa"/>
-            <w:tcBorders>
-              <w:top w:val="single" w:sz="6" w:space="0" w:color="808080"/>
-              <w:left w:val="single" w:sz="6" w:space="0" w:color="808080"/>
-              <w:bottom w:val="single" w:sz="6" w:space="0" w:color="808080"/>
-              <w:right w:val="single" w:sz="6" w:space="0" w:color="808080"/>
-            </w:tcBorders>
+            <w:tcW w:w="6800" w:type="dxa"/>
             <w:shd w:val="clear" w:color="auto" w:fill="1F4E79"/>
-            <w:tcMar>
-              <w:top w:w="80" w:type="dxa"/>
-              <w:left w:w="80" w:type="dxa"/>
-              <w:bottom w:w="80" w:type="dxa"/>
-              <w:right w:w="80" w:type="dxa"/>
-            </w:tcMar>
-            <w:hideMark/>
+            <w:vAlign w:val="center"/>
           </w:tcPr>
           <w:p>
             <w:pPr>
-              <w:jc w:val="center"/>
-              <w:rPr>
-                <w:rFonts w:ascii="Titillium Web" w:eastAsia="Arial" w:hAnsi="Titillium Web" w:cs="Arial"/>
-                <w:sz w:val="22"/>
-                <w:szCs w:val="22"/>
-                <w:lang w:eastAsia="es-EC"/>
-              </w:rPr>
+              <w:jc w:val="left"/>
             </w:pPr>
             <w:r>
               <w:rPr>
-                <w:rFonts w:ascii="Titillium Web" w:eastAsia="Arial" w:hAnsi="Titillium Web" w:cs="Arial"/>
                 <w:b/>
-                <w:bCs/>
                 <w:color w:val="FFFFFF"/>
-                <w:sz w:val="22"/>
-                <w:szCs w:val="22"/>
-                <w:lang w:eastAsia="es-EC"/>
-              </w:rPr>
-              <w:lastRenderedPageBreak/>
-              <w:t>Parámetro técnico</w:t>
+              </w:rPr>
+              <w:t xml:space="preserve">Parámetro técnico</w:t>
             </w:r>
           </w:p>
         </w:tc>
         <w:tc>
           <w:tcPr>
-            <w:tcW w:w="2120" w:type="dxa"/>
-            <w:tcBorders>
-              <w:top w:val="single" w:sz="6" w:space="0" w:color="808080"/>
-              <w:left w:val="single" w:sz="6" w:space="0" w:color="808080"/>
-              <w:bottom w:val="single" w:sz="6" w:space="0" w:color="808080"/>
-              <w:right w:val="single" w:sz="6" w:space="0" w:color="808080"/>
-            </w:tcBorders>
+            <w:tcW w:w="3040" w:type="dxa"/>
             <w:shd w:val="clear" w:color="auto" w:fill="1F4E79"/>
-            <w:tcMar>
-              <w:top w:w="80" w:type="dxa"/>
-              <w:left w:w="80" w:type="dxa"/>
-              <w:bottom w:w="80" w:type="dxa"/>
-              <w:right w:w="80" w:type="dxa"/>
-            </w:tcMar>
             <w:vAlign w:val="center"/>
-            <w:hideMark/>
           </w:tcPr>
           <w:p>
             <w:pPr>
               <w:jc w:val="center"/>
-              <w:rPr>
-                <w:rFonts w:ascii="Titillium Web" w:eastAsia="Arial" w:hAnsi="Titillium Web" w:cs="Arial"/>
-                <w:sz w:val="22"/>
-                <w:szCs w:val="22"/>
-                <w:lang w:eastAsia="es-EC"/>
-              </w:rPr>
             </w:pPr>
             <w:r>
               <w:rPr>
-                <w:rFonts w:ascii="Titillium Web" w:eastAsia="Arial" w:hAnsi="Titillium Web" w:cs="Arial"/>
                 <w:b/>
-                <w:bCs/>
                 <w:color w:val="FFFFFF"/>
-                <w:sz w:val="22"/>
-                <w:szCs w:val="22"/>
-                <w:lang w:eastAsia="es-EC"/>
-              </w:rPr>
-              <w:t>Proponente 1</w:t>
-            </w:r>
-          </w:p>
-        </w:tc>
-        <w:tc>
-          <w:tcPr>
-            <w:tcW w:w="2120" w:type="dxa"/>
-            <w:tcBorders>
-              <w:top w:val="single" w:sz="6" w:space="0" w:color="808080"/>
-              <w:left w:val="single" w:sz="6" w:space="0" w:color="808080"/>
-              <w:bottom w:val="single" w:sz="6" w:space="0" w:color="808080"/>
-              <w:right w:val="single" w:sz="6" w:space="0" w:color="808080"/>
-            </w:tcBorders>
-            <w:shd w:val="clear" w:color="auto" w:fill="1F4E79"/>
-            <w:tcMar>
-              <w:top w:w="80" w:type="dxa"/>
-              <w:left w:w="80" w:type="dxa"/>
-              <w:bottom w:w="80" w:type="dxa"/>
-              <w:right w:w="80" w:type="dxa"/>
-            </w:tcMar>
-            <w:vAlign w:val="center"/>
-            <w:hideMark/>
-          </w:tcPr>
-          <w:p>
-            <w:pPr>
-              <w:jc w:val="center"/>
-              <w:rPr>
-                <w:rFonts w:ascii="Titillium Web" w:eastAsia="Arial" w:hAnsi="Titillium Web" w:cs="Arial"/>
-                <w:sz w:val="22"/>
-                <w:szCs w:val="22"/>
-                <w:lang w:eastAsia="es-EC"/>
-              </w:rPr>
-            </w:pPr>
-            <w:r>
-              <w:rPr>
-                <w:rFonts w:ascii="Titillium Web" w:eastAsia="Arial" w:hAnsi="Titillium Web" w:cs="Arial"/>
-                <w:b/>
-                <w:bCs/>
-                <w:color w:val="FFFFFF"/>
-                <w:sz w:val="22"/>
-                <w:szCs w:val="22"/>
-                <w:lang w:eastAsia="es-EC"/>
-              </w:rPr>
-              <w:t>Proponente 2</w:t>
-            </w:r>
-          </w:p>
-        </w:tc>
-        <w:tc>
-          <w:tcPr>
-            <w:tcW w:w="2120" w:type="dxa"/>
-            <w:tcBorders>
-              <w:top w:val="single" w:sz="6" w:space="0" w:color="808080"/>
-              <w:left w:val="single" w:sz="6" w:space="0" w:color="808080"/>
-              <w:bottom w:val="single" w:sz="6" w:space="0" w:color="808080"/>
-              <w:right w:val="single" w:sz="6" w:space="0" w:color="808080"/>
-            </w:tcBorders>
-            <w:shd w:val="clear" w:color="auto" w:fill="1F4E79"/>
-            <w:tcMar>
-              <w:top w:w="80" w:type="dxa"/>
-              <w:left w:w="80" w:type="dxa"/>
-              <w:bottom w:w="80" w:type="dxa"/>
-              <w:right w:w="80" w:type="dxa"/>
-            </w:tcMar>
-            <w:vAlign w:val="center"/>
-            <w:hideMark/>
-          </w:tcPr>
-          <w:p>
-            <w:pPr>
-              <w:jc w:val="center"/>
-              <w:rPr>
-                <w:rFonts w:ascii="Titillium Web" w:eastAsia="Arial" w:hAnsi="Titillium Web" w:cs="Arial"/>
-                <w:sz w:val="22"/>
-                <w:szCs w:val="22"/>
-                <w:lang w:eastAsia="es-EC"/>
-              </w:rPr>
-            </w:pPr>
-            <w:r>
-              <w:rPr>
-                <w:rFonts w:ascii="Titillium Web" w:eastAsia="Arial" w:hAnsi="Titillium Web" w:cs="Arial"/>
-                <w:b/>
-                <w:bCs/>
-                <w:color w:val="FFFFFF"/>
-                <w:sz w:val="22"/>
-                <w:szCs w:val="22"/>
-                <w:lang w:eastAsia="es-EC"/>
-              </w:rPr>
-              <w:t>Proponente 3</w:t>
+              </w:rPr>
+              <w:t xml:space="preserve">Resultado</w:t>
             </w:r>
           </w:p>
         </w:tc>
@@ -2899,1688 +2695,26 @@
       <w:tr>
         <w:tc>
           <w:tcPr>
-            <w:tcW w:w="3000" w:type="dxa"/>
-            <w:tcBorders>
-              <w:top w:val="single" w:sz="6" w:space="0" w:color="808080"/>
-              <w:left w:val="single" w:sz="6" w:space="0" w:color="808080"/>
-              <w:bottom w:val="single" w:sz="6" w:space="0" w:color="808080"/>
-              <w:right w:val="single" w:sz="6" w:space="0" w:color="808080"/>
-            </w:tcBorders>
-            <w:tcMar>
-              <w:top w:w="80" w:type="dxa"/>
-              <w:left w:w="120" w:type="dxa"/>
-              <w:bottom w:w="80" w:type="dxa"/>
-              <w:right w:w="120" w:type="dxa"/>
-            </w:tcMar>
+            <w:tcW w:w="6800" w:type="dxa"/>
             <w:vAlign w:val="center"/>
-            <w:hideMark/>
           </w:tcPr>
           <w:p>
-            <w:pPr>
-              <w:jc w:val="both"/>
-              <w:rPr>
-                <w:rFonts w:ascii="Titillium Web" w:eastAsia="Arial" w:hAnsi="Titillium Web" w:cs="Arial"/>
-                <w:sz w:val="22"/>
-                <w:szCs w:val="22"/>
-                <w:lang w:eastAsia="es-EC"/>
-              </w:rPr>
-            </w:pPr>
             <w:r>
-              <w:rPr>
-                <w:rFonts w:ascii="Titillium Web" w:eastAsia="Arial" w:hAnsi="Titillium Web" w:cs="Arial"/>
-                <w:sz w:val="22"/>
-                <w:szCs w:val="22"/>
-                <w:lang w:eastAsia="es-EC"/>
-              </w:rPr>
-              <w:t>Vigencia del RUC y actividad económica registrada en el SRI</w:t>
+              <w:t xml:space="preserve">{#reqs}{req}</w:t>
             </w:r>
           </w:p>
         </w:tc>
         <w:tc>
           <w:tcPr>
-            <w:tcW w:w="2120" w:type="dxa"/>
-            <w:tcBorders>
-              <w:top w:val="single" w:sz="6" w:space="0" w:color="808080"/>
-              <w:left w:val="single" w:sz="6" w:space="0" w:color="808080"/>
-              <w:bottom w:val="single" w:sz="6" w:space="0" w:color="808080"/>
-              <w:right w:val="single" w:sz="6" w:space="0" w:color="808080"/>
-            </w:tcBorders>
-            <w:tcMar>
-              <w:top w:w="80" w:type="dxa"/>
-              <w:left w:w="120" w:type="dxa"/>
-              <w:bottom w:w="80" w:type="dxa"/>
-              <w:right w:w="120" w:type="dxa"/>
-            </w:tcMar>
+            <w:tcW w:w="3040" w:type="dxa"/>
             <w:vAlign w:val="center"/>
-          </w:tcPr>
-          <w:sdt>
-            <w:sdtPr>
-              <w:rPr>
-                <w:rFonts w:ascii="Titillium Web" w:eastAsia="Arial" w:hAnsi="Titillium Web" w:cs="Arial"/>
-                <w:sz w:val="22"/>
-                <w:szCs w:val="22"/>
-                <w:lang w:eastAsia="es-EC"/>
-              </w:rPr>
-              <w:id w:val="710769552"/>
-              <w:placeholder>
-                <w:docPart w:val="1707C69D430C4B2AA9B20D88FCBBAEE2"/>
-              </w:placeholder>
-              <w:temporary/>
-              <w:comboBox>
-                <w:listItem w:displayText="Cumple" w:value="Cumple"/>
-                <w:listItem w:displayText="No cumple" w:value="No cumple"/>
-              </w:comboBox>
-            </w:sdtPr>
-            <w:sdtContent>
-              <w:p>
-                <w:pPr>
-                  <w:jc w:val="center"/>
-                  <w:rPr>
-                    <w:rFonts w:ascii="Titillium Web" w:eastAsia="Arial" w:hAnsi="Titillium Web" w:cs="Arial"/>
-                    <w:sz w:val="22"/>
-                    <w:szCs w:val="22"/>
-                    <w:lang w:eastAsia="es-EC"/>
-                  </w:rPr>
-                </w:pPr>
-                <w:r>
-                  <w:rPr>
-                    <w:rFonts w:ascii="Titillium Web" w:eastAsia="Arial" w:hAnsi="Titillium Web" w:cs="Arial"/>
-                    <w:sz w:val="22"/>
-                    <w:szCs w:val="22"/>
-                    <w:lang w:eastAsia="es-EC"/>
-                  </w:rPr>
-                  <w:t>Cumple / No cumple</w:t>
-                </w:r>
-              </w:p>
-            </w:sdtContent>
-          </w:sdt>
-        </w:tc>
-        <w:tc>
-          <w:tcPr>
-            <w:tcW w:w="2120" w:type="dxa"/>
-            <w:tcBorders>
-              <w:top w:val="single" w:sz="6" w:space="0" w:color="808080"/>
-              <w:left w:val="single" w:sz="6" w:space="0" w:color="808080"/>
-              <w:bottom w:val="single" w:sz="6" w:space="0" w:color="808080"/>
-              <w:right w:val="single" w:sz="6" w:space="0" w:color="808080"/>
-            </w:tcBorders>
-            <w:tcMar>
-              <w:top w:w="80" w:type="dxa"/>
-              <w:left w:w="120" w:type="dxa"/>
-              <w:bottom w:w="80" w:type="dxa"/>
-              <w:right w:w="120" w:type="dxa"/>
-            </w:tcMar>
-            <w:vAlign w:val="center"/>
-          </w:tcPr>
-          <w:sdt>
-            <w:sdtPr>
-              <w:rPr>
-                <w:rFonts w:ascii="Titillium Web" w:eastAsia="Arial" w:hAnsi="Titillium Web" w:cs="Arial"/>
-                <w:sz w:val="22"/>
-                <w:szCs w:val="22"/>
-                <w:lang w:eastAsia="es-EC"/>
-              </w:rPr>
-              <w:id w:val="1231887733"/>
-              <w:placeholder>
-                <w:docPart w:val="E40CCDAC2FD7487B981020BB3E626653"/>
-              </w:placeholder>
-              <w:temporary/>
-              <w:comboBox>
-                <w:listItem w:displayText="Cumple" w:value="Cumple"/>
-                <w:listItem w:displayText="No cumple" w:value="No cumple"/>
-              </w:comboBox>
-            </w:sdtPr>
-            <w:sdtContent>
-              <w:p>
-                <w:pPr>
-                  <w:jc w:val="center"/>
-                  <w:rPr>
-                    <w:rFonts w:ascii="Titillium Web" w:eastAsia="Arial" w:hAnsi="Titillium Web" w:cs="Arial"/>
-                    <w:sz w:val="22"/>
-                    <w:szCs w:val="22"/>
-                    <w:lang w:eastAsia="es-EC"/>
-                  </w:rPr>
-                </w:pPr>
-                <w:r>
-                  <w:rPr>
-                    <w:rFonts w:ascii="Titillium Web" w:eastAsia="Arial" w:hAnsi="Titillium Web" w:cs="Arial"/>
-                    <w:sz w:val="22"/>
-                    <w:szCs w:val="22"/>
-                    <w:lang w:eastAsia="es-EC"/>
-                  </w:rPr>
-                  <w:t>Cumple / No cumple</w:t>
-                </w:r>
-              </w:p>
-            </w:sdtContent>
-          </w:sdt>
-        </w:tc>
-        <w:tc>
-          <w:tcPr>
-            <w:tcW w:w="2120" w:type="dxa"/>
-            <w:tcBorders>
-              <w:top w:val="single" w:sz="6" w:space="0" w:color="808080"/>
-              <w:left w:val="single" w:sz="6" w:space="0" w:color="808080"/>
-              <w:bottom w:val="single" w:sz="6" w:space="0" w:color="808080"/>
-              <w:right w:val="single" w:sz="6" w:space="0" w:color="808080"/>
-            </w:tcBorders>
-            <w:tcMar>
-              <w:top w:w="80" w:type="dxa"/>
-              <w:left w:w="120" w:type="dxa"/>
-              <w:bottom w:w="80" w:type="dxa"/>
-              <w:right w:w="120" w:type="dxa"/>
-            </w:tcMar>
-            <w:vAlign w:val="center"/>
-          </w:tcPr>
-          <w:sdt>
-            <w:sdtPr>
-              <w:rPr>
-                <w:rFonts w:ascii="Titillium Web" w:eastAsia="Arial" w:hAnsi="Titillium Web" w:cs="Arial"/>
-                <w:sz w:val="22"/>
-                <w:szCs w:val="22"/>
-                <w:lang w:eastAsia="es-EC"/>
-              </w:rPr>
-              <w:id w:val="-1534491643"/>
-              <w:placeholder>
-                <w:docPart w:val="B237DEE77D7E4036ABD2334030196701"/>
-              </w:placeholder>
-              <w:temporary/>
-              <w:comboBox>
-                <w:listItem w:displayText="Cumple" w:value="Cumple"/>
-                <w:listItem w:displayText="No cumple" w:value="No cumple"/>
-              </w:comboBox>
-            </w:sdtPr>
-            <w:sdtContent>
-              <w:p>
-                <w:pPr>
-                  <w:jc w:val="center"/>
-                  <w:rPr>
-                    <w:rFonts w:ascii="Titillium Web" w:eastAsia="Arial" w:hAnsi="Titillium Web" w:cs="Arial"/>
-                    <w:sz w:val="22"/>
-                    <w:szCs w:val="22"/>
-                    <w:lang w:eastAsia="es-EC"/>
-                  </w:rPr>
-                </w:pPr>
-                <w:r>
-                  <w:rPr>
-                    <w:rFonts w:ascii="Titillium Web" w:eastAsia="Arial" w:hAnsi="Titillium Web" w:cs="Arial"/>
-                    <w:sz w:val="22"/>
-                    <w:szCs w:val="22"/>
-                    <w:lang w:eastAsia="es-EC"/>
-                  </w:rPr>
-                  <w:t>Cumple / No cumple</w:t>
-                </w:r>
-              </w:p>
-            </w:sdtContent>
-          </w:sdt>
-        </w:tc>
-      </w:tr>
-      <w:tr>
-        <w:tc>
-          <w:tcPr>
-            <w:tcW w:w="3000" w:type="dxa"/>
-            <w:tcBorders>
-              <w:top w:val="single" w:sz="6" w:space="0" w:color="808080"/>
-              <w:left w:val="single" w:sz="6" w:space="0" w:color="808080"/>
-              <w:bottom w:val="single" w:sz="6" w:space="0" w:color="808080"/>
-              <w:right w:val="single" w:sz="6" w:space="0" w:color="808080"/>
-            </w:tcBorders>
-            <w:tcMar>
-              <w:top w:w="80" w:type="dxa"/>
-              <w:left w:w="120" w:type="dxa"/>
-              <w:bottom w:w="80" w:type="dxa"/>
-              <w:right w:w="120" w:type="dxa"/>
-            </w:tcMar>
-            <w:vAlign w:val="center"/>
-            <w:hideMark/>
           </w:tcPr>
           <w:p>
             <w:pPr>
-              <w:jc w:val="both"/>
-              <w:rPr>
-                <w:rFonts w:ascii="Titillium Web" w:eastAsia="Arial" w:hAnsi="Titillium Web" w:cs="Arial"/>
-                <w:sz w:val="22"/>
-                <w:szCs w:val="22"/>
-                <w:lang w:eastAsia="es-EC"/>
-              </w:rPr>
+              <w:jc w:val="center"/>
             </w:pPr>
             <w:r>
-              <w:rPr>
-                <w:rFonts w:ascii="Titillium Web" w:eastAsia="Arial" w:hAnsi="Titillium Web" w:cs="Arial"/>
-                <w:sz w:val="22"/>
-                <w:szCs w:val="22"/>
-                <w:lang w:eastAsia="es-EC"/>
-              </w:rPr>
-              <w:t>Cumplimiento de condiciones solicitadas</w:t>
-            </w:r>
-          </w:p>
-        </w:tc>
-        <w:tc>
-          <w:tcPr>
-            <w:tcW w:w="2120" w:type="dxa"/>
-            <w:tcBorders>
-              <w:top w:val="single" w:sz="6" w:space="0" w:color="808080"/>
-              <w:left w:val="single" w:sz="6" w:space="0" w:color="808080"/>
-              <w:bottom w:val="single" w:sz="6" w:space="0" w:color="808080"/>
-              <w:right w:val="single" w:sz="6" w:space="0" w:color="808080"/>
-            </w:tcBorders>
-            <w:tcMar>
-              <w:top w:w="80" w:type="dxa"/>
-              <w:left w:w="120" w:type="dxa"/>
-              <w:bottom w:w="80" w:type="dxa"/>
-              <w:right w:w="120" w:type="dxa"/>
-            </w:tcMar>
-            <w:vAlign w:val="center"/>
-          </w:tcPr>
-          <w:sdt>
-            <w:sdtPr>
-              <w:rPr>
-                <w:rFonts w:ascii="Titillium Web" w:eastAsia="Arial" w:hAnsi="Titillium Web" w:cs="Arial"/>
-                <w:sz w:val="22"/>
-                <w:szCs w:val="22"/>
-                <w:lang w:eastAsia="es-EC"/>
-              </w:rPr>
-              <w:id w:val="-374770583"/>
-              <w:placeholder>
-                <w:docPart w:val="CD8B97867EE840A5BC79AF6B6A94E19E"/>
-              </w:placeholder>
-              <w:temporary/>
-              <w:comboBox>
-                <w:listItem w:displayText="Cumple" w:value="Cumple"/>
-                <w:listItem w:displayText="No cumple" w:value="No cumple"/>
-              </w:comboBox>
-            </w:sdtPr>
-            <w:sdtContent>
-              <w:p>
-                <w:pPr>
-                  <w:jc w:val="center"/>
-                  <w:rPr>
-                    <w:rFonts w:ascii="Titillium Web" w:eastAsia="Arial" w:hAnsi="Titillium Web" w:cs="Arial"/>
-                    <w:sz w:val="22"/>
-                    <w:szCs w:val="22"/>
-                    <w:lang w:eastAsia="es-EC"/>
-                  </w:rPr>
-                </w:pPr>
-                <w:r>
-                  <w:rPr>
-                    <w:rFonts w:ascii="Titillium Web" w:eastAsia="Arial" w:hAnsi="Titillium Web" w:cs="Arial"/>
-                    <w:sz w:val="22"/>
-                    <w:szCs w:val="22"/>
-                    <w:lang w:eastAsia="es-EC"/>
-                  </w:rPr>
-                  <w:t>Cumple / No cumple</w:t>
-                </w:r>
-              </w:p>
-            </w:sdtContent>
-          </w:sdt>
-        </w:tc>
-        <w:tc>
-          <w:tcPr>
-            <w:tcW w:w="2120" w:type="dxa"/>
-            <w:tcBorders>
-              <w:top w:val="single" w:sz="6" w:space="0" w:color="808080"/>
-              <w:left w:val="single" w:sz="6" w:space="0" w:color="808080"/>
-              <w:bottom w:val="single" w:sz="6" w:space="0" w:color="808080"/>
-              <w:right w:val="single" w:sz="6" w:space="0" w:color="808080"/>
-            </w:tcBorders>
-            <w:tcMar>
-              <w:top w:w="80" w:type="dxa"/>
-              <w:left w:w="120" w:type="dxa"/>
-              <w:bottom w:w="80" w:type="dxa"/>
-              <w:right w:w="120" w:type="dxa"/>
-            </w:tcMar>
-            <w:vAlign w:val="center"/>
-          </w:tcPr>
-          <w:sdt>
-            <w:sdtPr>
-              <w:rPr>
-                <w:rFonts w:ascii="Titillium Web" w:eastAsia="Arial" w:hAnsi="Titillium Web" w:cs="Arial"/>
-                <w:sz w:val="22"/>
-                <w:szCs w:val="22"/>
-                <w:lang w:eastAsia="es-EC"/>
-              </w:rPr>
-              <w:id w:val="-2016302783"/>
-              <w:placeholder>
-                <w:docPart w:val="31AD3496E7F34612A3D232976D516951"/>
-              </w:placeholder>
-              <w:temporary/>
-              <w:comboBox>
-                <w:listItem w:displayText="Cumple" w:value="Cumple"/>
-                <w:listItem w:displayText="No cumple" w:value="No cumple"/>
-              </w:comboBox>
-            </w:sdtPr>
-            <w:sdtContent>
-              <w:p>
-                <w:pPr>
-                  <w:jc w:val="center"/>
-                  <w:rPr>
-                    <w:rFonts w:ascii="Titillium Web" w:eastAsia="Arial" w:hAnsi="Titillium Web" w:cs="Arial"/>
-                    <w:sz w:val="22"/>
-                    <w:szCs w:val="22"/>
-                    <w:lang w:eastAsia="es-EC"/>
-                  </w:rPr>
-                </w:pPr>
-                <w:r>
-                  <w:rPr>
-                    <w:rFonts w:ascii="Titillium Web" w:eastAsia="Arial" w:hAnsi="Titillium Web" w:cs="Arial"/>
-                    <w:sz w:val="22"/>
-                    <w:szCs w:val="22"/>
-                    <w:lang w:eastAsia="es-EC"/>
-                  </w:rPr>
-                  <w:t>Cumple / No cumple</w:t>
-                </w:r>
-              </w:p>
-            </w:sdtContent>
-          </w:sdt>
-        </w:tc>
-        <w:tc>
-          <w:tcPr>
-            <w:tcW w:w="2120" w:type="dxa"/>
-            <w:tcBorders>
-              <w:top w:val="single" w:sz="6" w:space="0" w:color="808080"/>
-              <w:left w:val="single" w:sz="6" w:space="0" w:color="808080"/>
-              <w:bottom w:val="single" w:sz="6" w:space="0" w:color="808080"/>
-              <w:right w:val="single" w:sz="6" w:space="0" w:color="808080"/>
-            </w:tcBorders>
-            <w:tcMar>
-              <w:top w:w="80" w:type="dxa"/>
-              <w:left w:w="120" w:type="dxa"/>
-              <w:bottom w:w="80" w:type="dxa"/>
-              <w:right w:w="120" w:type="dxa"/>
-            </w:tcMar>
-            <w:vAlign w:val="center"/>
-          </w:tcPr>
-          <w:sdt>
-            <w:sdtPr>
-              <w:rPr>
-                <w:rFonts w:ascii="Titillium Web" w:eastAsia="Arial" w:hAnsi="Titillium Web" w:cs="Arial"/>
-                <w:sz w:val="22"/>
-                <w:szCs w:val="22"/>
-                <w:lang w:eastAsia="es-EC"/>
-              </w:rPr>
-              <w:id w:val="719409342"/>
-              <w:placeholder>
-                <w:docPart w:val="4B7516AF263548DC8DD072629C5B3558"/>
-              </w:placeholder>
-              <w:temporary/>
-              <w:comboBox>
-                <w:listItem w:displayText="Cumple" w:value="Cumple"/>
-                <w:listItem w:displayText="No cumple" w:value="No cumple"/>
-              </w:comboBox>
-            </w:sdtPr>
-            <w:sdtContent>
-              <w:p>
-                <w:pPr>
-                  <w:jc w:val="center"/>
-                  <w:rPr>
-                    <w:rFonts w:ascii="Titillium Web" w:eastAsia="Arial" w:hAnsi="Titillium Web" w:cs="Arial"/>
-                    <w:sz w:val="22"/>
-                    <w:szCs w:val="22"/>
-                    <w:lang w:eastAsia="es-EC"/>
-                  </w:rPr>
-                </w:pPr>
-                <w:r>
-                  <w:rPr>
-                    <w:rFonts w:ascii="Titillium Web" w:eastAsia="Arial" w:hAnsi="Titillium Web" w:cs="Arial"/>
-                    <w:sz w:val="22"/>
-                    <w:szCs w:val="22"/>
-                    <w:lang w:eastAsia="es-EC"/>
-                  </w:rPr>
-                  <w:t>Cumple / No cumple</w:t>
-                </w:r>
-              </w:p>
-            </w:sdtContent>
-          </w:sdt>
-        </w:tc>
-      </w:tr>
-      <w:tr>
-        <w:tc>
-          <w:tcPr>
-            <w:tcW w:w="3000" w:type="dxa"/>
-            <w:tcBorders>
-              <w:top w:val="single" w:sz="6" w:space="0" w:color="808080"/>
-              <w:left w:val="single" w:sz="6" w:space="0" w:color="808080"/>
-              <w:bottom w:val="single" w:sz="6" w:space="0" w:color="808080"/>
-              <w:right w:val="single" w:sz="6" w:space="0" w:color="808080"/>
-            </w:tcBorders>
-            <w:tcMar>
-              <w:top w:w="80" w:type="dxa"/>
-              <w:left w:w="120" w:type="dxa"/>
-              <w:bottom w:w="80" w:type="dxa"/>
-              <w:right w:w="120" w:type="dxa"/>
-            </w:tcMar>
-            <w:vAlign w:val="center"/>
-            <w:hideMark/>
-          </w:tcPr>
-          <w:p>
-            <w:pPr>
-              <w:jc w:val="both"/>
-              <w:rPr>
-                <w:rFonts w:ascii="Titillium Web" w:eastAsia="Arial" w:hAnsi="Titillium Web" w:cs="Arial"/>
-                <w:sz w:val="22"/>
-                <w:szCs w:val="22"/>
-                <w:lang w:eastAsia="es-EC"/>
-              </w:rPr>
-            </w:pPr>
-            <w:r>
-              <w:rPr>
-                <w:rFonts w:ascii="Titillium Web" w:eastAsia="Arial" w:hAnsi="Titillium Web" w:cs="Arial"/>
-                <w:sz w:val="22"/>
-                <w:szCs w:val="22"/>
-                <w:lang w:eastAsia="es-EC"/>
-              </w:rPr>
-              <w:t>Plazo de entrega o ejecución</w:t>
-            </w:r>
-          </w:p>
-        </w:tc>
-        <w:tc>
-          <w:tcPr>
-            <w:tcW w:w="2120" w:type="dxa"/>
-            <w:tcBorders>
-              <w:top w:val="single" w:sz="6" w:space="0" w:color="808080"/>
-              <w:left w:val="single" w:sz="6" w:space="0" w:color="808080"/>
-              <w:bottom w:val="single" w:sz="6" w:space="0" w:color="808080"/>
-              <w:right w:val="single" w:sz="6" w:space="0" w:color="808080"/>
-            </w:tcBorders>
-            <w:tcMar>
-              <w:top w:w="80" w:type="dxa"/>
-              <w:left w:w="120" w:type="dxa"/>
-              <w:bottom w:w="80" w:type="dxa"/>
-              <w:right w:w="120" w:type="dxa"/>
-            </w:tcMar>
-            <w:vAlign w:val="center"/>
-          </w:tcPr>
-          <w:sdt>
-            <w:sdtPr>
-              <w:rPr>
-                <w:rFonts w:ascii="Titillium Web" w:eastAsia="Arial" w:hAnsi="Titillium Web" w:cs="Arial"/>
-                <w:sz w:val="22"/>
-                <w:szCs w:val="22"/>
-                <w:lang w:eastAsia="es-EC"/>
-              </w:rPr>
-              <w:id w:val="487918878"/>
-              <w:placeholder>
-                <w:docPart w:val="D4081A8ABC824EE09BE589415D88EA71"/>
-              </w:placeholder>
-              <w:temporary/>
-              <w:comboBox>
-                <w:listItem w:displayText="Cumple" w:value="Cumple"/>
-                <w:listItem w:displayText="No cumple" w:value="No cumple"/>
-              </w:comboBox>
-            </w:sdtPr>
-            <w:sdtContent>
-              <w:p>
-                <w:pPr>
-                  <w:jc w:val="center"/>
-                  <w:rPr>
-                    <w:rFonts w:ascii="Titillium Web" w:eastAsia="Arial" w:hAnsi="Titillium Web" w:cs="Arial"/>
-                    <w:sz w:val="22"/>
-                    <w:szCs w:val="22"/>
-                    <w:lang w:eastAsia="es-EC"/>
-                  </w:rPr>
-                </w:pPr>
-                <w:r>
-                  <w:rPr>
-                    <w:rFonts w:ascii="Titillium Web" w:eastAsia="Arial" w:hAnsi="Titillium Web" w:cs="Arial"/>
-                    <w:sz w:val="22"/>
-                    <w:szCs w:val="22"/>
-                    <w:lang w:eastAsia="es-EC"/>
-                  </w:rPr>
-                  <w:t>Cumple / No cumple</w:t>
-                </w:r>
-              </w:p>
-            </w:sdtContent>
-          </w:sdt>
-        </w:tc>
-        <w:tc>
-          <w:tcPr>
-            <w:tcW w:w="2120" w:type="dxa"/>
-            <w:tcBorders>
-              <w:top w:val="single" w:sz="6" w:space="0" w:color="808080"/>
-              <w:left w:val="single" w:sz="6" w:space="0" w:color="808080"/>
-              <w:bottom w:val="single" w:sz="6" w:space="0" w:color="808080"/>
-              <w:right w:val="single" w:sz="6" w:space="0" w:color="808080"/>
-            </w:tcBorders>
-            <w:tcMar>
-              <w:top w:w="80" w:type="dxa"/>
-              <w:left w:w="120" w:type="dxa"/>
-              <w:bottom w:w="80" w:type="dxa"/>
-              <w:right w:w="120" w:type="dxa"/>
-            </w:tcMar>
-            <w:vAlign w:val="center"/>
-          </w:tcPr>
-          <w:sdt>
-            <w:sdtPr>
-              <w:rPr>
-                <w:rFonts w:ascii="Titillium Web" w:eastAsia="Arial" w:hAnsi="Titillium Web" w:cs="Arial"/>
-                <w:sz w:val="22"/>
-                <w:szCs w:val="22"/>
-                <w:lang w:eastAsia="es-EC"/>
-              </w:rPr>
-              <w:id w:val="-196775107"/>
-              <w:placeholder>
-                <w:docPart w:val="C6D404CC62B343639F63DA559C1FEDE8"/>
-              </w:placeholder>
-              <w:temporary/>
-              <w:comboBox>
-                <w:listItem w:displayText="Cumple" w:value="Cumple"/>
-                <w:listItem w:displayText="No cumple" w:value="No cumple"/>
-              </w:comboBox>
-            </w:sdtPr>
-            <w:sdtContent>
-              <w:p>
-                <w:pPr>
-                  <w:jc w:val="center"/>
-                  <w:rPr>
-                    <w:rFonts w:ascii="Titillium Web" w:eastAsia="Arial" w:hAnsi="Titillium Web" w:cs="Arial"/>
-                    <w:sz w:val="22"/>
-                    <w:szCs w:val="22"/>
-                    <w:lang w:eastAsia="es-EC"/>
-                  </w:rPr>
-                </w:pPr>
-                <w:r>
-                  <w:rPr>
-                    <w:rFonts w:ascii="Titillium Web" w:eastAsia="Arial" w:hAnsi="Titillium Web" w:cs="Arial"/>
-                    <w:sz w:val="22"/>
-                    <w:szCs w:val="22"/>
-                    <w:lang w:eastAsia="es-EC"/>
-                  </w:rPr>
-                  <w:t>Cumple / No cumple</w:t>
-                </w:r>
-              </w:p>
-            </w:sdtContent>
-          </w:sdt>
-        </w:tc>
-        <w:tc>
-          <w:tcPr>
-            <w:tcW w:w="2120" w:type="dxa"/>
-            <w:tcBorders>
-              <w:top w:val="single" w:sz="6" w:space="0" w:color="808080"/>
-              <w:left w:val="single" w:sz="6" w:space="0" w:color="808080"/>
-              <w:bottom w:val="single" w:sz="6" w:space="0" w:color="808080"/>
-              <w:right w:val="single" w:sz="6" w:space="0" w:color="808080"/>
-            </w:tcBorders>
-            <w:tcMar>
-              <w:top w:w="80" w:type="dxa"/>
-              <w:left w:w="120" w:type="dxa"/>
-              <w:bottom w:w="80" w:type="dxa"/>
-              <w:right w:w="120" w:type="dxa"/>
-            </w:tcMar>
-            <w:vAlign w:val="center"/>
-          </w:tcPr>
-          <w:sdt>
-            <w:sdtPr>
-              <w:rPr>
-                <w:rFonts w:ascii="Titillium Web" w:eastAsia="Arial" w:hAnsi="Titillium Web" w:cs="Arial"/>
-                <w:sz w:val="22"/>
-                <w:szCs w:val="22"/>
-                <w:lang w:eastAsia="es-EC"/>
-              </w:rPr>
-              <w:id w:val="-1102955012"/>
-              <w:placeholder>
-                <w:docPart w:val="9C248E1D95C842FA8E00C9C47487F4F8"/>
-              </w:placeholder>
-              <w:temporary/>
-              <w:comboBox>
-                <w:listItem w:displayText="Cumple" w:value="Cumple"/>
-                <w:listItem w:displayText="No cumple" w:value="No cumple"/>
-              </w:comboBox>
-            </w:sdtPr>
-            <w:sdtContent>
-              <w:p>
-                <w:pPr>
-                  <w:jc w:val="center"/>
-                  <w:rPr>
-                    <w:rFonts w:ascii="Titillium Web" w:eastAsia="Arial" w:hAnsi="Titillium Web" w:cs="Arial"/>
-                    <w:sz w:val="22"/>
-                    <w:szCs w:val="22"/>
-                    <w:lang w:eastAsia="es-EC"/>
-                  </w:rPr>
-                </w:pPr>
-                <w:r>
-                  <w:rPr>
-                    <w:rFonts w:ascii="Titillium Web" w:eastAsia="Arial" w:hAnsi="Titillium Web" w:cs="Arial"/>
-                    <w:sz w:val="22"/>
-                    <w:szCs w:val="22"/>
-                    <w:lang w:eastAsia="es-EC"/>
-                  </w:rPr>
-                  <w:t>Cumple / No cumple</w:t>
-                </w:r>
-              </w:p>
-            </w:sdtContent>
-          </w:sdt>
-        </w:tc>
-      </w:tr>
-      <w:tr>
-        <w:tc>
-          <w:tcPr>
-            <w:tcW w:w="3000" w:type="dxa"/>
-            <w:tcBorders>
-              <w:top w:val="single" w:sz="6" w:space="0" w:color="808080"/>
-              <w:left w:val="single" w:sz="6" w:space="0" w:color="808080"/>
-              <w:bottom w:val="single" w:sz="6" w:space="0" w:color="808080"/>
-              <w:right w:val="single" w:sz="6" w:space="0" w:color="808080"/>
-            </w:tcBorders>
-            <w:tcMar>
-              <w:top w:w="80" w:type="dxa"/>
-              <w:left w:w="120" w:type="dxa"/>
-              <w:bottom w:w="80" w:type="dxa"/>
-              <w:right w:w="120" w:type="dxa"/>
-            </w:tcMar>
-            <w:vAlign w:val="center"/>
-            <w:hideMark/>
-          </w:tcPr>
-          <w:p>
-            <w:pPr>
-              <w:jc w:val="both"/>
-              <w:rPr>
-                <w:rFonts w:ascii="Titillium Web" w:eastAsia="Arial" w:hAnsi="Titillium Web" w:cs="Arial"/>
-                <w:sz w:val="22"/>
-                <w:szCs w:val="22"/>
-                <w:lang w:eastAsia="es-EC"/>
-              </w:rPr>
-            </w:pPr>
-            <w:r>
-              <w:rPr>
-                <w:rFonts w:ascii="Titillium Web" w:eastAsia="Arial" w:hAnsi="Titillium Web" w:cs="Arial"/>
-                <w:sz w:val="22"/>
-                <w:szCs w:val="22"/>
-                <w:lang w:eastAsia="es-EC"/>
-              </w:rPr>
-              <w:t>Garantías ofrecidas</w:t>
-            </w:r>
-          </w:p>
-        </w:tc>
-        <w:tc>
-          <w:tcPr>
-            <w:tcW w:w="2120" w:type="dxa"/>
-            <w:tcBorders>
-              <w:top w:val="single" w:sz="6" w:space="0" w:color="808080"/>
-              <w:left w:val="single" w:sz="6" w:space="0" w:color="808080"/>
-              <w:bottom w:val="single" w:sz="6" w:space="0" w:color="808080"/>
-              <w:right w:val="single" w:sz="6" w:space="0" w:color="808080"/>
-            </w:tcBorders>
-            <w:tcMar>
-              <w:top w:w="80" w:type="dxa"/>
-              <w:left w:w="120" w:type="dxa"/>
-              <w:bottom w:w="80" w:type="dxa"/>
-              <w:right w:w="120" w:type="dxa"/>
-            </w:tcMar>
-            <w:vAlign w:val="center"/>
-          </w:tcPr>
-          <w:sdt>
-            <w:sdtPr>
-              <w:rPr>
-                <w:rFonts w:ascii="Titillium Web" w:eastAsia="Arial" w:hAnsi="Titillium Web" w:cs="Arial"/>
-                <w:sz w:val="22"/>
-                <w:szCs w:val="22"/>
-                <w:lang w:eastAsia="es-EC"/>
-              </w:rPr>
-              <w:id w:val="-511372956"/>
-              <w:placeholder>
-                <w:docPart w:val="B9F7EB1B8CCA417FA01DBC6F1838BC8D"/>
-              </w:placeholder>
-              <w:temporary/>
-              <w:comboBox>
-                <w:listItem w:displayText="Cumple" w:value="Cumple"/>
-                <w:listItem w:displayText="No cumple" w:value="No cumple"/>
-              </w:comboBox>
-            </w:sdtPr>
-            <w:sdtContent>
-              <w:p>
-                <w:pPr>
-                  <w:jc w:val="center"/>
-                  <w:rPr>
-                    <w:rFonts w:ascii="Titillium Web" w:eastAsia="Arial" w:hAnsi="Titillium Web" w:cs="Arial"/>
-                    <w:sz w:val="22"/>
-                    <w:szCs w:val="22"/>
-                    <w:lang w:eastAsia="es-EC"/>
-                  </w:rPr>
-                </w:pPr>
-                <w:r>
-                  <w:rPr>
-                    <w:rFonts w:ascii="Titillium Web" w:eastAsia="Arial" w:hAnsi="Titillium Web" w:cs="Arial"/>
-                    <w:sz w:val="22"/>
-                    <w:szCs w:val="22"/>
-                    <w:lang w:eastAsia="es-EC"/>
-                  </w:rPr>
-                  <w:t>Cumple / No cumple</w:t>
-                </w:r>
-              </w:p>
-            </w:sdtContent>
-          </w:sdt>
-        </w:tc>
-        <w:tc>
-          <w:tcPr>
-            <w:tcW w:w="2120" w:type="dxa"/>
-            <w:tcBorders>
-              <w:top w:val="single" w:sz="6" w:space="0" w:color="808080"/>
-              <w:left w:val="single" w:sz="6" w:space="0" w:color="808080"/>
-              <w:bottom w:val="single" w:sz="6" w:space="0" w:color="808080"/>
-              <w:right w:val="single" w:sz="6" w:space="0" w:color="808080"/>
-            </w:tcBorders>
-            <w:tcMar>
-              <w:top w:w="80" w:type="dxa"/>
-              <w:left w:w="120" w:type="dxa"/>
-              <w:bottom w:w="80" w:type="dxa"/>
-              <w:right w:w="120" w:type="dxa"/>
-            </w:tcMar>
-            <w:vAlign w:val="center"/>
-          </w:tcPr>
-          <w:sdt>
-            <w:sdtPr>
-              <w:rPr>
-                <w:rFonts w:ascii="Titillium Web" w:eastAsia="Arial" w:hAnsi="Titillium Web" w:cs="Arial"/>
-                <w:sz w:val="22"/>
-                <w:szCs w:val="22"/>
-                <w:lang w:eastAsia="es-EC"/>
-              </w:rPr>
-              <w:id w:val="-391422338"/>
-              <w:placeholder>
-                <w:docPart w:val="BF3EA9D7BD1B4E3D8EF31A267E0D2A63"/>
-              </w:placeholder>
-              <w:temporary/>
-              <w:comboBox>
-                <w:listItem w:displayText="Cumple" w:value="Cumple"/>
-                <w:listItem w:displayText="No cumple" w:value="No cumple"/>
-              </w:comboBox>
-            </w:sdtPr>
-            <w:sdtContent>
-              <w:p>
-                <w:pPr>
-                  <w:jc w:val="center"/>
-                  <w:rPr>
-                    <w:rFonts w:ascii="Titillium Web" w:eastAsia="Arial" w:hAnsi="Titillium Web" w:cs="Arial"/>
-                    <w:sz w:val="22"/>
-                    <w:szCs w:val="22"/>
-                    <w:lang w:eastAsia="es-EC"/>
-                  </w:rPr>
-                </w:pPr>
-                <w:r>
-                  <w:rPr>
-                    <w:rFonts w:ascii="Titillium Web" w:eastAsia="Arial" w:hAnsi="Titillium Web" w:cs="Arial"/>
-                    <w:sz w:val="22"/>
-                    <w:szCs w:val="22"/>
-                    <w:lang w:eastAsia="es-EC"/>
-                  </w:rPr>
-                  <w:t>Cumple / No cumple</w:t>
-                </w:r>
-              </w:p>
-            </w:sdtContent>
-          </w:sdt>
-        </w:tc>
-        <w:tc>
-          <w:tcPr>
-            <w:tcW w:w="2120" w:type="dxa"/>
-            <w:tcBorders>
-              <w:top w:val="single" w:sz="6" w:space="0" w:color="808080"/>
-              <w:left w:val="single" w:sz="6" w:space="0" w:color="808080"/>
-              <w:bottom w:val="single" w:sz="6" w:space="0" w:color="808080"/>
-              <w:right w:val="single" w:sz="6" w:space="0" w:color="808080"/>
-            </w:tcBorders>
-            <w:tcMar>
-              <w:top w:w="80" w:type="dxa"/>
-              <w:left w:w="120" w:type="dxa"/>
-              <w:bottom w:w="80" w:type="dxa"/>
-              <w:right w:w="120" w:type="dxa"/>
-            </w:tcMar>
-            <w:vAlign w:val="center"/>
-          </w:tcPr>
-          <w:sdt>
-            <w:sdtPr>
-              <w:rPr>
-                <w:rFonts w:ascii="Titillium Web" w:eastAsia="Arial" w:hAnsi="Titillium Web" w:cs="Arial"/>
-                <w:sz w:val="22"/>
-                <w:szCs w:val="22"/>
-                <w:lang w:eastAsia="es-EC"/>
-              </w:rPr>
-              <w:id w:val="193119485"/>
-              <w:placeholder>
-                <w:docPart w:val="6757B268866246B780B79F7F9AE59E1F"/>
-              </w:placeholder>
-              <w:temporary/>
-              <w:comboBox>
-                <w:listItem w:displayText="Cumple" w:value="Cumple"/>
-                <w:listItem w:displayText="No cumple" w:value="No cumple"/>
-              </w:comboBox>
-            </w:sdtPr>
-            <w:sdtContent>
-              <w:p>
-                <w:pPr>
-                  <w:jc w:val="center"/>
-                  <w:rPr>
-                    <w:rFonts w:ascii="Titillium Web" w:eastAsia="Arial" w:hAnsi="Titillium Web" w:cs="Arial"/>
-                    <w:sz w:val="22"/>
-                    <w:szCs w:val="22"/>
-                    <w:lang w:eastAsia="es-EC"/>
-                  </w:rPr>
-                </w:pPr>
-                <w:r>
-                  <w:rPr>
-                    <w:rFonts w:ascii="Titillium Web" w:eastAsia="Arial" w:hAnsi="Titillium Web" w:cs="Arial"/>
-                    <w:sz w:val="22"/>
-                    <w:szCs w:val="22"/>
-                    <w:lang w:eastAsia="es-EC"/>
-                  </w:rPr>
-                  <w:t>Cumple / No cumple</w:t>
-                </w:r>
-              </w:p>
-            </w:sdtContent>
-          </w:sdt>
-        </w:tc>
-      </w:tr>
-      <w:tr>
-        <w:tc>
-          <w:tcPr>
-            <w:tcW w:w="3000" w:type="dxa"/>
-            <w:tcBorders>
-              <w:top w:val="single" w:sz="6" w:space="0" w:color="808080"/>
-              <w:left w:val="single" w:sz="6" w:space="0" w:color="808080"/>
-              <w:bottom w:val="single" w:sz="6" w:space="0" w:color="808080"/>
-              <w:right w:val="single" w:sz="6" w:space="0" w:color="808080"/>
-            </w:tcBorders>
-            <w:tcMar>
-              <w:top w:w="80" w:type="dxa"/>
-              <w:left w:w="120" w:type="dxa"/>
-              <w:bottom w:w="80" w:type="dxa"/>
-              <w:right w:w="120" w:type="dxa"/>
-            </w:tcMar>
-            <w:vAlign w:val="center"/>
-            <w:hideMark/>
-          </w:tcPr>
-          <w:p>
-            <w:pPr>
-              <w:jc w:val="both"/>
-              <w:rPr>
-                <w:rFonts w:ascii="Titillium Web" w:eastAsia="Arial" w:hAnsi="Titillium Web" w:cs="Arial"/>
-                <w:sz w:val="22"/>
-                <w:szCs w:val="22"/>
-                <w:lang w:eastAsia="es-EC"/>
-              </w:rPr>
-            </w:pPr>
-            <w:r>
-              <w:rPr>
-                <w:rFonts w:ascii="Titillium Web" w:eastAsia="Arial" w:hAnsi="Titillium Web" w:cs="Arial"/>
-                <w:sz w:val="22"/>
-                <w:szCs w:val="22"/>
-                <w:lang w:eastAsia="es-EC"/>
-              </w:rPr>
-              <w:t>Experiencia demostrable (cuando aplique)</w:t>
-            </w:r>
-          </w:p>
-        </w:tc>
-        <w:tc>
-          <w:tcPr>
-            <w:tcW w:w="2120" w:type="dxa"/>
-            <w:tcBorders>
-              <w:top w:val="single" w:sz="6" w:space="0" w:color="808080"/>
-              <w:left w:val="single" w:sz="6" w:space="0" w:color="808080"/>
-              <w:bottom w:val="single" w:sz="6" w:space="0" w:color="808080"/>
-              <w:right w:val="single" w:sz="6" w:space="0" w:color="808080"/>
-            </w:tcBorders>
-            <w:tcMar>
-              <w:top w:w="80" w:type="dxa"/>
-              <w:left w:w="120" w:type="dxa"/>
-              <w:bottom w:w="80" w:type="dxa"/>
-              <w:right w:w="120" w:type="dxa"/>
-            </w:tcMar>
-            <w:vAlign w:val="center"/>
-          </w:tcPr>
-          <w:sdt>
-            <w:sdtPr>
-              <w:rPr>
-                <w:rFonts w:ascii="Titillium Web" w:eastAsia="Arial" w:hAnsi="Titillium Web" w:cs="Arial"/>
-                <w:sz w:val="22"/>
-                <w:szCs w:val="22"/>
-                <w:lang w:eastAsia="es-EC"/>
-              </w:rPr>
-              <w:id w:val="138996353"/>
-              <w:placeholder>
-                <w:docPart w:val="D26761CB387A4298833EEB252921DB6C"/>
-              </w:placeholder>
-              <w:temporary/>
-              <w:comboBox>
-                <w:listItem w:displayText="Cumple" w:value="Cumple"/>
-                <w:listItem w:displayText="No cumple" w:value="No cumple"/>
-              </w:comboBox>
-            </w:sdtPr>
-            <w:sdtContent>
-              <w:p>
-                <w:pPr>
-                  <w:jc w:val="center"/>
-                  <w:rPr>
-                    <w:rFonts w:ascii="Titillium Web" w:eastAsia="Arial" w:hAnsi="Titillium Web" w:cs="Arial"/>
-                    <w:sz w:val="22"/>
-                    <w:szCs w:val="22"/>
-                    <w:lang w:eastAsia="es-EC"/>
-                  </w:rPr>
-                </w:pPr>
-                <w:r>
-                  <w:rPr>
-                    <w:rFonts w:ascii="Titillium Web" w:eastAsia="Arial" w:hAnsi="Titillium Web" w:cs="Arial"/>
-                    <w:sz w:val="22"/>
-                    <w:szCs w:val="22"/>
-                    <w:lang w:eastAsia="es-EC"/>
-                  </w:rPr>
-                  <w:t>Cumple / No cumple</w:t>
-                </w:r>
-              </w:p>
-            </w:sdtContent>
-          </w:sdt>
-        </w:tc>
-        <w:tc>
-          <w:tcPr>
-            <w:tcW w:w="2120" w:type="dxa"/>
-            <w:tcBorders>
-              <w:top w:val="single" w:sz="6" w:space="0" w:color="808080"/>
-              <w:left w:val="single" w:sz="6" w:space="0" w:color="808080"/>
-              <w:bottom w:val="single" w:sz="6" w:space="0" w:color="808080"/>
-              <w:right w:val="single" w:sz="6" w:space="0" w:color="808080"/>
-            </w:tcBorders>
-            <w:tcMar>
-              <w:top w:w="80" w:type="dxa"/>
-              <w:left w:w="120" w:type="dxa"/>
-              <w:bottom w:w="80" w:type="dxa"/>
-              <w:right w:w="120" w:type="dxa"/>
-            </w:tcMar>
-            <w:vAlign w:val="center"/>
-          </w:tcPr>
-          <w:sdt>
-            <w:sdtPr>
-              <w:rPr>
-                <w:rFonts w:ascii="Titillium Web" w:eastAsia="Arial" w:hAnsi="Titillium Web" w:cs="Arial"/>
-                <w:sz w:val="22"/>
-                <w:szCs w:val="22"/>
-                <w:lang w:eastAsia="es-EC"/>
-              </w:rPr>
-              <w:id w:val="-2104254744"/>
-              <w:placeholder>
-                <w:docPart w:val="20D8748A70A84026977C02AD0B4B8287"/>
-              </w:placeholder>
-              <w:temporary/>
-              <w:comboBox>
-                <w:listItem w:displayText="Cumple" w:value="Cumple"/>
-                <w:listItem w:displayText="No cumple" w:value="No cumple"/>
-              </w:comboBox>
-            </w:sdtPr>
-            <w:sdtContent>
-              <w:p>
-                <w:pPr>
-                  <w:jc w:val="center"/>
-                  <w:rPr>
-                    <w:rFonts w:ascii="Titillium Web" w:eastAsia="Arial" w:hAnsi="Titillium Web" w:cs="Arial"/>
-                    <w:sz w:val="22"/>
-                    <w:szCs w:val="22"/>
-                    <w:lang w:eastAsia="es-EC"/>
-                  </w:rPr>
-                </w:pPr>
-                <w:r>
-                  <w:rPr>
-                    <w:rFonts w:ascii="Titillium Web" w:eastAsia="Arial" w:hAnsi="Titillium Web" w:cs="Arial"/>
-                    <w:sz w:val="22"/>
-                    <w:szCs w:val="22"/>
-                    <w:lang w:eastAsia="es-EC"/>
-                  </w:rPr>
-                  <w:t>Cumple / No cumple</w:t>
-                </w:r>
-              </w:p>
-            </w:sdtContent>
-          </w:sdt>
-        </w:tc>
-        <w:tc>
-          <w:tcPr>
-            <w:tcW w:w="2120" w:type="dxa"/>
-            <w:tcBorders>
-              <w:top w:val="single" w:sz="6" w:space="0" w:color="808080"/>
-              <w:left w:val="single" w:sz="6" w:space="0" w:color="808080"/>
-              <w:bottom w:val="single" w:sz="6" w:space="0" w:color="808080"/>
-              <w:right w:val="single" w:sz="6" w:space="0" w:color="808080"/>
-            </w:tcBorders>
-            <w:tcMar>
-              <w:top w:w="80" w:type="dxa"/>
-              <w:left w:w="120" w:type="dxa"/>
-              <w:bottom w:w="80" w:type="dxa"/>
-              <w:right w:w="120" w:type="dxa"/>
-            </w:tcMar>
-            <w:vAlign w:val="center"/>
-          </w:tcPr>
-          <w:sdt>
-            <w:sdtPr>
-              <w:rPr>
-                <w:rFonts w:ascii="Titillium Web" w:eastAsia="Arial" w:hAnsi="Titillium Web" w:cs="Arial"/>
-                <w:sz w:val="22"/>
-                <w:szCs w:val="22"/>
-                <w:lang w:eastAsia="es-EC"/>
-              </w:rPr>
-              <w:id w:val="-530417089"/>
-              <w:placeholder>
-                <w:docPart w:val="478CFBFB6C81433C8970678736BD4DA7"/>
-              </w:placeholder>
-              <w:temporary/>
-              <w:comboBox>
-                <w:listItem w:displayText="Cumple" w:value="Cumple"/>
-                <w:listItem w:displayText="No cumple" w:value="No cumple"/>
-              </w:comboBox>
-            </w:sdtPr>
-            <w:sdtContent>
-              <w:p>
-                <w:pPr>
-                  <w:jc w:val="center"/>
-                  <w:rPr>
-                    <w:rFonts w:ascii="Titillium Web" w:eastAsia="Arial" w:hAnsi="Titillium Web" w:cs="Arial"/>
-                    <w:sz w:val="22"/>
-                    <w:szCs w:val="22"/>
-                    <w:lang w:eastAsia="es-EC"/>
-                  </w:rPr>
-                </w:pPr>
-                <w:r>
-                  <w:rPr>
-                    <w:rFonts w:ascii="Titillium Web" w:eastAsia="Arial" w:hAnsi="Titillium Web" w:cs="Arial"/>
-                    <w:sz w:val="22"/>
-                    <w:szCs w:val="22"/>
-                    <w:lang w:eastAsia="es-EC"/>
-                  </w:rPr>
-                  <w:t>Cumple / No cumple</w:t>
-                </w:r>
-              </w:p>
-            </w:sdtContent>
-          </w:sdt>
-        </w:tc>
-      </w:tr>
-      <w:tr>
-        <w:tc>
-          <w:tcPr>
-            <w:tcW w:w="3000" w:type="dxa"/>
-            <w:tcBorders>
-              <w:top w:val="single" w:sz="6" w:space="0" w:color="808080"/>
-              <w:left w:val="single" w:sz="6" w:space="0" w:color="808080"/>
-              <w:bottom w:val="single" w:sz="6" w:space="0" w:color="808080"/>
-              <w:right w:val="single" w:sz="6" w:space="0" w:color="808080"/>
-            </w:tcBorders>
-            <w:tcMar>
-              <w:top w:w="80" w:type="dxa"/>
-              <w:left w:w="120" w:type="dxa"/>
-              <w:bottom w:w="80" w:type="dxa"/>
-              <w:right w:w="120" w:type="dxa"/>
-            </w:tcMar>
-            <w:vAlign w:val="center"/>
-            <w:hideMark/>
-          </w:tcPr>
-          <w:p>
-            <w:pPr>
-              <w:jc w:val="both"/>
-              <w:rPr>
-                <w:rFonts w:ascii="Titillium Web" w:eastAsia="Arial" w:hAnsi="Titillium Web" w:cs="Arial"/>
-                <w:sz w:val="22"/>
-                <w:szCs w:val="22"/>
-                <w:lang w:eastAsia="es-EC"/>
-              </w:rPr>
-            </w:pPr>
-            <w:commentRangeStart w:id="3"/>
-            <w:r>
-              <w:rPr>
-                <w:rFonts w:ascii="Titillium Web" w:eastAsia="Arial" w:hAnsi="Titillium Web" w:cs="Arial"/>
-                <w:sz w:val="22"/>
-                <w:szCs w:val="22"/>
-                <w:lang w:eastAsia="es-EC"/>
-              </w:rPr>
-              <w:t>(Otros parámetros previstos en la solicitud de cotización)</w:t>
-            </w:r>
-            <w:commentRangeEnd w:id="3"/>
-            <w:r>
-              <w:rPr>
-                <w:rStyle w:val="Refdecomentario"/>
-                <w:rFonts w:ascii="Titillium Web" w:eastAsia="Arial" w:hAnsi="Titillium Web" w:cs="Arial"/>
-                <w:sz w:val="22"/>
-                <w:szCs w:val="22"/>
-                <w:lang w:eastAsia="es-EC"/>
-              </w:rPr>
-              <w:commentReference w:id="3"/>
-            </w:r>
-          </w:p>
-        </w:tc>
-        <w:tc>
-          <w:tcPr>
-            <w:tcW w:w="2120" w:type="dxa"/>
-            <w:tcBorders>
-              <w:top w:val="single" w:sz="6" w:space="0" w:color="808080"/>
-              <w:left w:val="single" w:sz="6" w:space="0" w:color="808080"/>
-              <w:bottom w:val="single" w:sz="6" w:space="0" w:color="808080"/>
-              <w:right w:val="single" w:sz="6" w:space="0" w:color="808080"/>
-            </w:tcBorders>
-            <w:tcMar>
-              <w:top w:w="80" w:type="dxa"/>
-              <w:left w:w="120" w:type="dxa"/>
-              <w:bottom w:w="80" w:type="dxa"/>
-              <w:right w:w="120" w:type="dxa"/>
-            </w:tcMar>
-            <w:vAlign w:val="center"/>
-          </w:tcPr>
-          <w:sdt>
-            <w:sdtPr>
-              <w:rPr>
-                <w:rFonts w:ascii="Titillium Web" w:eastAsia="Arial" w:hAnsi="Titillium Web" w:cs="Arial"/>
-                <w:sz w:val="22"/>
-                <w:szCs w:val="22"/>
-                <w:lang w:eastAsia="es-EC"/>
-              </w:rPr>
-              <w:id w:val="-461492861"/>
-              <w:placeholder>
-                <w:docPart w:val="6D706490E3CB4F2AA1040BDFC493CA4D"/>
-              </w:placeholder>
-              <w:temporary/>
-              <w:comboBox>
-                <w:listItem w:displayText="Cumple" w:value="Cumple"/>
-                <w:listItem w:displayText="No cumple" w:value="No cumple"/>
-              </w:comboBox>
-            </w:sdtPr>
-            <w:sdtContent>
-              <w:p>
-                <w:pPr>
-                  <w:jc w:val="center"/>
-                  <w:rPr>
-                    <w:rFonts w:ascii="Titillium Web" w:eastAsia="Arial" w:hAnsi="Titillium Web" w:cs="Arial"/>
-                    <w:sz w:val="22"/>
-                    <w:szCs w:val="22"/>
-                    <w:lang w:eastAsia="es-EC"/>
-                  </w:rPr>
-                </w:pPr>
-                <w:r>
-                  <w:rPr>
-                    <w:rFonts w:ascii="Titillium Web" w:eastAsia="Arial" w:hAnsi="Titillium Web" w:cs="Arial"/>
-                    <w:sz w:val="22"/>
-                    <w:szCs w:val="22"/>
-                    <w:lang w:eastAsia="es-EC"/>
-                  </w:rPr>
-                  <w:t>Cumple / No cumple</w:t>
-                </w:r>
-              </w:p>
-            </w:sdtContent>
-          </w:sdt>
-        </w:tc>
-        <w:tc>
-          <w:tcPr>
-            <w:tcW w:w="2120" w:type="dxa"/>
-            <w:tcBorders>
-              <w:top w:val="single" w:sz="6" w:space="0" w:color="808080"/>
-              <w:left w:val="single" w:sz="6" w:space="0" w:color="808080"/>
-              <w:bottom w:val="single" w:sz="6" w:space="0" w:color="808080"/>
-              <w:right w:val="single" w:sz="6" w:space="0" w:color="808080"/>
-            </w:tcBorders>
-            <w:tcMar>
-              <w:top w:w="80" w:type="dxa"/>
-              <w:left w:w="120" w:type="dxa"/>
-              <w:bottom w:w="80" w:type="dxa"/>
-              <w:right w:w="120" w:type="dxa"/>
-            </w:tcMar>
-            <w:vAlign w:val="center"/>
-          </w:tcPr>
-          <w:sdt>
-            <w:sdtPr>
-              <w:rPr>
-                <w:rFonts w:ascii="Titillium Web" w:eastAsia="Arial" w:hAnsi="Titillium Web" w:cs="Arial"/>
-                <w:sz w:val="22"/>
-                <w:szCs w:val="22"/>
-                <w:lang w:eastAsia="es-EC"/>
-              </w:rPr>
-              <w:id w:val="-941530494"/>
-              <w:placeholder>
-                <w:docPart w:val="76699D9A189A48C386EDBDF46501C734"/>
-              </w:placeholder>
-              <w:temporary/>
-              <w:comboBox>
-                <w:listItem w:displayText="Cumple" w:value="Cumple"/>
-                <w:listItem w:displayText="No cumple" w:value="No cumple"/>
-              </w:comboBox>
-            </w:sdtPr>
-            <w:sdtContent>
-              <w:p>
-                <w:pPr>
-                  <w:jc w:val="center"/>
-                  <w:rPr>
-                    <w:rFonts w:ascii="Titillium Web" w:eastAsia="Arial" w:hAnsi="Titillium Web" w:cs="Arial"/>
-                    <w:sz w:val="22"/>
-                    <w:szCs w:val="22"/>
-                    <w:lang w:eastAsia="es-EC"/>
-                  </w:rPr>
-                </w:pPr>
-                <w:r>
-                  <w:rPr>
-                    <w:rFonts w:ascii="Titillium Web" w:eastAsia="Arial" w:hAnsi="Titillium Web" w:cs="Arial"/>
-                    <w:sz w:val="22"/>
-                    <w:szCs w:val="22"/>
-                    <w:lang w:eastAsia="es-EC"/>
-                  </w:rPr>
-                  <w:t>Cumple / No cumple</w:t>
-                </w:r>
-              </w:p>
-            </w:sdtContent>
-          </w:sdt>
-        </w:tc>
-        <w:tc>
-          <w:tcPr>
-            <w:tcW w:w="2120" w:type="dxa"/>
-            <w:tcBorders>
-              <w:top w:val="single" w:sz="6" w:space="0" w:color="808080"/>
-              <w:left w:val="single" w:sz="6" w:space="0" w:color="808080"/>
-              <w:bottom w:val="single" w:sz="6" w:space="0" w:color="808080"/>
-              <w:right w:val="single" w:sz="6" w:space="0" w:color="808080"/>
-            </w:tcBorders>
-            <w:tcMar>
-              <w:top w:w="80" w:type="dxa"/>
-              <w:left w:w="120" w:type="dxa"/>
-              <w:bottom w:w="80" w:type="dxa"/>
-              <w:right w:w="120" w:type="dxa"/>
-            </w:tcMar>
-            <w:vAlign w:val="center"/>
-          </w:tcPr>
-          <w:sdt>
-            <w:sdtPr>
-              <w:rPr>
-                <w:rFonts w:ascii="Titillium Web" w:eastAsia="Arial" w:hAnsi="Titillium Web" w:cs="Arial"/>
-                <w:sz w:val="22"/>
-                <w:szCs w:val="22"/>
-                <w:lang w:eastAsia="es-EC"/>
-              </w:rPr>
-              <w:id w:val="-1351952534"/>
-              <w:placeholder>
-                <w:docPart w:val="3C11FA406E7A4DB08443635280B18CBF"/>
-              </w:placeholder>
-              <w:temporary/>
-              <w:comboBox>
-                <w:listItem w:displayText="Cumple" w:value="Cumple"/>
-                <w:listItem w:displayText="No cumple" w:value="No cumple"/>
-              </w:comboBox>
-            </w:sdtPr>
-            <w:sdtContent>
-              <w:p>
-                <w:pPr>
-                  <w:jc w:val="center"/>
-                  <w:rPr>
-                    <w:rFonts w:ascii="Titillium Web" w:eastAsia="Arial" w:hAnsi="Titillium Web" w:cs="Arial"/>
-                    <w:sz w:val="22"/>
-                    <w:szCs w:val="22"/>
-                    <w:lang w:eastAsia="es-EC"/>
-                  </w:rPr>
-                </w:pPr>
-                <w:r>
-                  <w:rPr>
-                    <w:rFonts w:ascii="Titillium Web" w:eastAsia="Arial" w:hAnsi="Titillium Web" w:cs="Arial"/>
-                    <w:sz w:val="22"/>
-                    <w:szCs w:val="22"/>
-                    <w:lang w:eastAsia="es-EC"/>
-                  </w:rPr>
-                  <w:t>Cumple / No cumple</w:t>
-                </w:r>
-              </w:p>
-            </w:sdtContent>
-          </w:sdt>
-        </w:tc>
-      </w:tr>
-    </w:tbl>
-    <w:p>
-      <w:pPr>
-        <w:jc w:val="both"/>
-        <w:rPr>
-          <w:rFonts w:ascii="Titillium Web" w:hAnsi="Titillium Web"/>
-          <w:sz w:val="22"/>
-          <w:szCs w:val="22"/>
-        </w:rPr>
-      </w:pPr>
-    </w:p>
-    <w:p>
-      <w:pPr>
-        <w:jc w:val="both"/>
-        <w:rPr>
-          <w:rFonts w:ascii="Titillium Web" w:hAnsi="Titillium Web"/>
-          <w:sz w:val="22"/>
-          <w:szCs w:val="22"/>
-        </w:rPr>
-      </w:pPr>
-      <w:r>
-        <w:rPr>
-          <w:rFonts w:ascii="Titillium Web" w:hAnsi="Titillium Web"/>
-          <w:sz w:val="22"/>
-          <w:szCs w:val="22"/>
-        </w:rPr>
-        <w:t>Cuando aplique se podrá proceder con la convalidación de errores de forma y rechazo de ofertas</w:t>
-      </w:r>
-    </w:p>
-    <w:p>
-      <w:pPr>
-        <w:jc w:val="both"/>
-        <w:rPr>
-          <w:rFonts w:ascii="Titillium Web" w:hAnsi="Titillium Web"/>
-          <w:sz w:val="22"/>
-          <w:szCs w:val="22"/>
-        </w:rPr>
-      </w:pPr>
-    </w:p>
-    <w:p>
-      <w:pPr>
-        <w:numPr>
-          <w:ilvl w:val="0"/>
-          <w:numId w:val="21"/>
-        </w:numPr>
-        <w:jc w:val="both"/>
-        <w:rPr>
-          <w:rFonts w:ascii="Titillium Web" w:hAnsi="Titillium Web"/>
-          <w:sz w:val="22"/>
-          <w:szCs w:val="22"/>
-        </w:rPr>
-      </w:pPr>
-      <w:r>
-        <w:rPr>
-          <w:rFonts w:ascii="Titillium Web" w:hAnsi="Titillium Web"/>
-          <w:sz w:val="22"/>
-          <w:szCs w:val="22"/>
-        </w:rPr>
-        <w:t>Convalidaciones solicitadas (detallar oferente, error de forma identificado, fecha de notificación y plazo de convalidación).</w:t>
-      </w:r>
-    </w:p>
-    <w:p>
-      <w:pPr>
-        <w:numPr>
-          <w:ilvl w:val="0"/>
-          <w:numId w:val="21"/>
-        </w:numPr>
-        <w:jc w:val="both"/>
-        <w:rPr>
-          <w:rFonts w:ascii="Titillium Web" w:hAnsi="Titillium Web"/>
-          <w:sz w:val="22"/>
-          <w:szCs w:val="22"/>
-        </w:rPr>
-      </w:pPr>
-      <w:r>
-        <w:rPr>
-          <w:rFonts w:ascii="Titillium Web" w:hAnsi="Titillium Web"/>
-          <w:sz w:val="22"/>
-          <w:szCs w:val="22"/>
-        </w:rPr>
-        <w:t>Ofertas rechazadas (detallar oferente y causal invocada).</w:t>
-      </w:r>
-    </w:p>
-    <w:p>
-      <w:pPr>
-        <w:numPr>
-          <w:ilvl w:val="0"/>
-          <w:numId w:val="21"/>
-        </w:numPr>
-        <w:jc w:val="both"/>
-        <w:rPr>
-          <w:rFonts w:ascii="Titillium Web" w:hAnsi="Titillium Web"/>
-          <w:sz w:val="22"/>
-          <w:szCs w:val="22"/>
-        </w:rPr>
-      </w:pPr>
-      <w:r>
-        <w:rPr>
-          <w:rFonts w:ascii="Titillium Web" w:hAnsi="Titillium Web"/>
-          <w:sz w:val="22"/>
-          <w:szCs w:val="22"/>
-        </w:rPr>
-        <w:t>Ofertas no consideradas para la evaluación económica por no cumplir con las condiciones solicitadas (detallar).</w:t>
-      </w:r>
-    </w:p>
-    <w:p>
-      <w:pPr>
-        <w:jc w:val="both"/>
-        <w:rPr>
-          <w:rFonts w:ascii="Titillium Web" w:hAnsi="Titillium Web"/>
-          <w:sz w:val="22"/>
-          <w:szCs w:val="22"/>
-        </w:rPr>
-      </w:pPr>
-    </w:p>
-    <w:p>
-      <w:pPr>
-        <w:jc w:val="both"/>
-        <w:rPr>
-          <w:rFonts w:ascii="Titillium Web" w:hAnsi="Titillium Web"/>
-          <w:sz w:val="22"/>
-          <w:szCs w:val="22"/>
-        </w:rPr>
-      </w:pPr>
-      <w:r>
-        <w:rPr>
-          <w:rFonts w:ascii="Titillium Web" w:hAnsi="Titillium Web"/>
-          <w:b/>
-          <w:bCs/>
-          <w:sz w:val="22"/>
-          <w:szCs w:val="22"/>
-        </w:rPr>
-        <w:t>TERCERO.- Revisión y Evaluación de oferta económica</w:t>
-      </w:r>
-    </w:p>
-    <w:p>
-      <w:pPr>
-        <w:rPr>
-          <w:rFonts w:ascii="Titillium Web" w:hAnsi="Titillium Web"/>
-          <w:bCs/>
-          <w:sz w:val="22"/>
-          <w:szCs w:val="22"/>
-        </w:rPr>
-      </w:pPr>
-    </w:p>
-    <w:p>
-      <w:pPr>
-        <w:jc w:val="both"/>
-        <w:rPr>
-          <w:rFonts w:ascii="Titillium Web" w:hAnsi="Titillium Web"/>
-          <w:bCs/>
-          <w:sz w:val="22"/>
-          <w:szCs w:val="22"/>
-        </w:rPr>
-      </w:pPr>
-      <w:r>
-        <w:rPr>
-          <w:rFonts w:ascii="Titillium Web" w:hAnsi="Titillium Web"/>
-          <w:bCs/>
-          <w:sz w:val="22"/>
-          <w:szCs w:val="22"/>
-        </w:rPr>
-        <w:t>Superada la evaluación técnica, la Comisión procede a la apertura y evaluación de las ofertas económicas de los proponentes calificados:</w:t>
-      </w:r>
-    </w:p>
-    <w:p>
-      <w:pPr>
-        <w:jc w:val="both"/>
-        <w:rPr>
-          <w:rFonts w:ascii="Titillium Web" w:hAnsi="Titillium Web"/>
-          <w:bCs/>
-          <w:sz w:val="22"/>
-          <w:szCs w:val="22"/>
-        </w:rPr>
-      </w:pPr>
-    </w:p>
-    <w:tbl>
-      <w:tblPr>
-        <w:tblW w:w="9360" w:type="dxa"/>
-        <w:tblBorders>
-          <w:top w:val="single" w:sz="4" w:space="0" w:color="auto"/>
-          <w:left w:val="single" w:sz="4" w:space="0" w:color="auto"/>
-          <w:bottom w:val="single" w:sz="4" w:space="0" w:color="auto"/>
-          <w:right w:val="single" w:sz="4" w:space="0" w:color="auto"/>
-          <w:insideH w:val="single" w:sz="4" w:space="0" w:color="auto"/>
-          <w:insideV w:val="single" w:sz="4" w:space="0" w:color="auto"/>
-        </w:tblBorders>
-        <w:tblCellMar>
-          <w:left w:w="10" w:type="dxa"/>
-          <w:right w:w="10" w:type="dxa"/>
-        </w:tblCellMar>
-        <w:tblLook w:val="04A0" w:firstRow="1" w:lastRow="0" w:firstColumn="1" w:lastColumn="0" w:noHBand="0" w:noVBand="1"/>
-      </w:tblPr>
-      <w:tblGrid>
-        <w:gridCol w:w="3480"/>
-        <w:gridCol w:w="1960"/>
-        <w:gridCol w:w="1960"/>
-        <w:gridCol w:w="1960"/>
-      </w:tblGrid>
-      <w:tr>
-        <w:trPr>
-          <w:tblHeader/>
-        </w:trPr>
-        <w:tc>
-          <w:tcPr>
-            <w:tcW w:w="3480" w:type="dxa"/>
-            <w:tcBorders>
-              <w:top w:val="single" w:sz="6" w:space="0" w:color="808080"/>
-              <w:left w:val="single" w:sz="6" w:space="0" w:color="808080"/>
-              <w:bottom w:val="single" w:sz="6" w:space="0" w:color="808080"/>
-              <w:right w:val="single" w:sz="6" w:space="0" w:color="808080"/>
-            </w:tcBorders>
-            <w:shd w:val="clear" w:color="auto" w:fill="1F4E79"/>
-            <w:tcMar>
-              <w:top w:w="80" w:type="dxa"/>
-              <w:left w:w="80" w:type="dxa"/>
-              <w:bottom w:w="80" w:type="dxa"/>
-              <w:right w:w="80" w:type="dxa"/>
-            </w:tcMar>
-          </w:tcPr>
-          <w:p>
-            <w:pPr>
-              <w:jc w:val="both"/>
-              <w:rPr>
-                <w:rFonts w:ascii="Titillium Web" w:hAnsi="Titillium Web"/>
-                <w:bCs/>
-                <w:color w:val="FFFFFF" w:themeColor="background1"/>
-                <w:sz w:val="22"/>
-                <w:szCs w:val="22"/>
-              </w:rPr>
-            </w:pPr>
-            <w:commentRangeStart w:id="4"/>
-            <w:r>
-              <w:rPr>
-                <w:rFonts w:ascii="Titillium Web" w:hAnsi="Titillium Web"/>
-                <w:b/>
-                <w:bCs/>
-                <w:color w:val="FFFFFF" w:themeColor="background1"/>
-                <w:sz w:val="22"/>
-                <w:szCs w:val="22"/>
-              </w:rPr>
-              <w:t>Concepto</w:t>
-            </w:r>
-          </w:p>
-        </w:tc>
-        <w:tc>
-          <w:tcPr>
-            <w:tcW w:w="1960" w:type="dxa"/>
-            <w:tcBorders>
-              <w:top w:val="single" w:sz="6" w:space="0" w:color="808080"/>
-              <w:left w:val="single" w:sz="6" w:space="0" w:color="808080"/>
-              <w:bottom w:val="single" w:sz="6" w:space="0" w:color="808080"/>
-              <w:right w:val="single" w:sz="6" w:space="0" w:color="808080"/>
-            </w:tcBorders>
-            <w:shd w:val="clear" w:color="auto" w:fill="1F4E79"/>
-            <w:tcMar>
-              <w:top w:w="80" w:type="dxa"/>
-              <w:left w:w="80" w:type="dxa"/>
-              <w:bottom w:w="80" w:type="dxa"/>
-              <w:right w:w="80" w:type="dxa"/>
-            </w:tcMar>
-          </w:tcPr>
-          <w:p>
-            <w:pPr>
-              <w:jc w:val="both"/>
-              <w:rPr>
-                <w:rFonts w:ascii="Titillium Web" w:hAnsi="Titillium Web"/>
-                <w:bCs/>
-                <w:color w:val="FFFFFF" w:themeColor="background1"/>
-                <w:sz w:val="22"/>
-                <w:szCs w:val="22"/>
-              </w:rPr>
-            </w:pPr>
-            <w:r>
-              <w:rPr>
-                <w:rFonts w:ascii="Titillium Web" w:hAnsi="Titillium Web"/>
-                <w:b/>
-                <w:bCs/>
-                <w:color w:val="FFFFFF" w:themeColor="background1"/>
-                <w:sz w:val="22"/>
-                <w:szCs w:val="22"/>
-              </w:rPr>
-              <w:t>Proponente 1</w:t>
-            </w:r>
-          </w:p>
-        </w:tc>
-        <w:tc>
-          <w:tcPr>
-            <w:tcW w:w="1960" w:type="dxa"/>
-            <w:tcBorders>
-              <w:top w:val="single" w:sz="6" w:space="0" w:color="808080"/>
-              <w:left w:val="single" w:sz="6" w:space="0" w:color="808080"/>
-              <w:bottom w:val="single" w:sz="6" w:space="0" w:color="808080"/>
-              <w:right w:val="single" w:sz="6" w:space="0" w:color="808080"/>
-            </w:tcBorders>
-            <w:shd w:val="clear" w:color="auto" w:fill="1F4E79"/>
-            <w:tcMar>
-              <w:top w:w="80" w:type="dxa"/>
-              <w:left w:w="80" w:type="dxa"/>
-              <w:bottom w:w="80" w:type="dxa"/>
-              <w:right w:w="80" w:type="dxa"/>
-            </w:tcMar>
-          </w:tcPr>
-          <w:p>
-            <w:pPr>
-              <w:jc w:val="both"/>
-              <w:rPr>
-                <w:rFonts w:ascii="Titillium Web" w:hAnsi="Titillium Web"/>
-                <w:bCs/>
-                <w:color w:val="FFFFFF" w:themeColor="background1"/>
-                <w:sz w:val="22"/>
-                <w:szCs w:val="22"/>
-              </w:rPr>
-            </w:pPr>
-            <w:r>
-              <w:rPr>
-                <w:rFonts w:ascii="Titillium Web" w:hAnsi="Titillium Web"/>
-                <w:b/>
-                <w:bCs/>
-                <w:color w:val="FFFFFF" w:themeColor="background1"/>
-                <w:sz w:val="22"/>
-                <w:szCs w:val="22"/>
-              </w:rPr>
-              <w:t>Proponente 2</w:t>
-            </w:r>
-          </w:p>
-        </w:tc>
-        <w:tc>
-          <w:tcPr>
-            <w:tcW w:w="1960" w:type="dxa"/>
-            <w:tcBorders>
-              <w:top w:val="single" w:sz="6" w:space="0" w:color="808080"/>
-              <w:left w:val="single" w:sz="6" w:space="0" w:color="808080"/>
-              <w:bottom w:val="single" w:sz="6" w:space="0" w:color="808080"/>
-              <w:right w:val="single" w:sz="6" w:space="0" w:color="808080"/>
-            </w:tcBorders>
-            <w:shd w:val="clear" w:color="auto" w:fill="1F4E79"/>
-            <w:tcMar>
-              <w:top w:w="80" w:type="dxa"/>
-              <w:left w:w="80" w:type="dxa"/>
-              <w:bottom w:w="80" w:type="dxa"/>
-              <w:right w:w="80" w:type="dxa"/>
-            </w:tcMar>
-          </w:tcPr>
-          <w:p>
-            <w:pPr>
-              <w:jc w:val="both"/>
-              <w:rPr>
-                <w:rFonts w:ascii="Titillium Web" w:hAnsi="Titillium Web"/>
-                <w:bCs/>
-                <w:color w:val="FFFFFF" w:themeColor="background1"/>
-                <w:sz w:val="22"/>
-                <w:szCs w:val="22"/>
-              </w:rPr>
-            </w:pPr>
-            <w:r>
-              <w:rPr>
-                <w:rFonts w:ascii="Titillium Web" w:hAnsi="Titillium Web"/>
-                <w:b/>
-                <w:bCs/>
-                <w:color w:val="FFFFFF" w:themeColor="background1"/>
-                <w:sz w:val="22"/>
-                <w:szCs w:val="22"/>
-              </w:rPr>
-              <w:t>Proponente 3</w:t>
+              <w:t xml:space="preserve">{res}{/reqs}</w:t>
             </w:r>
           </w:p>
         </w:tc>
@@ -4588,398 +2722,350 @@
       <w:tr>
         <w:tc>
           <w:tcPr>
-            <w:tcW w:w="3480" w:type="dxa"/>
-            <w:tcBorders>
-              <w:top w:val="single" w:sz="6" w:space="0" w:color="808080"/>
-              <w:left w:val="single" w:sz="6" w:space="0" w:color="808080"/>
-              <w:bottom w:val="single" w:sz="6" w:space="0" w:color="808080"/>
-              <w:right w:val="single" w:sz="6" w:space="0" w:color="808080"/>
-            </w:tcBorders>
-            <w:tcMar>
-              <w:top w:w="80" w:type="dxa"/>
-              <w:left w:w="120" w:type="dxa"/>
-              <w:bottom w:w="80" w:type="dxa"/>
-              <w:right w:w="120" w:type="dxa"/>
-            </w:tcMar>
+            <w:tcW w:w="6800" w:type="dxa"/>
+            <w:vAlign w:val="center"/>
           </w:tcPr>
           <w:p>
-            <w:pPr>
-              <w:jc w:val="both"/>
-              <w:rPr>
-                <w:rFonts w:ascii="Titillium Web" w:hAnsi="Titillium Web"/>
-                <w:bCs/>
-                <w:sz w:val="22"/>
-                <w:szCs w:val="22"/>
-              </w:rPr>
-            </w:pPr>
             <w:r>
               <w:rPr>
-                <w:rFonts w:ascii="Titillium Web" w:hAnsi="Titillium Web"/>
                 <w:b/>
-                <w:bCs/>
-                <w:sz w:val="22"/>
-                <w:szCs w:val="22"/>
-              </w:rPr>
-              <w:t>Valor ofertado sin IVA (USD)</w:t>
+              </w:rPr>
+              <w:t xml:space="preserve">Resultado de la evaluación técnica</w:t>
             </w:r>
           </w:p>
         </w:tc>
         <w:tc>
           <w:tcPr>
-            <w:tcW w:w="1960" w:type="dxa"/>
-            <w:tcBorders>
-              <w:top w:val="single" w:sz="6" w:space="0" w:color="808080"/>
-              <w:left w:val="single" w:sz="6" w:space="0" w:color="808080"/>
-              <w:bottom w:val="single" w:sz="6" w:space="0" w:color="808080"/>
-              <w:right w:val="single" w:sz="6" w:space="0" w:color="808080"/>
-            </w:tcBorders>
-            <w:tcMar>
-              <w:top w:w="80" w:type="dxa"/>
-              <w:left w:w="120" w:type="dxa"/>
-              <w:bottom w:w="80" w:type="dxa"/>
-              <w:right w:w="120" w:type="dxa"/>
-            </w:tcMar>
+            <w:tcW w:w="3040" w:type="dxa"/>
+            <w:vAlign w:val="center"/>
           </w:tcPr>
           <w:p>
             <w:pPr>
-              <w:jc w:val="both"/>
-              <w:rPr>
-                <w:rFonts w:ascii="Titillium Web" w:hAnsi="Titillium Web"/>
-                <w:bCs/>
-                <w:sz w:val="22"/>
-                <w:szCs w:val="22"/>
-              </w:rPr>
+              <w:jc w:val="center"/>
             </w:pPr>
+            <w:r>
+              <w:rPr>
+                <w:b/>
+              </w:rPr>
+              <w:t xml:space="preserve">{resultado}</w:t>
+            </w:r>
           </w:p>
         </w:tc>
+      </w:tr>
+    </w:tbl>
+    <w:p/>
+    <w:p>
+      <w:r>
+        <w:t xml:space="preserve">{/tecnicos}</w:t>
+      </w:r>
+    </w:p>
+    <w:p>
+      <w:pPr>
+        <w:jc w:val="both"/>
+        <w:rPr>
+          <w:rFonts w:ascii="Titillium Web" w:hAnsi="Titillium Web"/>
+          <w:sz w:val="22"/>
+          <w:szCs w:val="22"/>
+        </w:rPr>
+      </w:pPr>
+    </w:p>
+    <w:p>
+      <w:pPr>
+        <w:jc w:val="both"/>
+        <w:rPr>
+          <w:rFonts w:ascii="Titillium Web" w:hAnsi="Titillium Web"/>
+          <w:sz w:val="22"/>
+          <w:szCs w:val="22"/>
+        </w:rPr>
+      </w:pPr>
+      <w:r>
+        <w:rPr>
+          <w:rFonts w:ascii="Titillium Web" w:hAnsi="Titillium Web"/>
+          <w:sz w:val="22"/>
+          <w:szCs w:val="22"/>
+        </w:rPr>
+        <w:t>Cuando aplique se podrá proceder con la convalidación de errores de forma y rechazo de ofertas</w:t>
+      </w:r>
+    </w:p>
+    <w:p>
+      <w:pPr>
+        <w:jc w:val="both"/>
+        <w:rPr>
+          <w:rFonts w:ascii="Titillium Web" w:hAnsi="Titillium Web"/>
+          <w:sz w:val="22"/>
+          <w:szCs w:val="22"/>
+        </w:rPr>
+      </w:pPr>
+    </w:p>
+    <w:p>
+      <w:pPr>
+        <w:numPr>
+          <w:ilvl w:val="0"/>
+          <w:numId w:val="21"/>
+        </w:numPr>
+        <w:jc w:val="both"/>
+        <w:rPr>
+          <w:rFonts w:ascii="Titillium Web" w:hAnsi="Titillium Web"/>
+          <w:sz w:val="22"/>
+          <w:szCs w:val="22"/>
+        </w:rPr>
+      </w:pPr>
+      <w:r>
+        <w:rPr>
+          <w:rFonts w:ascii="Titillium Web" w:hAnsi="Titillium Web"/>
+          <w:sz w:val="22"/>
+          <w:szCs w:val="22"/>
+        </w:rPr>
+        <w:t>Convalidaciones solicitadas (detallar oferente, error de forma identificado, fecha de notificación y plazo de convalidación).</w:t>
+      </w:r>
+    </w:p>
+    <w:p>
+      <w:pPr>
+        <w:numPr>
+          <w:ilvl w:val="0"/>
+          <w:numId w:val="21"/>
+        </w:numPr>
+        <w:jc w:val="both"/>
+        <w:rPr>
+          <w:rFonts w:ascii="Titillium Web" w:hAnsi="Titillium Web"/>
+          <w:sz w:val="22"/>
+          <w:szCs w:val="22"/>
+        </w:rPr>
+      </w:pPr>
+      <w:r>
+        <w:rPr>
+          <w:rFonts w:ascii="Titillium Web" w:hAnsi="Titillium Web"/>
+          <w:sz w:val="22"/>
+          <w:szCs w:val="22"/>
+        </w:rPr>
+        <w:t>Ofertas rechazadas (detallar oferente y causal invocada).</w:t>
+      </w:r>
+    </w:p>
+    <w:p>
+      <w:pPr>
+        <w:numPr>
+          <w:ilvl w:val="0"/>
+          <w:numId w:val="21"/>
+        </w:numPr>
+        <w:jc w:val="both"/>
+        <w:rPr>
+          <w:rFonts w:ascii="Titillium Web" w:hAnsi="Titillium Web"/>
+          <w:sz w:val="22"/>
+          <w:szCs w:val="22"/>
+        </w:rPr>
+      </w:pPr>
+      <w:r>
+        <w:rPr>
+          <w:rFonts w:ascii="Titillium Web" w:hAnsi="Titillium Web"/>
+          <w:sz w:val="22"/>
+          <w:szCs w:val="22"/>
+        </w:rPr>
+        <w:t>Ofertas no consideradas para la evaluación económica por no cumplir con las condiciones solicitadas (detallar).</w:t>
+      </w:r>
+    </w:p>
+    <w:p>
+      <w:pPr>
+        <w:jc w:val="both"/>
+        <w:rPr>
+          <w:rFonts w:ascii="Titillium Web" w:hAnsi="Titillium Web"/>
+          <w:sz w:val="22"/>
+          <w:szCs w:val="22"/>
+        </w:rPr>
+      </w:pPr>
+    </w:p>
+    <w:p>
+      <w:pPr>
+        <w:jc w:val="both"/>
+        <w:rPr>
+          <w:rFonts w:ascii="Titillium Web" w:hAnsi="Titillium Web"/>
+          <w:sz w:val="22"/>
+          <w:szCs w:val="22"/>
+        </w:rPr>
+      </w:pPr>
+      <w:r>
+        <w:rPr>
+          <w:rFonts w:ascii="Titillium Web" w:hAnsi="Titillium Web"/>
+          <w:b/>
+          <w:bCs/>
+          <w:sz w:val="22"/>
+          <w:szCs w:val="22"/>
+        </w:rPr>
+        <w:t>TERCERO.- Revisión y Evaluación de oferta económica</w:t>
+      </w:r>
+    </w:p>
+    <w:p>
+      <w:pPr>
+        <w:rPr>
+          <w:rFonts w:ascii="Titillium Web" w:hAnsi="Titillium Web"/>
+          <w:bCs/>
+          <w:sz w:val="22"/>
+          <w:szCs w:val="22"/>
+        </w:rPr>
+      </w:pPr>
+    </w:p>
+    <w:p>
+      <w:pPr>
+        <w:jc w:val="both"/>
+        <w:rPr>
+          <w:rFonts w:ascii="Titillium Web" w:hAnsi="Titillium Web"/>
+          <w:bCs/>
+          <w:sz w:val="22"/>
+          <w:szCs w:val="22"/>
+        </w:rPr>
+      </w:pPr>
+      <w:r>
+        <w:rPr>
+          <w:rFonts w:ascii="Titillium Web" w:hAnsi="Titillium Web"/>
+          <w:bCs/>
+          <w:sz w:val="22"/>
+          <w:szCs w:val="22"/>
+        </w:rPr>
+        <w:t>Superada la evaluación técnica, la Comisión procede a la apertura y evaluación de las ofertas económicas de los proponentes calificados:</w:t>
+      </w:r>
+    </w:p>
+    <w:p>
+      <w:pPr>
+        <w:jc w:val="both"/>
+        <w:rPr>
+          <w:rFonts w:ascii="Titillium Web" w:hAnsi="Titillium Web"/>
+          <w:bCs/>
+          <w:sz w:val="22"/>
+          <w:szCs w:val="22"/>
+        </w:rPr>
+      </w:pPr>
+    </w:p>
+    <w:tbl>
+      <w:tblPr>
+        <w:tblW w:w="0" w:type="auto"/>
+        <w:tblBorders>
+          <w:top w:val="single" w:sz="4" w:space="0" w:color="BFBFBF"/>
+          <w:left w:val="single" w:sz="4" w:space="0" w:color="BFBFBF"/>
+          <w:bottom w:val="single" w:sz="4" w:space="0" w:color="BFBFBF"/>
+          <w:right w:val="single" w:sz="4" w:space="0" w:color="BFBFBF"/>
+          <w:insideH w:val="single" w:sz="4" w:space="0" w:color="BFBFBF"/>
+          <w:insideV w:val="single" w:sz="4" w:space="0" w:color="BFBFBF"/>
+        </w:tblBorders>
+      </w:tblPr>
+      <w:tblGrid>
+        <w:gridCol w:w="2600"/>
+        <w:gridCol w:w="1500"/>
+        <w:gridCol w:w="1300"/>
+        <w:gridCol w:w="1600"/>
+        <w:gridCol w:w="1700"/>
+        <w:gridCol w:w="1140"/>
+      </w:tblGrid>
+      <w:tr>
         <w:tc>
           <w:tcPr>
-            <w:tcW w:w="1960" w:type="dxa"/>
-            <w:tcBorders>
-              <w:top w:val="single" w:sz="6" w:space="0" w:color="808080"/>
-              <w:left w:val="single" w:sz="6" w:space="0" w:color="808080"/>
-              <w:bottom w:val="single" w:sz="6" w:space="0" w:color="808080"/>
-              <w:right w:val="single" w:sz="6" w:space="0" w:color="808080"/>
-            </w:tcBorders>
-            <w:tcMar>
-              <w:top w:w="80" w:type="dxa"/>
-              <w:left w:w="120" w:type="dxa"/>
-              <w:bottom w:w="80" w:type="dxa"/>
-              <w:right w:w="120" w:type="dxa"/>
-            </w:tcMar>
+            <w:tcW w:w="2600" w:type="dxa"/>
+            <w:shd w:val="clear" w:color="auto" w:fill="1F4E79"/>
+            <w:vAlign w:val="center"/>
           </w:tcPr>
           <w:p>
             <w:pPr>
-              <w:jc w:val="both"/>
-              <w:rPr>
-                <w:rFonts w:ascii="Titillium Web" w:hAnsi="Titillium Web"/>
-                <w:bCs/>
-                <w:sz w:val="22"/>
-                <w:szCs w:val="22"/>
-              </w:rPr>
-            </w:pPr>
-          </w:p>
-        </w:tc>
-        <w:tc>
-          <w:tcPr>
-            <w:tcW w:w="1960" w:type="dxa"/>
-            <w:tcBorders>
-              <w:top w:val="single" w:sz="6" w:space="0" w:color="808080"/>
-              <w:left w:val="single" w:sz="6" w:space="0" w:color="808080"/>
-              <w:bottom w:val="single" w:sz="6" w:space="0" w:color="808080"/>
-              <w:right w:val="single" w:sz="6" w:space="0" w:color="808080"/>
-            </w:tcBorders>
-            <w:tcMar>
-              <w:top w:w="80" w:type="dxa"/>
-              <w:left w:w="120" w:type="dxa"/>
-              <w:bottom w:w="80" w:type="dxa"/>
-              <w:right w:w="120" w:type="dxa"/>
-            </w:tcMar>
-          </w:tcPr>
-          <w:p>
-            <w:pPr>
-              <w:jc w:val="both"/>
-              <w:rPr>
-                <w:rFonts w:ascii="Titillium Web" w:hAnsi="Titillium Web"/>
-                <w:bCs/>
-                <w:sz w:val="22"/>
-                <w:szCs w:val="22"/>
-              </w:rPr>
-            </w:pPr>
-          </w:p>
-        </w:tc>
-      </w:tr>
-      <w:tr>
-        <w:tc>
-          <w:tcPr>
-            <w:tcW w:w="3480" w:type="dxa"/>
-            <w:tcBorders>
-              <w:top w:val="single" w:sz="6" w:space="0" w:color="808080"/>
-              <w:left w:val="single" w:sz="6" w:space="0" w:color="808080"/>
-              <w:bottom w:val="single" w:sz="6" w:space="0" w:color="808080"/>
-              <w:right w:val="single" w:sz="6" w:space="0" w:color="808080"/>
-            </w:tcBorders>
-            <w:tcMar>
-              <w:top w:w="80" w:type="dxa"/>
-              <w:left w:w="120" w:type="dxa"/>
-              <w:bottom w:w="80" w:type="dxa"/>
-              <w:right w:w="120" w:type="dxa"/>
-            </w:tcMar>
-          </w:tcPr>
-          <w:p>
-            <w:pPr>
-              <w:jc w:val="both"/>
-              <w:rPr>
-                <w:rFonts w:ascii="Titillium Web" w:hAnsi="Titillium Web"/>
-                <w:bCs/>
-                <w:sz w:val="22"/>
-                <w:szCs w:val="22"/>
-              </w:rPr>
+              <w:jc w:val="left"/>
             </w:pPr>
             <w:r>
               <w:rPr>
-                <w:rFonts w:ascii="Titillium Web" w:hAnsi="Titillium Web"/>
                 <w:b/>
-                <w:bCs/>
-                <w:sz w:val="22"/>
-                <w:szCs w:val="22"/>
-              </w:rPr>
-              <w:t>IVA (USD)</w:t>
+                <w:color w:val="FFFFFF"/>
+              </w:rPr>
+              <w:t xml:space="preserve">Proponente</w:t>
             </w:r>
           </w:p>
         </w:tc>
         <w:tc>
           <w:tcPr>
-            <w:tcW w:w="1960" w:type="dxa"/>
-            <w:tcBorders>
-              <w:top w:val="single" w:sz="6" w:space="0" w:color="808080"/>
-              <w:left w:val="single" w:sz="6" w:space="0" w:color="808080"/>
-              <w:bottom w:val="single" w:sz="6" w:space="0" w:color="808080"/>
-              <w:right w:val="single" w:sz="6" w:space="0" w:color="808080"/>
-            </w:tcBorders>
-            <w:tcMar>
-              <w:top w:w="80" w:type="dxa"/>
-              <w:left w:w="120" w:type="dxa"/>
-              <w:bottom w:w="80" w:type="dxa"/>
-              <w:right w:w="120" w:type="dxa"/>
-            </w:tcMar>
+            <w:tcW w:w="1500" w:type="dxa"/>
+            <w:shd w:val="clear" w:color="auto" w:fill="1F4E79"/>
+            <w:vAlign w:val="center"/>
           </w:tcPr>
           <w:p>
             <w:pPr>
-              <w:jc w:val="both"/>
-              <w:rPr>
-                <w:rFonts w:ascii="Titillium Web" w:hAnsi="Titillium Web"/>
-                <w:bCs/>
-                <w:sz w:val="22"/>
-                <w:szCs w:val="22"/>
-              </w:rPr>
-            </w:pPr>
-          </w:p>
-        </w:tc>
-        <w:tc>
-          <w:tcPr>
-            <w:tcW w:w="1960" w:type="dxa"/>
-            <w:tcBorders>
-              <w:top w:val="single" w:sz="6" w:space="0" w:color="808080"/>
-              <w:left w:val="single" w:sz="6" w:space="0" w:color="808080"/>
-              <w:bottom w:val="single" w:sz="6" w:space="0" w:color="808080"/>
-              <w:right w:val="single" w:sz="6" w:space="0" w:color="808080"/>
-            </w:tcBorders>
-            <w:tcMar>
-              <w:top w:w="80" w:type="dxa"/>
-              <w:left w:w="120" w:type="dxa"/>
-              <w:bottom w:w="80" w:type="dxa"/>
-              <w:right w:w="120" w:type="dxa"/>
-            </w:tcMar>
-          </w:tcPr>
-          <w:p>
-            <w:pPr>
-              <w:jc w:val="both"/>
-              <w:rPr>
-                <w:rFonts w:ascii="Titillium Web" w:hAnsi="Titillium Web"/>
-                <w:bCs/>
-                <w:sz w:val="22"/>
-                <w:szCs w:val="22"/>
-              </w:rPr>
-            </w:pPr>
-          </w:p>
-        </w:tc>
-        <w:tc>
-          <w:tcPr>
-            <w:tcW w:w="1960" w:type="dxa"/>
-            <w:tcBorders>
-              <w:top w:val="single" w:sz="6" w:space="0" w:color="808080"/>
-              <w:left w:val="single" w:sz="6" w:space="0" w:color="808080"/>
-              <w:bottom w:val="single" w:sz="6" w:space="0" w:color="808080"/>
-              <w:right w:val="single" w:sz="6" w:space="0" w:color="808080"/>
-            </w:tcBorders>
-            <w:tcMar>
-              <w:top w:w="80" w:type="dxa"/>
-              <w:left w:w="120" w:type="dxa"/>
-              <w:bottom w:w="80" w:type="dxa"/>
-              <w:right w:w="120" w:type="dxa"/>
-            </w:tcMar>
-          </w:tcPr>
-          <w:p>
-            <w:pPr>
-              <w:jc w:val="both"/>
-              <w:rPr>
-                <w:rFonts w:ascii="Titillium Web" w:hAnsi="Titillium Web"/>
-                <w:bCs/>
-                <w:sz w:val="22"/>
-                <w:szCs w:val="22"/>
-              </w:rPr>
-            </w:pPr>
-          </w:p>
-        </w:tc>
-      </w:tr>
-      <w:tr>
-        <w:tc>
-          <w:tcPr>
-            <w:tcW w:w="3480" w:type="dxa"/>
-            <w:tcBorders>
-              <w:top w:val="single" w:sz="6" w:space="0" w:color="808080"/>
-              <w:left w:val="single" w:sz="6" w:space="0" w:color="808080"/>
-              <w:bottom w:val="single" w:sz="6" w:space="0" w:color="808080"/>
-              <w:right w:val="single" w:sz="6" w:space="0" w:color="808080"/>
-            </w:tcBorders>
-            <w:tcMar>
-              <w:top w:w="80" w:type="dxa"/>
-              <w:left w:w="120" w:type="dxa"/>
-              <w:bottom w:w="80" w:type="dxa"/>
-              <w:right w:w="120" w:type="dxa"/>
-            </w:tcMar>
-          </w:tcPr>
-          <w:p>
-            <w:pPr>
-              <w:jc w:val="both"/>
-              <w:rPr>
-                <w:rFonts w:ascii="Titillium Web" w:hAnsi="Titillium Web"/>
-                <w:bCs/>
-                <w:sz w:val="22"/>
-                <w:szCs w:val="22"/>
-              </w:rPr>
+              <w:jc w:val="center"/>
             </w:pPr>
             <w:r>
               <w:rPr>
-                <w:rFonts w:ascii="Titillium Web" w:hAnsi="Titillium Web"/>
                 <w:b/>
-                <w:bCs/>
-                <w:sz w:val="22"/>
-                <w:szCs w:val="22"/>
-              </w:rPr>
-              <w:t>Valor total ofertado (USD)</w:t>
+                <w:color w:val="FFFFFF"/>
+              </w:rPr>
+              <w:t xml:space="preserve">Valor sin IVA (USD)</w:t>
             </w:r>
           </w:p>
         </w:tc>
         <w:tc>
           <w:tcPr>
-            <w:tcW w:w="1960" w:type="dxa"/>
-            <w:tcBorders>
-              <w:top w:val="single" w:sz="6" w:space="0" w:color="808080"/>
-              <w:left w:val="single" w:sz="6" w:space="0" w:color="808080"/>
-              <w:bottom w:val="single" w:sz="6" w:space="0" w:color="808080"/>
-              <w:right w:val="single" w:sz="6" w:space="0" w:color="808080"/>
-            </w:tcBorders>
-            <w:tcMar>
-              <w:top w:w="80" w:type="dxa"/>
-              <w:left w:w="120" w:type="dxa"/>
-              <w:bottom w:w="80" w:type="dxa"/>
-              <w:right w:w="120" w:type="dxa"/>
-            </w:tcMar>
+            <w:tcW w:w="1300" w:type="dxa"/>
+            <w:shd w:val="clear" w:color="auto" w:fill="1F4E79"/>
+            <w:vAlign w:val="center"/>
           </w:tcPr>
           <w:p>
             <w:pPr>
               <w:jc w:val="center"/>
-              <w:rPr>
-                <w:rFonts w:ascii="Titillium Web" w:hAnsi="Titillium Web"/>
-                <w:bCs/>
-                <w:sz w:val="22"/>
-                <w:szCs w:val="22"/>
-              </w:rPr>
             </w:pPr>
             <w:r>
               <w:rPr>
-                <w:rFonts w:ascii="Titillium Web" w:hAnsi="Titillium Web"/>
-                <w:bCs/>
-                <w:sz w:val="22"/>
-                <w:szCs w:val="22"/>
-              </w:rPr>
-              <w:t>{monto1}</w:t>
+                <w:b/>
+                <w:color w:val="FFFFFF"/>
+              </w:rPr>
+              <w:t xml:space="preserve">IVA (USD)</w:t>
             </w:r>
           </w:p>
         </w:tc>
         <w:tc>
           <w:tcPr>
-            <w:tcW w:w="1960" w:type="dxa"/>
-            <w:tcBorders>
-              <w:top w:val="single" w:sz="6" w:space="0" w:color="808080"/>
-              <w:left w:val="single" w:sz="6" w:space="0" w:color="808080"/>
-              <w:bottom w:val="single" w:sz="6" w:space="0" w:color="808080"/>
-              <w:right w:val="single" w:sz="6" w:space="0" w:color="808080"/>
-            </w:tcBorders>
-            <w:tcMar>
-              <w:top w:w="80" w:type="dxa"/>
-              <w:left w:w="120" w:type="dxa"/>
-              <w:bottom w:w="80" w:type="dxa"/>
-              <w:right w:w="120" w:type="dxa"/>
-            </w:tcMar>
+            <w:tcW w:w="1600" w:type="dxa"/>
+            <w:shd w:val="clear" w:color="auto" w:fill="1F4E79"/>
+            <w:vAlign w:val="center"/>
           </w:tcPr>
           <w:p>
             <w:pPr>
               <w:jc w:val="center"/>
-              <w:rPr>
-                <w:rFonts w:ascii="Titillium Web" w:hAnsi="Titillium Web"/>
-                <w:bCs/>
-                <w:sz w:val="22"/>
-                <w:szCs w:val="22"/>
-              </w:rPr>
             </w:pPr>
             <w:r>
               <w:rPr>
-                <w:rFonts w:ascii="Titillium Web" w:hAnsi="Titillium Web"/>
-                <w:bCs/>
-                <w:sz w:val="22"/>
-                <w:szCs w:val="22"/>
-              </w:rPr>
-              <w:t>{monto2}</w:t>
+                <w:b/>
+                <w:color w:val="FFFFFF"/>
+              </w:rPr>
+              <w:t xml:space="preserve">Valor total (USD)</w:t>
             </w:r>
           </w:p>
         </w:tc>
         <w:tc>
           <w:tcPr>
-            <w:tcW w:w="1960" w:type="dxa"/>
-            <w:tcBorders>
-              <w:top w:val="single" w:sz="6" w:space="0" w:color="808080"/>
-              <w:left w:val="single" w:sz="6" w:space="0" w:color="808080"/>
-              <w:bottom w:val="single" w:sz="6" w:space="0" w:color="808080"/>
-              <w:right w:val="single" w:sz="6" w:space="0" w:color="808080"/>
-            </w:tcBorders>
-            <w:tcMar>
-              <w:top w:w="80" w:type="dxa"/>
-              <w:left w:w="120" w:type="dxa"/>
-              <w:bottom w:w="80" w:type="dxa"/>
-              <w:right w:w="120" w:type="dxa"/>
-            </w:tcMar>
+            <w:tcW w:w="1700" w:type="dxa"/>
+            <w:shd w:val="clear" w:color="auto" w:fill="1F4E79"/>
+            <w:vAlign w:val="center"/>
           </w:tcPr>
           <w:p>
             <w:pPr>
               <w:jc w:val="center"/>
-              <w:rPr>
-                <w:rFonts w:ascii="Titillium Web" w:hAnsi="Titillium Web"/>
-                <w:bCs/>
-                <w:sz w:val="22"/>
-                <w:szCs w:val="22"/>
-              </w:rPr>
             </w:pPr>
             <w:r>
               <w:rPr>
-                <w:rFonts w:ascii="Titillium Web" w:hAnsi="Titillium Web"/>
-                <w:bCs/>
-                <w:sz w:val="22"/>
-                <w:szCs w:val="22"/>
-              </w:rPr>
-              <w:t>{monto3}</w:t>
+                <w:b/>
+                <w:color w:val="FFFFFF"/>
+              </w:rPr>
+              <w:t xml:space="preserve">Diferencia con el referencial</w:t>
+            </w:r>
+          </w:p>
+        </w:tc>
+        <w:tc>
+          <w:tcPr>
+            <w:tcW w:w="1140" w:type="dxa"/>
+            <w:shd w:val="clear" w:color="auto" w:fill="1F4E79"/>
+            <w:vAlign w:val="center"/>
+          </w:tcPr>
+          <w:p>
+            <w:pPr>
+              <w:jc w:val="center"/>
+            </w:pPr>
+            <w:r>
+              <w:rPr>
+                <w:b/>
+                <w:color w:val="FFFFFF"/>
+              </w:rPr>
+              <w:t xml:space="preserve">¿Se ajusta?</w:t>
             </w:r>
           </w:p>
         </w:tc>
@@ -4987,607 +3073,95 @@
       <w:tr>
         <w:tc>
           <w:tcPr>
-            <w:tcW w:w="3480" w:type="dxa"/>
-            <w:tcBorders>
-              <w:top w:val="single" w:sz="6" w:space="0" w:color="808080"/>
-              <w:left w:val="single" w:sz="6" w:space="0" w:color="808080"/>
-              <w:bottom w:val="single" w:sz="6" w:space="0" w:color="808080"/>
-              <w:right w:val="single" w:sz="6" w:space="0" w:color="808080"/>
-            </w:tcBorders>
-            <w:tcMar>
-              <w:top w:w="80" w:type="dxa"/>
-              <w:left w:w="120" w:type="dxa"/>
-              <w:bottom w:w="80" w:type="dxa"/>
-              <w:right w:w="120" w:type="dxa"/>
-            </w:tcMar>
+            <w:tcW w:w="2600" w:type="dxa"/>
+            <w:vAlign w:val="center"/>
           </w:tcPr>
           <w:p>
-            <w:pPr>
-              <w:jc w:val="both"/>
-              <w:rPr>
-                <w:rFonts w:ascii="Titillium Web" w:hAnsi="Titillium Web"/>
-                <w:bCs/>
-                <w:sz w:val="22"/>
-                <w:szCs w:val="22"/>
-              </w:rPr>
-            </w:pPr>
             <w:r>
-              <w:rPr>
-                <w:rFonts w:ascii="Titillium Web" w:hAnsi="Titillium Web"/>
-                <w:b/>
-                <w:bCs/>
-                <w:sz w:val="22"/>
-                <w:szCs w:val="22"/>
-              </w:rPr>
-              <w:t>Presupuesto referencial (USD)</w:t>
+              <w:t xml:space="preserve">{#economicos}{razon}</w:t>
             </w:r>
           </w:p>
         </w:tc>
         <w:tc>
           <w:tcPr>
-            <w:tcW w:w="5880" w:type="dxa"/>
-            <w:gridSpan w:val="3"/>
-            <w:tcBorders>
-              <w:top w:val="single" w:sz="6" w:space="0" w:color="808080"/>
-              <w:left w:val="single" w:sz="6" w:space="0" w:color="808080"/>
-              <w:bottom w:val="single" w:sz="6" w:space="0" w:color="808080"/>
-              <w:right w:val="single" w:sz="6" w:space="0" w:color="808080"/>
-            </w:tcBorders>
-            <w:tcMar>
-              <w:top w:w="80" w:type="dxa"/>
-              <w:left w:w="120" w:type="dxa"/>
-              <w:bottom w:w="80" w:type="dxa"/>
-              <w:right w:w="120" w:type="dxa"/>
-            </w:tcMar>
+            <w:tcW w:w="1500" w:type="dxa"/>
+            <w:vAlign w:val="center"/>
           </w:tcPr>
           <w:p>
             <w:pPr>
-              <w:jc w:val="center"/>
-              <w:rPr>
-                <w:rFonts w:ascii="Titillium Web" w:hAnsi="Titillium Web"/>
-                <w:bCs/>
-                <w:sz w:val="22"/>
-                <w:szCs w:val="22"/>
-              </w:rPr>
+              <w:jc w:val="right"/>
             </w:pPr>
             <w:r>
-              <w:rPr>
-                <w:rFonts w:ascii="Titillium Web" w:hAnsi="Titillium Web"/>
-                <w:bCs/>
-                <w:sz w:val="22"/>
-                <w:szCs w:val="22"/>
-              </w:rPr>
-              <w:t>{presupuesto}</w:t>
-            </w:r>
-          </w:p>
-        </w:tc>
-      </w:tr>
-      <w:tr>
-        <w:tc>
-          <w:tcPr>
-            <w:tcW w:w="3480" w:type="dxa"/>
-            <w:tcBorders>
-              <w:top w:val="single" w:sz="6" w:space="0" w:color="808080"/>
-              <w:left w:val="single" w:sz="6" w:space="0" w:color="808080"/>
-              <w:bottom w:val="single" w:sz="6" w:space="0" w:color="808080"/>
-              <w:right w:val="single" w:sz="6" w:space="0" w:color="808080"/>
-            </w:tcBorders>
-            <w:tcMar>
-              <w:top w:w="80" w:type="dxa"/>
-              <w:left w:w="120" w:type="dxa"/>
-              <w:bottom w:w="80" w:type="dxa"/>
-              <w:right w:w="120" w:type="dxa"/>
-            </w:tcMar>
-          </w:tcPr>
-          <w:p>
-            <w:pPr>
-              <w:jc w:val="both"/>
-              <w:rPr>
-                <w:rFonts w:ascii="Titillium Web" w:hAnsi="Titillium Web"/>
-                <w:bCs/>
-                <w:sz w:val="22"/>
-                <w:szCs w:val="22"/>
-              </w:rPr>
-            </w:pPr>
-            <w:r>
-              <w:rPr>
-                <w:rFonts w:ascii="Titillium Web" w:hAnsi="Titillium Web"/>
-                <w:b/>
-                <w:bCs/>
-                <w:sz w:val="22"/>
-                <w:szCs w:val="22"/>
-              </w:rPr>
-              <w:t xml:space="preserve">Diferencia con el referencial </w:t>
-            </w:r>
-            <w:r>
-              <w:rPr>
-                <w:rFonts w:ascii="Titillium Web" w:hAnsi="Titillium Web"/>
-                <w:b/>
-                <w:bCs/>
-                <w:sz w:val="22"/>
-                <w:szCs w:val="22"/>
-              </w:rPr>
-              <w:t>(USD)</w:t>
+              <w:t xml:space="preserve">{sinIva}</w:t>
             </w:r>
           </w:p>
         </w:tc>
         <w:tc>
           <w:tcPr>
-            <w:tcW w:w="1960" w:type="dxa"/>
-            <w:tcBorders>
-              <w:top w:val="single" w:sz="6" w:space="0" w:color="808080"/>
-              <w:left w:val="single" w:sz="6" w:space="0" w:color="808080"/>
-              <w:bottom w:val="single" w:sz="6" w:space="0" w:color="808080"/>
-              <w:right w:val="single" w:sz="6" w:space="0" w:color="808080"/>
-            </w:tcBorders>
-            <w:tcMar>
-              <w:top w:w="80" w:type="dxa"/>
-              <w:left w:w="120" w:type="dxa"/>
-              <w:bottom w:w="80" w:type="dxa"/>
-              <w:right w:w="120" w:type="dxa"/>
-            </w:tcMar>
+            <w:tcW w:w="1300" w:type="dxa"/>
+            <w:vAlign w:val="center"/>
           </w:tcPr>
           <w:p>
             <w:pPr>
-              <w:jc w:val="both"/>
-              <w:rPr>
-                <w:rFonts w:ascii="Titillium Web" w:hAnsi="Titillium Web"/>
-                <w:bCs/>
-                <w:sz w:val="22"/>
-                <w:szCs w:val="22"/>
-              </w:rPr>
-            </w:pPr>
-          </w:p>
-        </w:tc>
-        <w:tc>
-          <w:tcPr>
-            <w:tcW w:w="1960" w:type="dxa"/>
-            <w:tcBorders>
-              <w:top w:val="single" w:sz="6" w:space="0" w:color="808080"/>
-              <w:left w:val="single" w:sz="6" w:space="0" w:color="808080"/>
-              <w:bottom w:val="single" w:sz="6" w:space="0" w:color="808080"/>
-              <w:right w:val="single" w:sz="6" w:space="0" w:color="808080"/>
-            </w:tcBorders>
-            <w:tcMar>
-              <w:top w:w="80" w:type="dxa"/>
-              <w:left w:w="120" w:type="dxa"/>
-              <w:bottom w:w="80" w:type="dxa"/>
-              <w:right w:w="120" w:type="dxa"/>
-            </w:tcMar>
-          </w:tcPr>
-          <w:p>
-            <w:pPr>
-              <w:jc w:val="both"/>
-              <w:rPr>
-                <w:rFonts w:ascii="Titillium Web" w:hAnsi="Titillium Web"/>
-                <w:bCs/>
-                <w:sz w:val="22"/>
-                <w:szCs w:val="22"/>
-              </w:rPr>
-            </w:pPr>
-          </w:p>
-        </w:tc>
-        <w:tc>
-          <w:tcPr>
-            <w:tcW w:w="1960" w:type="dxa"/>
-            <w:tcBorders>
-              <w:top w:val="single" w:sz="6" w:space="0" w:color="808080"/>
-              <w:left w:val="single" w:sz="6" w:space="0" w:color="808080"/>
-              <w:bottom w:val="single" w:sz="6" w:space="0" w:color="808080"/>
-              <w:right w:val="single" w:sz="6" w:space="0" w:color="808080"/>
-            </w:tcBorders>
-            <w:tcMar>
-              <w:top w:w="80" w:type="dxa"/>
-              <w:left w:w="120" w:type="dxa"/>
-              <w:bottom w:w="80" w:type="dxa"/>
-              <w:right w:w="120" w:type="dxa"/>
-            </w:tcMar>
-          </w:tcPr>
-          <w:p>
-            <w:pPr>
-              <w:jc w:val="both"/>
-              <w:rPr>
-                <w:rFonts w:ascii="Titillium Web" w:hAnsi="Titillium Web"/>
-                <w:bCs/>
-                <w:sz w:val="22"/>
-                <w:szCs w:val="22"/>
-              </w:rPr>
-            </w:pPr>
-          </w:p>
-        </w:tc>
-      </w:tr>
-      <w:tr>
-        <w:tc>
-          <w:tcPr>
-            <w:tcW w:w="3480" w:type="dxa"/>
-            <w:tcBorders>
-              <w:top w:val="single" w:sz="6" w:space="0" w:color="808080"/>
-              <w:left w:val="single" w:sz="6" w:space="0" w:color="808080"/>
-              <w:bottom w:val="single" w:sz="6" w:space="0" w:color="808080"/>
-              <w:right w:val="single" w:sz="6" w:space="0" w:color="808080"/>
-            </w:tcBorders>
-            <w:tcMar>
-              <w:top w:w="80" w:type="dxa"/>
-              <w:left w:w="120" w:type="dxa"/>
-              <w:bottom w:w="80" w:type="dxa"/>
-              <w:right w:w="120" w:type="dxa"/>
-            </w:tcMar>
-          </w:tcPr>
-          <w:p>
-            <w:pPr>
-              <w:jc w:val="both"/>
-              <w:rPr>
-                <w:rFonts w:ascii="Titillium Web" w:hAnsi="Titillium Web"/>
-                <w:bCs/>
-                <w:sz w:val="22"/>
-                <w:szCs w:val="22"/>
-              </w:rPr>
+              <w:jc w:val="right"/>
             </w:pPr>
             <w:r>
-              <w:rPr>
-                <w:rFonts w:ascii="Titillium Web" w:hAnsi="Titillium Web"/>
-                <w:b/>
-                <w:bCs/>
-                <w:sz w:val="22"/>
-                <w:szCs w:val="22"/>
-              </w:rPr>
-              <w:lastRenderedPageBreak/>
-              <w:t>¿Se ajusta al presupuesto referencial?</w:t>
+              <w:t xml:space="preserve">{iva}</w:t>
             </w:r>
           </w:p>
         </w:tc>
         <w:tc>
           <w:tcPr>
-            <w:tcW w:w="1960" w:type="dxa"/>
-            <w:tcBorders>
-              <w:top w:val="single" w:sz="6" w:space="0" w:color="808080"/>
-              <w:left w:val="single" w:sz="6" w:space="0" w:color="808080"/>
-              <w:bottom w:val="single" w:sz="6" w:space="0" w:color="808080"/>
-              <w:right w:val="single" w:sz="6" w:space="0" w:color="808080"/>
-            </w:tcBorders>
-            <w:tcMar>
-              <w:top w:w="80" w:type="dxa"/>
-              <w:left w:w="120" w:type="dxa"/>
-              <w:bottom w:w="80" w:type="dxa"/>
-              <w:right w:w="120" w:type="dxa"/>
-            </w:tcMar>
+            <w:tcW w:w="1600" w:type="dxa"/>
+            <w:vAlign w:val="center"/>
+          </w:tcPr>
+          <w:p>
+            <w:pPr>
+              <w:jc w:val="right"/>
+            </w:pPr>
+            <w:r>
+              <w:rPr>
+                <w:b/>
+              </w:rPr>
+              <w:t xml:space="preserve">{total}</w:t>
+            </w:r>
+          </w:p>
+        </w:tc>
+        <w:tc>
+          <w:tcPr>
+            <w:tcW w:w="1700" w:type="dxa"/>
+            <w:vAlign w:val="center"/>
+          </w:tcPr>
+          <w:p>
+            <w:pPr>
+              <w:jc w:val="right"/>
+            </w:pPr>
+            <w:r>
+              <w:t xml:space="preserve">{difPresupuesto}</w:t>
+            </w:r>
+          </w:p>
+        </w:tc>
+        <w:tc>
+          <w:tcPr>
+            <w:tcW w:w="1140" w:type="dxa"/>
+            <w:vAlign w:val="center"/>
           </w:tcPr>
           <w:p>
             <w:pPr>
               <w:jc w:val="center"/>
-              <w:rPr>
-                <w:rFonts w:ascii="Titillium Web" w:hAnsi="Titillium Web"/>
-                <w:bCs/>
-                <w:sz w:val="22"/>
-                <w:szCs w:val="22"/>
-              </w:rPr>
             </w:pPr>
             <w:r>
-              <w:rPr>
-                <w:rFonts w:ascii="Titillium Web" w:hAnsi="Titillium Web"/>
-                <w:bCs/>
-                <w:sz w:val="22"/>
-                <w:szCs w:val="22"/>
-              </w:rPr>
-              <w:t xml:space="preserve">Sí </w:t>
-            </w:r>
-            <w:sdt>
-              <w:sdtPr>
-                <w:rPr>
-                  <w:rFonts w:ascii="Titillium Web" w:hAnsi="Titillium Web"/>
-                  <w:bCs/>
-                  <w:sz w:val="22"/>
-                  <w:szCs w:val="22"/>
-                </w:rPr>
-                <w:id w:val="-1728528291"/>
-                <w:temporary/>
-                <w14:checkbox>
-                  <w14:checked w14:val="0"/>
-                  <w14:checkedState w14:val="2612" w14:font="MS Gothic"/>
-                  <w14:uncheckedState w14:val="2610" w14:font="MS Gothic"/>
-                </w14:checkbox>
-              </w:sdtPr>
-              <w:sdtContent>
-                <w:r>
-                  <w:rPr>
-                    <w:rFonts w:ascii="Segoe UI Symbol" w:eastAsia="MS Gothic" w:hAnsi="Segoe UI Symbol" w:cs="Segoe UI Symbol"/>
-                    <w:bCs/>
-                    <w:sz w:val="22"/>
-                    <w:szCs w:val="22"/>
-                  </w:rPr>
-                  <w:t>☐</w:t>
-                </w:r>
-              </w:sdtContent>
-            </w:sdt>
-          </w:p>
-          <w:p>
-            <w:pPr>
-              <w:jc w:val="center"/>
-              <w:rPr>
-                <w:rFonts w:ascii="Titillium Web" w:hAnsi="Titillium Web"/>
-                <w:bCs/>
-                <w:sz w:val="22"/>
-                <w:szCs w:val="22"/>
-              </w:rPr>
-            </w:pPr>
-            <w:r>
-              <w:rPr>
-                <w:rFonts w:ascii="Titillium Web" w:hAnsi="Titillium Web"/>
-                <w:bCs/>
-                <w:sz w:val="22"/>
-                <w:szCs w:val="22"/>
-              </w:rPr>
-              <w:t xml:space="preserve">No </w:t>
-            </w:r>
-            <w:sdt>
-              <w:sdtPr>
-                <w:rPr>
-                  <w:rFonts w:ascii="Titillium Web" w:hAnsi="Titillium Web"/>
-                  <w:bCs/>
-                  <w:sz w:val="22"/>
-                  <w:szCs w:val="22"/>
-                </w:rPr>
-                <w:id w:val="-1992708602"/>
-                <w:temporary/>
-                <w14:checkbox>
-                  <w14:checked w14:val="0"/>
-                  <w14:checkedState w14:val="2612" w14:font="MS Gothic"/>
-                  <w14:uncheckedState w14:val="2610" w14:font="MS Gothic"/>
-                </w14:checkbox>
-              </w:sdtPr>
-              <w:sdtContent>
-                <w:r>
-                  <w:rPr>
-                    <w:rFonts w:ascii="Segoe UI Symbol" w:eastAsia="MS Gothic" w:hAnsi="Segoe UI Symbol" w:cs="Segoe UI Symbol"/>
-                    <w:bCs/>
-                    <w:sz w:val="22"/>
-                    <w:szCs w:val="22"/>
-                  </w:rPr>
-                  <w:t>☐</w:t>
-                </w:r>
-              </w:sdtContent>
-            </w:sdt>
-          </w:p>
-        </w:tc>
-        <w:tc>
-          <w:tcPr>
-            <w:tcW w:w="1960" w:type="dxa"/>
-            <w:tcBorders>
-              <w:top w:val="single" w:sz="6" w:space="0" w:color="808080"/>
-              <w:left w:val="single" w:sz="6" w:space="0" w:color="808080"/>
-              <w:bottom w:val="single" w:sz="6" w:space="0" w:color="808080"/>
-              <w:right w:val="single" w:sz="6" w:space="0" w:color="808080"/>
-            </w:tcBorders>
-            <w:tcMar>
-              <w:top w:w="80" w:type="dxa"/>
-              <w:left w:w="120" w:type="dxa"/>
-              <w:bottom w:w="80" w:type="dxa"/>
-              <w:right w:w="120" w:type="dxa"/>
-            </w:tcMar>
-          </w:tcPr>
-          <w:p>
-            <w:pPr>
-              <w:jc w:val="center"/>
-              <w:rPr>
-                <w:rFonts w:ascii="Titillium Web" w:hAnsi="Titillium Web"/>
-                <w:bCs/>
-                <w:sz w:val="22"/>
-                <w:szCs w:val="22"/>
-              </w:rPr>
-            </w:pPr>
-            <w:r>
-              <w:rPr>
-                <w:rFonts w:ascii="Titillium Web" w:hAnsi="Titillium Web"/>
-                <w:bCs/>
-                <w:sz w:val="22"/>
-                <w:szCs w:val="22"/>
-              </w:rPr>
-              <w:t xml:space="preserve">Sí </w:t>
-            </w:r>
-            <w:sdt>
-              <w:sdtPr>
-                <w:rPr>
-                  <w:rFonts w:ascii="Titillium Web" w:hAnsi="Titillium Web"/>
-                  <w:bCs/>
-                  <w:sz w:val="22"/>
-                  <w:szCs w:val="22"/>
-                </w:rPr>
-                <w:id w:val="1401932"/>
-                <w:temporary/>
-                <w14:checkbox>
-                  <w14:checked w14:val="0"/>
-                  <w14:checkedState w14:val="2612" w14:font="MS Gothic"/>
-                  <w14:uncheckedState w14:val="2610" w14:font="MS Gothic"/>
-                </w14:checkbox>
-              </w:sdtPr>
-              <w:sdtContent>
-                <w:r>
-                  <w:rPr>
-                    <w:rFonts w:ascii="Segoe UI Symbol" w:eastAsia="MS Gothic" w:hAnsi="Segoe UI Symbol" w:cs="Segoe UI Symbol"/>
-                    <w:bCs/>
-                    <w:sz w:val="22"/>
-                    <w:szCs w:val="22"/>
-                  </w:rPr>
-                  <w:t>☐</w:t>
-                </w:r>
-              </w:sdtContent>
-            </w:sdt>
-          </w:p>
-          <w:p>
-            <w:pPr>
-              <w:jc w:val="center"/>
-              <w:rPr>
-                <w:rFonts w:ascii="Titillium Web" w:hAnsi="Titillium Web"/>
-                <w:bCs/>
-                <w:sz w:val="22"/>
-                <w:szCs w:val="22"/>
-              </w:rPr>
-            </w:pPr>
-            <w:r>
-              <w:rPr>
-                <w:rFonts w:ascii="Titillium Web" w:hAnsi="Titillium Web"/>
-                <w:bCs/>
-                <w:sz w:val="22"/>
-                <w:szCs w:val="22"/>
-              </w:rPr>
-              <w:t xml:space="preserve">No </w:t>
-            </w:r>
-            <w:sdt>
-              <w:sdtPr>
-                <w:rPr>
-                  <w:rFonts w:ascii="Titillium Web" w:hAnsi="Titillium Web"/>
-                  <w:bCs/>
-                  <w:sz w:val="22"/>
-                  <w:szCs w:val="22"/>
-                </w:rPr>
-                <w:id w:val="284467603"/>
-                <w:temporary/>
-                <w14:checkbox>
-                  <w14:checked w14:val="0"/>
-                  <w14:checkedState w14:val="2612" w14:font="MS Gothic"/>
-                  <w14:uncheckedState w14:val="2610" w14:font="MS Gothic"/>
-                </w14:checkbox>
-              </w:sdtPr>
-              <w:sdtContent>
-                <w:r>
-                  <w:rPr>
-                    <w:rFonts w:ascii="Segoe UI Symbol" w:eastAsia="MS Gothic" w:hAnsi="Segoe UI Symbol" w:cs="Segoe UI Symbol"/>
-                    <w:bCs/>
-                    <w:sz w:val="22"/>
-                    <w:szCs w:val="22"/>
-                  </w:rPr>
-                  <w:t>☐</w:t>
-                </w:r>
-              </w:sdtContent>
-            </w:sdt>
-          </w:p>
-        </w:tc>
-        <w:tc>
-          <w:tcPr>
-            <w:tcW w:w="1960" w:type="dxa"/>
-            <w:tcBorders>
-              <w:top w:val="single" w:sz="6" w:space="0" w:color="808080"/>
-              <w:left w:val="single" w:sz="6" w:space="0" w:color="808080"/>
-              <w:bottom w:val="single" w:sz="6" w:space="0" w:color="808080"/>
-              <w:right w:val="single" w:sz="6" w:space="0" w:color="808080"/>
-            </w:tcBorders>
-            <w:tcMar>
-              <w:top w:w="80" w:type="dxa"/>
-              <w:left w:w="120" w:type="dxa"/>
-              <w:bottom w:w="80" w:type="dxa"/>
-              <w:right w:w="120" w:type="dxa"/>
-            </w:tcMar>
-          </w:tcPr>
-          <w:p>
-            <w:pPr>
-              <w:jc w:val="center"/>
-              <w:rPr>
-                <w:rFonts w:ascii="Titillium Web" w:hAnsi="Titillium Web"/>
-                <w:bCs/>
-                <w:sz w:val="22"/>
-                <w:szCs w:val="22"/>
-              </w:rPr>
-            </w:pPr>
-            <w:r>
-              <w:rPr>
-                <w:rFonts w:ascii="Titillium Web" w:hAnsi="Titillium Web"/>
-                <w:bCs/>
-                <w:sz w:val="22"/>
-                <w:szCs w:val="22"/>
-              </w:rPr>
-              <w:t xml:space="preserve">Sí </w:t>
-            </w:r>
-            <w:sdt>
-              <w:sdtPr>
-                <w:rPr>
-                  <w:rFonts w:ascii="Titillium Web" w:hAnsi="Titillium Web"/>
-                  <w:bCs/>
-                  <w:sz w:val="22"/>
-                  <w:szCs w:val="22"/>
-                </w:rPr>
-                <w:id w:val="-147752025"/>
-                <w:temporary/>
-                <w14:checkbox>
-                  <w14:checked w14:val="0"/>
-                  <w14:checkedState w14:val="2612" w14:font="MS Gothic"/>
-                  <w14:uncheckedState w14:val="2610" w14:font="MS Gothic"/>
-                </w14:checkbox>
-              </w:sdtPr>
-              <w:sdtContent>
-                <w:r>
-                  <w:rPr>
-                    <w:rFonts w:ascii="Segoe UI Symbol" w:eastAsia="MS Gothic" w:hAnsi="Segoe UI Symbol" w:cs="Segoe UI Symbol"/>
-                    <w:bCs/>
-                    <w:sz w:val="22"/>
-                    <w:szCs w:val="22"/>
-                  </w:rPr>
-                  <w:t>☐</w:t>
-                </w:r>
-              </w:sdtContent>
-            </w:sdt>
-          </w:p>
-          <w:p>
-            <w:pPr>
-              <w:jc w:val="center"/>
-              <w:rPr>
-                <w:rFonts w:ascii="Titillium Web" w:hAnsi="Titillium Web"/>
-                <w:bCs/>
-                <w:sz w:val="22"/>
-                <w:szCs w:val="22"/>
-              </w:rPr>
-            </w:pPr>
-            <w:r>
-              <w:rPr>
-                <w:rFonts w:ascii="Titillium Web" w:hAnsi="Titillium Web"/>
-                <w:bCs/>
-                <w:sz w:val="22"/>
-                <w:szCs w:val="22"/>
-              </w:rPr>
-              <w:t xml:space="preserve">No </w:t>
-            </w:r>
-            <w:sdt>
-              <w:sdtPr>
-                <w:rPr>
-                  <w:rFonts w:ascii="Titillium Web" w:hAnsi="Titillium Web"/>
-                  <w:bCs/>
-                  <w:sz w:val="22"/>
-                  <w:szCs w:val="22"/>
-                </w:rPr>
-                <w:id w:val="244852630"/>
-                <w:temporary/>
-                <w14:checkbox>
-                  <w14:checked w14:val="0"/>
-                  <w14:checkedState w14:val="2612" w14:font="MS Gothic"/>
-                  <w14:uncheckedState w14:val="2610" w14:font="MS Gothic"/>
-                </w14:checkbox>
-              </w:sdtPr>
-              <w:sdtContent>
-                <w:r>
-                  <w:rPr>
-                    <w:rFonts w:ascii="Segoe UI Symbol" w:eastAsia="MS Gothic" w:hAnsi="Segoe UI Symbol" w:cs="Segoe UI Symbol"/>
-                    <w:bCs/>
-                    <w:sz w:val="22"/>
-                    <w:szCs w:val="22"/>
-                  </w:rPr>
-                  <w:t>☐</w:t>
-                </w:r>
-              </w:sdtContent>
-            </w:sdt>
-            <w:commentRangeEnd w:id="4"/>
-            <w:r>
-              <w:rPr>
-                <w:rStyle w:val="Refdecomentario"/>
-                <w:rFonts w:ascii="Titillium Web" w:hAnsi="Titillium Web"/>
-                <w:bCs/>
-                <w:sz w:val="22"/>
-                <w:szCs w:val="22"/>
-              </w:rPr>
-              <w:commentReference w:id="4"/>
+              <w:t xml:space="preserve">{enPresupuesto}{/economicos}</w:t>
             </w:r>
           </w:p>
         </w:tc>
       </w:tr>
     </w:tbl>
+    <w:p>
+      <w:r>
+        <w:t xml:space="preserve">Presupuesto referencial: {presupuesto} ({presupuestoLetras}).</w:t>
+      </w:r>
+    </w:p>
     <w:p>
       <w:pPr>
         <w:jc w:val="both"/>
@@ -6930,15 +4504,6 @@
           <w:szCs w:val="22"/>
         </w:rPr>
         <w:t xml:space="preserve">                     </w:t>
-      </w:r>
-      <w:r>
-        <w:rPr>
-          <w:rFonts w:ascii="Titillium Web" w:hAnsi="Titillium Web"/>
-          <w:b w:val="0"/>
-          <w:bCs/>
-          <w:sz w:val="22"/>
-          <w:szCs w:val="22"/>
-        </w:rPr>
         <w:tab/>
         <w:t xml:space="preserve">         </w:t>
       </w:r>

--- a/calificacion/plantillas/Acta_de_adjudicacion.docx
+++ b/calificacion/plantillas/Acta_de_adjudicacion.docx
@@ -813,9 +813,9 @@
         <w:tblLook w:val="04A0" w:firstRow="1" w:lastRow="0" w:firstColumn="1" w:lastColumn="0" w:noHBand="0" w:noVBand="1"/>
       </w:tblPr>
       <w:tblGrid>
-        <w:gridCol w:w="2497"/>
-        <w:gridCol w:w="2847"/>
-        <w:gridCol w:w="2077"/>
+        <w:gridCol w:w="2599"/>
+        <w:gridCol w:w="2781"/>
+        <w:gridCol w:w="2041"/>
         <w:gridCol w:w="1939"/>
       </w:tblGrid>
       <w:tr>
@@ -1075,6 +1075,7 @@
                   <w:listItem w:displayText="Administradora" w:value="Administradora"/>
                 </w:comboBox>
               </w:sdtPr>
+              <w:sdtEndPr/>
               <w:sdtContent>
                 <w:r>
                   <w:rPr>
@@ -1144,6 +1145,7 @@
                   <w:listItem w:displayText="Presidenta" w:value="Presidenta"/>
                 </w:comboBox>
               </w:sdtPr>
+              <w:sdtEndPr/>
               <w:sdtContent>
                 <w:r>
                   <w:rPr>
@@ -1206,6 +1208,7 @@
                 <w:listItem w:displayText="Virtual" w:value="Virtual"/>
               </w:comboBox>
             </w:sdtPr>
+            <w:sdtEndPr/>
             <w:sdtContent>
               <w:p>
                 <w:pPr>
@@ -1372,6 +1375,36 @@
                 <w:lang w:eastAsia="es-EC"/>
               </w:rPr>
             </w:pPr>
+            <w:sdt>
+              <w:sdtPr>
+                <w:rPr>
+                  <w:rFonts w:ascii="Titillium Web" w:eastAsia="Arial" w:hAnsi="Titillium Web" w:cs="Arial"/>
+                  <w:sz w:val="22"/>
+                  <w:szCs w:val="22"/>
+                  <w:lang w:eastAsia="es-EC"/>
+                </w:rPr>
+                <w:id w:val="363805070"/>
+                <w:placeholder>
+                  <w:docPart w:val="6CA3860841544C82AB68DEDE60393393"/>
+                </w:placeholder>
+                <w:temporary/>
+                <w:comboBox>
+                  <w:listItem w:displayText="Presencial" w:value="Presencial"/>
+                  <w:listItem w:displayText="Virtual" w:value="Virtual"/>
+                </w:comboBox>
+              </w:sdtPr>
+              <w:sdtContent>
+                <w:r>
+                  <w:rPr>
+                    <w:rFonts w:ascii="Titillium Web" w:eastAsia="Arial" w:hAnsi="Titillium Web" w:cs="Arial"/>
+                    <w:sz w:val="22"/>
+                    <w:szCs w:val="22"/>
+                    <w:lang w:eastAsia="es-EC"/>
+                  </w:rPr>
+                  <w:t>Presencial / Virtual</w:t>
+                </w:r>
+              </w:sdtContent>
+            </w:sdt>
             <w:r>
               <w:rPr>
                 <w:rFonts w:ascii="Titillium Web" w:eastAsia="Arial" w:hAnsi="Titillium Web" w:cs="Arial"/>
@@ -1379,7 +1412,7 @@
                 <w:szCs w:val="22"/>
                 <w:lang w:eastAsia="es-EC"/>
               </w:rPr>
-              <w:t>Presencial / Virtual{/items}</w:t>
+              <w:t>{/items}</w:t>
             </w:r>
           </w:p>
         </w:tc>
@@ -1457,6 +1490,7 @@
                 <w:listItem w:displayText="Administradora contadora" w:value="Administradora contadora"/>
               </w:comboBox>
             </w:sdtPr>
+            <w:sdtEndPr/>
             <w:sdtContent>
               <w:p>
                 <w:pPr>
@@ -1517,6 +1551,7 @@
                 <w:listItem w:displayText="Secretaria" w:value="Secretaria"/>
               </w:comboBox>
             </w:sdtPr>
+            <w:sdtEndPr/>
             <w:sdtContent>
               <w:p>
                 <w:pPr>
@@ -1577,6 +1612,7 @@
                 <w:listItem w:displayText="Virtual" w:value="Virtual"/>
               </w:comboBox>
             </w:sdtPr>
+            <w:sdtEndPr/>
             <w:sdtContent>
               <w:p>
                 <w:pPr>
@@ -1597,6 +1633,7 @@
                   </w:rPr>
                   <w:t>Presencial / Virtual</w:t>
                 </w:r>
+                <w:commentRangeEnd w:id="0"/>
                 <w:r>
                   <w:rPr>
                     <w:rStyle w:val="Refdecomentario"/>
@@ -1663,7 +1700,6 @@
           <w:sz w:val="22"/>
           <w:szCs w:val="22"/>
         </w:rPr>
-        <w:lastRenderedPageBreak/>
         <w:t>Constatado el quórum reglamentario, la presidencia declara instalada la sesión y dispone a la Secretaría dar lectura al orden del día.</w:t>
       </w:r>
     </w:p>
@@ -2018,6 +2054,7 @@
             <w:listItem w:displayText="la ordenadora de gasto" w:value="la ordenadora de gasto"/>
           </w:comboBox>
         </w:sdtPr>
+        <w:sdtEndPr/>
         <w:sdtContent>
           <w:r>
             <w:rPr>
@@ -2444,6 +2481,7 @@
                   <w14:uncheckedState w14:val="2610" w14:font="MS Gothic"/>
                 </w14:checkbox>
               </w:sdtPr>
+              <w:sdtEndPr/>
               <w:sdtContent>
                 <w:r>
                   <w:rPr>
@@ -2491,6 +2529,7 @@
                   <w14:uncheckedState w14:val="2610" w14:font="MS Gothic"/>
                 </w14:checkbox>
               </w:sdtPr>
+              <w:sdtEndPr/>
               <w:sdtContent>
                 <w:r>
                   <w:rPr>
@@ -2624,16 +2663,38 @@
       </w:pPr>
     </w:p>
     <w:p>
+      <w:pPr>
+        <w:rPr>
+          <w:rFonts w:ascii="Titillium Web" w:hAnsi="Titillium Web"/>
+          <w:sz w:val="22"/>
+          <w:szCs w:val="22"/>
+        </w:rPr>
+      </w:pPr>
       <w:r>
-        <w:t xml:space="preserve">{#tecnicos}</w:t>
+        <w:rPr>
+          <w:rFonts w:ascii="Titillium Web" w:hAnsi="Titillium Web"/>
+          <w:sz w:val="22"/>
+          <w:szCs w:val="22"/>
+        </w:rPr>
+        <w:t>{#tecnicos}</w:t>
       </w:r>
     </w:p>
     <w:p>
+      <w:pPr>
+        <w:rPr>
+          <w:rFonts w:ascii="Titillium Web" w:hAnsi="Titillium Web"/>
+          <w:sz w:val="22"/>
+          <w:szCs w:val="22"/>
+        </w:rPr>
+      </w:pPr>
       <w:r>
         <w:rPr>
+          <w:rFonts w:ascii="Titillium Web" w:hAnsi="Titillium Web"/>
           <w:b/>
-        </w:rPr>
-        <w:t xml:space="preserve">Proponente: {razon}</w:t>
+          <w:sz w:val="22"/>
+          <w:szCs w:val="22"/>
+        </w:rPr>
+        <w:t>Proponente: {razon}</w:t>
       </w:r>
     </w:p>
     <w:tbl>
@@ -2647,10 +2708,11 @@
           <w:insideH w:val="single" w:sz="4" w:space="0" w:color="BFBFBF"/>
           <w:insideV w:val="single" w:sz="4" w:space="0" w:color="BFBFBF"/>
         </w:tblBorders>
+        <w:tblLook w:val="04A0" w:firstRow="1" w:lastRow="0" w:firstColumn="1" w:lastColumn="0" w:noHBand="0" w:noVBand="1"/>
       </w:tblPr>
       <w:tblGrid>
-        <w:gridCol w:w="6800"/>
-        <w:gridCol w:w="3040"/>
+        <w:gridCol w:w="6424"/>
+        <w:gridCol w:w="2921"/>
       </w:tblGrid>
       <w:tr>
         <w:tc>
@@ -2661,14 +2723,21 @@
           </w:tcPr>
           <w:p>
             <w:pPr>
-              <w:jc w:val="left"/>
+              <w:rPr>
+                <w:rFonts w:ascii="Titillium Web" w:hAnsi="Titillium Web"/>
+                <w:sz w:val="22"/>
+                <w:szCs w:val="22"/>
+              </w:rPr>
             </w:pPr>
             <w:r>
               <w:rPr>
+                <w:rFonts w:ascii="Titillium Web" w:hAnsi="Titillium Web"/>
                 <w:b/>
                 <w:color w:val="FFFFFF"/>
-              </w:rPr>
-              <w:t xml:space="preserve">Parámetro técnico</w:t>
+                <w:sz w:val="22"/>
+                <w:szCs w:val="22"/>
+              </w:rPr>
+              <w:t>Parámetro técnico</w:t>
             </w:r>
           </w:p>
         </w:tc>
@@ -2681,13 +2750,21 @@
           <w:p>
             <w:pPr>
               <w:jc w:val="center"/>
+              <w:rPr>
+                <w:rFonts w:ascii="Titillium Web" w:hAnsi="Titillium Web"/>
+                <w:sz w:val="22"/>
+                <w:szCs w:val="22"/>
+              </w:rPr>
             </w:pPr>
             <w:r>
               <w:rPr>
+                <w:rFonts w:ascii="Titillium Web" w:hAnsi="Titillium Web"/>
                 <w:b/>
                 <w:color w:val="FFFFFF"/>
-              </w:rPr>
-              <w:t xml:space="preserve">Resultado</w:t>
+                <w:sz w:val="22"/>
+                <w:szCs w:val="22"/>
+              </w:rPr>
+              <w:t>Resultado</w:t>
             </w:r>
           </w:p>
         </w:tc>
@@ -2699,8 +2776,20 @@
             <w:vAlign w:val="center"/>
           </w:tcPr>
           <w:p>
+            <w:pPr>
+              <w:rPr>
+                <w:rFonts w:ascii="Titillium Web" w:hAnsi="Titillium Web"/>
+                <w:sz w:val="22"/>
+                <w:szCs w:val="22"/>
+              </w:rPr>
+            </w:pPr>
             <w:r>
-              <w:t xml:space="preserve">{#reqs}{req}</w:t>
+              <w:rPr>
+                <w:rFonts w:ascii="Titillium Web" w:hAnsi="Titillium Web"/>
+                <w:sz w:val="22"/>
+                <w:szCs w:val="22"/>
+              </w:rPr>
+              <w:t>{#reqs}{req}</w:t>
             </w:r>
           </w:p>
         </w:tc>
@@ -2712,9 +2801,19 @@
           <w:p>
             <w:pPr>
               <w:jc w:val="center"/>
+              <w:rPr>
+                <w:rFonts w:ascii="Titillium Web" w:hAnsi="Titillium Web"/>
+                <w:sz w:val="22"/>
+                <w:szCs w:val="22"/>
+              </w:rPr>
             </w:pPr>
             <w:r>
-              <w:t xml:space="preserve">{res}{/reqs}</w:t>
+              <w:rPr>
+                <w:rFonts w:ascii="Titillium Web" w:hAnsi="Titillium Web"/>
+                <w:sz w:val="22"/>
+                <w:szCs w:val="22"/>
+              </w:rPr>
+              <w:t>{res}{/reqs}</w:t>
             </w:r>
           </w:p>
         </w:tc>
@@ -2726,11 +2825,21 @@
             <w:vAlign w:val="center"/>
           </w:tcPr>
           <w:p>
+            <w:pPr>
+              <w:rPr>
+                <w:rFonts w:ascii="Titillium Web" w:hAnsi="Titillium Web"/>
+                <w:sz w:val="22"/>
+                <w:szCs w:val="22"/>
+              </w:rPr>
+            </w:pPr>
             <w:r>
               <w:rPr>
+                <w:rFonts w:ascii="Titillium Web" w:hAnsi="Titillium Web"/>
                 <w:b/>
-              </w:rPr>
-              <w:t xml:space="preserve">Resultado de la evaluación técnica</w:t>
+                <w:sz w:val="22"/>
+                <w:szCs w:val="22"/>
+              </w:rPr>
+              <w:t>Resultado de la evaluación técnica</w:t>
             </w:r>
           </w:p>
         </w:tc>
@@ -2742,21 +2851,49 @@
           <w:p>
             <w:pPr>
               <w:jc w:val="center"/>
+              <w:rPr>
+                <w:rFonts w:ascii="Titillium Web" w:hAnsi="Titillium Web"/>
+                <w:sz w:val="22"/>
+                <w:szCs w:val="22"/>
+              </w:rPr>
             </w:pPr>
             <w:r>
               <w:rPr>
+                <w:rFonts w:ascii="Titillium Web" w:hAnsi="Titillium Web"/>
                 <w:b/>
-              </w:rPr>
-              <w:t xml:space="preserve">{resultado}</w:t>
+                <w:sz w:val="22"/>
+                <w:szCs w:val="22"/>
+              </w:rPr>
+              <w:t>{resultado}</w:t>
             </w:r>
           </w:p>
         </w:tc>
       </w:tr>
     </w:tbl>
-    <w:p/>
     <w:p>
+      <w:pPr>
+        <w:rPr>
+          <w:rFonts w:ascii="Titillium Web" w:hAnsi="Titillium Web"/>
+          <w:sz w:val="22"/>
+          <w:szCs w:val="22"/>
+        </w:rPr>
+      </w:pPr>
+    </w:p>
+    <w:p>
+      <w:pPr>
+        <w:rPr>
+          <w:rFonts w:ascii="Titillium Web" w:hAnsi="Titillium Web"/>
+          <w:sz w:val="22"/>
+          <w:szCs w:val="22"/>
+        </w:rPr>
+      </w:pPr>
       <w:r>
-        <w:t xml:space="preserve">{/tecnicos}</w:t>
+        <w:rPr>
+          <w:rFonts w:ascii="Titillium Web" w:hAnsi="Titillium Web"/>
+          <w:sz w:val="22"/>
+          <w:szCs w:val="22"/>
+        </w:rPr>
+        <w:t>{/tecnicos}</w:t>
       </w:r>
     </w:p>
     <w:p>
@@ -2936,7 +3073,8 @@
     </w:p>
     <w:tbl>
       <w:tblPr>
-        <w:tblW w:w="0" w:type="auto"/>
+        <w:tblW w:w="8541" w:type="dxa"/>
+        <w:jc w:val="center"/>
         <w:tblBorders>
           <w:top w:val="single" w:sz="4" w:space="0" w:color="BFBFBF"/>
           <w:left w:val="single" w:sz="4" w:space="0" w:color="BFBFBF"/>
@@ -2945,221 +3083,244 @@
           <w:insideH w:val="single" w:sz="4" w:space="0" w:color="BFBFBF"/>
           <w:insideV w:val="single" w:sz="4" w:space="0" w:color="BFBFBF"/>
         </w:tblBorders>
+        <w:tblLook w:val="04A0" w:firstRow="1" w:lastRow="0" w:firstColumn="1" w:lastColumn="0" w:noHBand="0" w:noVBand="1"/>
       </w:tblPr>
       <w:tblGrid>
-        <w:gridCol w:w="2600"/>
-        <w:gridCol w:w="1500"/>
-        <w:gridCol w:w="1300"/>
-        <w:gridCol w:w="1600"/>
-        <w:gridCol w:w="1700"/>
-        <w:gridCol w:w="1140"/>
+        <w:gridCol w:w="2375"/>
+        <w:gridCol w:w="824"/>
+        <w:gridCol w:w="1785"/>
+        <w:gridCol w:w="3557"/>
       </w:tblGrid>
       <w:tr>
+        <w:trPr>
+          <w:jc w:val="center"/>
+        </w:trPr>
         <w:tc>
           <w:tcPr>
-            <w:tcW w:w="2600" w:type="dxa"/>
-            <w:shd w:val="clear" w:color="auto" w:fill="1F4E79"/>
-            <w:vAlign w:val="center"/>
-          </w:tcPr>
-          <w:p>
-            <w:pPr>
-              <w:jc w:val="left"/>
-            </w:pPr>
-            <w:r>
-              <w:rPr>
-                <w:b/>
-                <w:color w:val="FFFFFF"/>
-              </w:rPr>
-              <w:t xml:space="preserve">Proponente</w:t>
-            </w:r>
-          </w:p>
-        </w:tc>
-        <w:tc>
-          <w:tcPr>
-            <w:tcW w:w="1500" w:type="dxa"/>
+            <w:tcW w:w="2375" w:type="dxa"/>
             <w:shd w:val="clear" w:color="auto" w:fill="1F4E79"/>
             <w:vAlign w:val="center"/>
           </w:tcPr>
           <w:p>
             <w:pPr>
               <w:jc w:val="center"/>
+              <w:rPr>
+                <w:rFonts w:ascii="Titillium Web" w:hAnsi="Titillium Web"/>
+                <w:sz w:val="22"/>
+                <w:szCs w:val="22"/>
+              </w:rPr>
             </w:pPr>
             <w:r>
               <w:rPr>
+                <w:rFonts w:ascii="Titillium Web" w:hAnsi="Titillium Web"/>
                 <w:b/>
                 <w:color w:val="FFFFFF"/>
-              </w:rPr>
-              <w:t xml:space="preserve">Valor sin IVA (USD)</w:t>
+                <w:sz w:val="22"/>
+                <w:szCs w:val="22"/>
+              </w:rPr>
+              <w:t>Proponente</w:t>
             </w:r>
           </w:p>
         </w:tc>
         <w:tc>
           <w:tcPr>
-            <w:tcW w:w="1300" w:type="dxa"/>
+            <w:tcW w:w="824" w:type="dxa"/>
             <w:shd w:val="clear" w:color="auto" w:fill="1F4E79"/>
             <w:vAlign w:val="center"/>
           </w:tcPr>
           <w:p>
             <w:pPr>
               <w:jc w:val="center"/>
+              <w:rPr>
+                <w:rFonts w:ascii="Titillium Web" w:hAnsi="Titillium Web"/>
+                <w:sz w:val="22"/>
+                <w:szCs w:val="22"/>
+              </w:rPr>
             </w:pPr>
             <w:r>
               <w:rPr>
+                <w:rFonts w:ascii="Titillium Web" w:hAnsi="Titillium Web"/>
                 <w:b/>
                 <w:color w:val="FFFFFF"/>
-              </w:rPr>
-              <w:t xml:space="preserve">IVA (USD)</w:t>
+                <w:sz w:val="22"/>
+                <w:szCs w:val="22"/>
+              </w:rPr>
+              <w:t>Valor total (USD)</w:t>
             </w:r>
           </w:p>
         </w:tc>
         <w:tc>
           <w:tcPr>
-            <w:tcW w:w="1600" w:type="dxa"/>
+            <w:tcW w:w="1785" w:type="dxa"/>
             <w:shd w:val="clear" w:color="auto" w:fill="1F4E79"/>
             <w:vAlign w:val="center"/>
           </w:tcPr>
           <w:p>
             <w:pPr>
               <w:jc w:val="center"/>
+              <w:rPr>
+                <w:rFonts w:ascii="Titillium Web" w:hAnsi="Titillium Web"/>
+                <w:sz w:val="22"/>
+                <w:szCs w:val="22"/>
+              </w:rPr>
             </w:pPr>
             <w:r>
               <w:rPr>
+                <w:rFonts w:ascii="Titillium Web" w:hAnsi="Titillium Web"/>
                 <w:b/>
                 <w:color w:val="FFFFFF"/>
-              </w:rPr>
-              <w:t xml:space="preserve">Valor total (USD)</w:t>
+                <w:sz w:val="22"/>
+                <w:szCs w:val="22"/>
+              </w:rPr>
+              <w:t>Diferencia con el referencial</w:t>
             </w:r>
           </w:p>
         </w:tc>
         <w:tc>
           <w:tcPr>
-            <w:tcW w:w="1700" w:type="dxa"/>
+            <w:tcW w:w="3557" w:type="dxa"/>
             <w:shd w:val="clear" w:color="auto" w:fill="1F4E79"/>
             <w:vAlign w:val="center"/>
           </w:tcPr>
           <w:p>
             <w:pPr>
               <w:jc w:val="center"/>
+              <w:rPr>
+                <w:rFonts w:ascii="Titillium Web" w:hAnsi="Titillium Web"/>
+                <w:sz w:val="22"/>
+                <w:szCs w:val="22"/>
+              </w:rPr>
             </w:pPr>
             <w:r>
               <w:rPr>
+                <w:rFonts w:ascii="Titillium Web" w:hAnsi="Titillium Web"/>
                 <w:b/>
                 <w:color w:val="FFFFFF"/>
-              </w:rPr>
-              <w:t xml:space="preserve">Diferencia con el referencial</w:t>
+                <w:sz w:val="22"/>
+                <w:szCs w:val="22"/>
+              </w:rPr>
+              <w:t>¿Se ajusta?</w:t>
+            </w:r>
+          </w:p>
+        </w:tc>
+      </w:tr>
+      <w:tr>
+        <w:trPr>
+          <w:jc w:val="center"/>
+        </w:trPr>
+        <w:tc>
+          <w:tcPr>
+            <w:tcW w:w="2375" w:type="dxa"/>
+            <w:vAlign w:val="center"/>
+          </w:tcPr>
+          <w:p>
+            <w:pPr>
+              <w:rPr>
+                <w:rFonts w:ascii="Titillium Web" w:hAnsi="Titillium Web"/>
+                <w:sz w:val="22"/>
+                <w:szCs w:val="22"/>
+              </w:rPr>
+            </w:pPr>
+            <w:r>
+              <w:rPr>
+                <w:rFonts w:ascii="Titillium Web" w:hAnsi="Titillium Web"/>
+                <w:sz w:val="22"/>
+                <w:szCs w:val="22"/>
+              </w:rPr>
+              <w:t>{#economicos}{razon}</w:t>
             </w:r>
           </w:p>
         </w:tc>
         <w:tc>
           <w:tcPr>
-            <w:tcW w:w="1140" w:type="dxa"/>
-            <w:shd w:val="clear" w:color="auto" w:fill="1F4E79"/>
+            <w:tcW w:w="824" w:type="dxa"/>
+            <w:vAlign w:val="center"/>
+          </w:tcPr>
+          <w:p>
+            <w:pPr>
+              <w:jc w:val="right"/>
+              <w:rPr>
+                <w:rFonts w:ascii="Titillium Web" w:hAnsi="Titillium Web"/>
+                <w:sz w:val="22"/>
+                <w:szCs w:val="22"/>
+              </w:rPr>
+            </w:pPr>
+            <w:r>
+              <w:rPr>
+                <w:rFonts w:ascii="Titillium Web" w:hAnsi="Titillium Web"/>
+                <w:b/>
+                <w:sz w:val="22"/>
+                <w:szCs w:val="22"/>
+              </w:rPr>
+              <w:t>{total}</w:t>
+            </w:r>
+          </w:p>
+        </w:tc>
+        <w:tc>
+          <w:tcPr>
+            <w:tcW w:w="1785" w:type="dxa"/>
+            <w:vAlign w:val="center"/>
+          </w:tcPr>
+          <w:p>
+            <w:pPr>
+              <w:jc w:val="right"/>
+              <w:rPr>
+                <w:rFonts w:ascii="Titillium Web" w:hAnsi="Titillium Web"/>
+                <w:sz w:val="22"/>
+                <w:szCs w:val="22"/>
+              </w:rPr>
+            </w:pPr>
+            <w:r>
+              <w:rPr>
+                <w:rFonts w:ascii="Titillium Web" w:hAnsi="Titillium Web"/>
+                <w:sz w:val="22"/>
+                <w:szCs w:val="22"/>
+              </w:rPr>
+              <w:t>{difPresupuesto}</w:t>
+            </w:r>
+          </w:p>
+        </w:tc>
+        <w:tc>
+          <w:tcPr>
+            <w:tcW w:w="3557" w:type="dxa"/>
             <w:vAlign w:val="center"/>
           </w:tcPr>
           <w:p>
             <w:pPr>
               <w:jc w:val="center"/>
+              <w:rPr>
+                <w:rFonts w:ascii="Titillium Web" w:hAnsi="Titillium Web"/>
+                <w:sz w:val="22"/>
+                <w:szCs w:val="22"/>
+              </w:rPr>
             </w:pPr>
             <w:r>
               <w:rPr>
-                <w:b/>
-                <w:color w:val="FFFFFF"/>
-              </w:rPr>
-              <w:t xml:space="preserve">¿Se ajusta?</w:t>
-            </w:r>
-          </w:p>
-        </w:tc>
-      </w:tr>
-      <w:tr>
-        <w:tc>
-          <w:tcPr>
-            <w:tcW w:w="2600" w:type="dxa"/>
-            <w:vAlign w:val="center"/>
-          </w:tcPr>
-          <w:p>
-            <w:r>
-              <w:t xml:space="preserve">{#economicos}{razon}</w:t>
-            </w:r>
-          </w:p>
-        </w:tc>
-        <w:tc>
-          <w:tcPr>
-            <w:tcW w:w="1500" w:type="dxa"/>
-            <w:vAlign w:val="center"/>
-          </w:tcPr>
-          <w:p>
-            <w:pPr>
-              <w:jc w:val="right"/>
-            </w:pPr>
-            <w:r>
-              <w:t xml:space="preserve">{sinIva}</w:t>
-            </w:r>
-          </w:p>
-        </w:tc>
-        <w:tc>
-          <w:tcPr>
-            <w:tcW w:w="1300" w:type="dxa"/>
-            <w:vAlign w:val="center"/>
-          </w:tcPr>
-          <w:p>
-            <w:pPr>
-              <w:jc w:val="right"/>
-            </w:pPr>
-            <w:r>
-              <w:t xml:space="preserve">{iva}</w:t>
-            </w:r>
-          </w:p>
-        </w:tc>
-        <w:tc>
-          <w:tcPr>
-            <w:tcW w:w="1600" w:type="dxa"/>
-            <w:vAlign w:val="center"/>
-          </w:tcPr>
-          <w:p>
-            <w:pPr>
-              <w:jc w:val="right"/>
-            </w:pPr>
-            <w:r>
-              <w:rPr>
-                <w:b/>
-              </w:rPr>
-              <w:t xml:space="preserve">{total}</w:t>
-            </w:r>
-          </w:p>
-        </w:tc>
-        <w:tc>
-          <w:tcPr>
-            <w:tcW w:w="1700" w:type="dxa"/>
-            <w:vAlign w:val="center"/>
-          </w:tcPr>
-          <w:p>
-            <w:pPr>
-              <w:jc w:val="right"/>
-            </w:pPr>
-            <w:r>
-              <w:t xml:space="preserve">{difPresupuesto}</w:t>
-            </w:r>
-          </w:p>
-        </w:tc>
-        <w:tc>
-          <w:tcPr>
-            <w:tcW w:w="1140" w:type="dxa"/>
-            <w:vAlign w:val="center"/>
-          </w:tcPr>
-          <w:p>
-            <w:pPr>
-              <w:jc w:val="center"/>
-            </w:pPr>
-            <w:r>
-              <w:t xml:space="preserve">{enPresupuesto}{/economicos}</w:t>
+                <w:rFonts w:ascii="Titillium Web" w:hAnsi="Titillium Web"/>
+                <w:sz w:val="22"/>
+                <w:szCs w:val="22"/>
+              </w:rPr>
+              <w:t>{enPresupuesto}{/economicos}</w:t>
             </w:r>
           </w:p>
         </w:tc>
       </w:tr>
     </w:tbl>
     <w:p>
+      <w:pPr>
+        <w:rPr>
+          <w:rFonts w:ascii="Titillium Web" w:hAnsi="Titillium Web"/>
+          <w:sz w:val="22"/>
+          <w:szCs w:val="22"/>
+        </w:rPr>
+      </w:pPr>
       <w:r>
-        <w:t xml:space="preserve">Presupuesto referencial: {presupuesto} ({presupuestoLetras}).</w:t>
+        <w:rPr>
+          <w:rFonts w:ascii="Titillium Web" w:hAnsi="Titillium Web"/>
+          <w:sz w:val="22"/>
+          <w:szCs w:val="22"/>
+        </w:rPr>
+        <w:t>Presupuesto referencial: {presupuesto} ({presupuestoLetras}).</w:t>
       </w:r>
     </w:p>
     <w:p>
@@ -3168,6 +3329,8 @@
         <w:rPr>
           <w:rFonts w:ascii="Titillium Web" w:hAnsi="Titillium Web"/>
           <w:b/>
+          <w:sz w:val="22"/>
+          <w:szCs w:val="22"/>
         </w:rPr>
       </w:pPr>
     </w:p>
@@ -3265,6 +3428,7 @@
             <w14:uncheckedState w14:val="2610" w14:font="MS Gothic"/>
           </w14:checkbox>
         </w:sdtPr>
+        <w:sdtEndPr/>
         <w:sdtContent>
           <w:r>
             <w:rPr>
@@ -3349,6 +3513,7 @@
             <w14:uncheckedState w14:val="2610" w14:font="MS Gothic"/>
           </w14:checkbox>
         </w:sdtPr>
+        <w:sdtEndPr/>
         <w:sdtContent>
           <w:r>
             <w:rPr>
@@ -3455,6 +3620,7 @@
           <w:szCs w:val="22"/>
           <w:highlight w:val="yellow"/>
         </w:rPr>
+        <w:lastRenderedPageBreak/>
         <w:t>_______________________________________________________________________________</w:t>
       </w:r>
     </w:p>
@@ -3553,7 +3719,7 @@
         <w:tblLook w:val="04A0" w:firstRow="1" w:lastRow="0" w:firstColumn="1" w:lastColumn="0" w:noHBand="0" w:noVBand="1"/>
       </w:tblPr>
       <w:tblGrid>
-        <w:gridCol w:w="430"/>
+        <w:gridCol w:w="460"/>
         <w:gridCol w:w="9465"/>
       </w:tblGrid>
       <w:tr>
@@ -3573,22 +3739,41 @@
               <w:right w:w="120" w:type="dxa"/>
             </w:tcMar>
           </w:tcPr>
-          <w:p>
-            <w:pPr>
-              <w:jc w:val="center"/>
-              <w:rPr>
-                <w:rFonts w:ascii="Titillium Web" w:hAnsi="Titillium Web"/>
-              </w:rPr>
-            </w:pPr>
-            <w:r>
+          <w:sdt>
+            <w:sdtPr>
               <w:rPr>
                 <w:rFonts w:ascii="Segoe UI Symbol" w:eastAsia="Arial" w:hAnsi="Segoe UI Symbol" w:cs="Segoe UI Symbol"/>
                 <w:sz w:val="22"/>
                 <w:szCs w:val="22"/>
               </w:rPr>
-              <w:t>☐</w:t>
-            </w:r>
-          </w:p>
+              <w:id w:val="-1782336460"/>
+              <w14:checkbox>
+                <w14:checked w14:val="0"/>
+                <w14:checkedState w14:val="2612" w14:font="MS Gothic"/>
+                <w14:uncheckedState w14:val="2610" w14:font="MS Gothic"/>
+              </w14:checkbox>
+            </w:sdtPr>
+            <w:sdtContent>
+              <w:p>
+                <w:pPr>
+                  <w:jc w:val="center"/>
+                  <w:rPr>
+                    <w:rFonts w:ascii="Titillium Web" w:hAnsi="Titillium Web"/>
+                    <w:sz w:val="22"/>
+                    <w:szCs w:val="22"/>
+                  </w:rPr>
+                </w:pPr>
+                <w:r>
+                  <w:rPr>
+                    <w:rFonts w:ascii="MS Gothic" w:eastAsia="MS Gothic" w:hAnsi="MS Gothic" w:cs="Segoe UI Symbol" w:hint="eastAsia"/>
+                    <w:sz w:val="22"/>
+                    <w:szCs w:val="22"/>
+                  </w:rPr>
+                  <w:t>☐</w:t>
+                </w:r>
+              </w:p>
+            </w:sdtContent>
+          </w:sdt>
         </w:tc>
         <w:tc>
           <w:tcPr>
@@ -3692,6 +3877,8 @@
             <w:pPr>
               <w:rPr>
                 <w:rFonts w:ascii="Titillium Web" w:hAnsi="Titillium Web"/>
+                <w:sz w:val="22"/>
+                <w:szCs w:val="22"/>
               </w:rPr>
             </w:pPr>
             <w:r>
@@ -3722,22 +3909,41 @@
               <w:right w:w="120" w:type="dxa"/>
             </w:tcMar>
           </w:tcPr>
-          <w:p>
-            <w:pPr>
-              <w:jc w:val="center"/>
-              <w:rPr>
-                <w:rFonts w:ascii="Titillium Web" w:hAnsi="Titillium Web"/>
-              </w:rPr>
-            </w:pPr>
-            <w:r>
+          <w:sdt>
+            <w:sdtPr>
               <w:rPr>
                 <w:rFonts w:ascii="Segoe UI Symbol" w:eastAsia="Arial" w:hAnsi="Segoe UI Symbol" w:cs="Segoe UI Symbol"/>
                 <w:sz w:val="22"/>
                 <w:szCs w:val="22"/>
               </w:rPr>
-              <w:t>☐</w:t>
-            </w:r>
-          </w:p>
+              <w:id w:val="515352029"/>
+              <w14:checkbox>
+                <w14:checked w14:val="0"/>
+                <w14:checkedState w14:val="2612" w14:font="MS Gothic"/>
+                <w14:uncheckedState w14:val="2610" w14:font="MS Gothic"/>
+              </w14:checkbox>
+            </w:sdtPr>
+            <w:sdtContent>
+              <w:p>
+                <w:pPr>
+                  <w:jc w:val="center"/>
+                  <w:rPr>
+                    <w:rFonts w:ascii="Titillium Web" w:hAnsi="Titillium Web"/>
+                    <w:sz w:val="22"/>
+                    <w:szCs w:val="22"/>
+                  </w:rPr>
+                </w:pPr>
+                <w:r>
+                  <w:rPr>
+                    <w:rFonts w:ascii="MS Gothic" w:eastAsia="MS Gothic" w:hAnsi="MS Gothic" w:cs="Segoe UI Symbol" w:hint="eastAsia"/>
+                    <w:sz w:val="22"/>
+                    <w:szCs w:val="22"/>
+                  </w:rPr>
+                  <w:t>☐</w:t>
+                </w:r>
+              </w:p>
+            </w:sdtContent>
+          </w:sdt>
         </w:tc>
         <w:tc>
           <w:tcPr>
@@ -3759,6 +3965,8 @@
             <w:pPr>
               <w:rPr>
                 <w:rFonts w:ascii="Titillium Web" w:hAnsi="Titillium Web"/>
+                <w:sz w:val="22"/>
+                <w:szCs w:val="22"/>
               </w:rPr>
             </w:pPr>
             <w:r>
@@ -3871,7 +4079,7 @@
           <w:lang w:val="es-ES_tradnl"/>
         </w:rPr>
       </w:pPr>
-      <w:commentRangeStart w:id="5"/>
+      <w:commentRangeStart w:id="3"/>
       <w:r>
         <w:rPr>
           <w:rFonts w:ascii="Titillium Web" w:hAnsi="Titillium Web"/>
@@ -3882,7 +4090,7 @@
         </w:rPr>
         <w:t>Ninguna</w:t>
       </w:r>
-      <w:commentRangeEnd w:id="5"/>
+      <w:commentRangeEnd w:id="3"/>
       <w:r>
         <w:rPr>
           <w:rStyle w:val="Refdecomentario"/>
@@ -3892,7 +4100,7 @@
           <w:szCs w:val="22"/>
           <w:lang w:val="es-ES_tradnl"/>
         </w:rPr>
-        <w:commentReference w:id="5"/>
+        <w:commentReference w:id="3"/>
       </w:r>
     </w:p>
     <w:p>
@@ -3967,7 +4175,6 @@
           <w:sz w:val="22"/>
           <w:szCs w:val="22"/>
         </w:rPr>
-        <w:lastRenderedPageBreak/>
         <w:t>No existiendo más puntos que tratar, se da por terminada la sesión a las ___ h___ horas. Se dispone a Secretaría notificar la presente resolución al adjudicatario y a los proponentes no adjudicados, y remitir el expediente a la Coordinación del FAP para la elaboración del instrumento jurídico correspondiente.</w:t>
       </w:r>
     </w:p>
@@ -4031,454 +4238,6 @@
         </w:rPr>
       </w:pPr>
     </w:p>
-    <w:tbl>
-      <w:tblPr>
-        <w:tblW w:w="9360" w:type="dxa"/>
-        <w:tblCellMar>
-          <w:left w:w="10" w:type="dxa"/>
-          <w:right w:w="10" w:type="dxa"/>
-        </w:tblCellMar>
-        <w:tblLook w:val="04A0" w:firstRow="1" w:lastRow="0" w:firstColumn="1" w:lastColumn="0" w:noHBand="0" w:noVBand="1"/>
-      </w:tblPr>
-      <w:tblGrid>
-        <w:gridCol w:w="4680"/>
-        <w:gridCol w:w="4680"/>
-      </w:tblGrid>
-      <w:tr>
-        <w:tc>
-          <w:tcPr>
-            <w:tcW w:w="4680" w:type="dxa"/>
-            <w:tcMar>
-              <w:top w:w="360" w:type="dxa"/>
-              <w:left w:w="120" w:type="dxa"/>
-              <w:bottom w:w="200" w:type="dxa"/>
-              <w:right w:w="120" w:type="dxa"/>
-            </w:tcMar>
-          </w:tcPr>
-          <w:p>
-            <w:pPr>
-              <w:jc w:val="center"/>
-              <w:rPr>
-                <w:rFonts w:ascii="Titillium Web" w:hAnsi="Titillium Web"/>
-                <w:sz w:val="22"/>
-                <w:szCs w:val="22"/>
-              </w:rPr>
-            </w:pPr>
-            <w:r>
-              <w:rPr>
-                <w:rFonts w:ascii="Titillium Web" w:eastAsia="Arial" w:hAnsi="Titillium Web" w:cs="Arial"/>
-                <w:sz w:val="22"/>
-                <w:szCs w:val="22"/>
-              </w:rPr>
-              <w:t>______________________________</w:t>
-            </w:r>
-          </w:p>
-          <w:p>
-            <w:pPr>
-              <w:jc w:val="center"/>
-              <w:rPr>
-                <w:rFonts w:ascii="Titillium Web" w:eastAsia="Arial" w:hAnsi="Titillium Web" w:cs="Arial"/>
-                <w:b/>
-                <w:bCs/>
-                <w:sz w:val="22"/>
-                <w:szCs w:val="22"/>
-              </w:rPr>
-            </w:pPr>
-            <w:r>
-              <w:rPr>
-                <w:rFonts w:ascii="Titillium Web" w:eastAsia="Arial" w:hAnsi="Titillium Web" w:cs="Arial"/>
-                <w:b/>
-                <w:bCs/>
-                <w:sz w:val="22"/>
-                <w:szCs w:val="22"/>
-                <w:lang w:eastAsia="es-EC"/>
-              </w:rPr>
-              <w:t>{jefe}</w:t>
-            </w:r>
-          </w:p>
-          <w:p>
-            <w:pPr>
-              <w:jc w:val="center"/>
-              <w:rPr>
-                <w:rFonts w:ascii="Titillium Web" w:hAnsi="Titillium Web"/>
-                <w:sz w:val="22"/>
-                <w:szCs w:val="22"/>
-              </w:rPr>
-            </w:pPr>
-            <w:r>
-              <w:rPr>
-                <w:rFonts w:ascii="Titillium Web" w:eastAsia="Arial" w:hAnsi="Titillium Web" w:cs="Arial"/>
-                <w:b/>
-                <w:bCs/>
-                <w:sz w:val="22"/>
-                <w:szCs w:val="22"/>
-              </w:rPr>
-              <w:t>Presidente/a de la Comisión</w:t>
-            </w:r>
-          </w:p>
-          <w:p>
-            <w:pPr>
-              <w:jc w:val="center"/>
-              <w:rPr>
-                <w:rFonts w:ascii="Titillium Web" w:hAnsi="Titillium Web"/>
-                <w:sz w:val="22"/>
-                <w:szCs w:val="22"/>
-              </w:rPr>
-            </w:pPr>
-            <w:sdt>
-              <w:sdtPr>
-                <w:rPr>
-                  <w:rFonts w:ascii="Titillium Web" w:eastAsia="Arial" w:hAnsi="Titillium Web" w:cs="Arial"/>
-                  <w:sz w:val="22"/>
-                  <w:szCs w:val="22"/>
-                </w:rPr>
-                <w:id w:val="1170605338"/>
-                <w:placeholder>
-                  <w:docPart w:val="DefaultPlaceholder_-1854013438"/>
-                </w:placeholder>
-                <w:temporary/>
-                <w:comboBox>
-                  <w:listItem w:displayText="Administrador" w:value="Administrador"/>
-                  <w:listItem w:displayText="Administradora" w:value="Administradora"/>
-                </w:comboBox>
-              </w:sdtPr>
-              <w:sdtContent>
-                <w:r>
-                  <w:rPr>
-                    <w:rFonts w:ascii="Titillium Web" w:eastAsia="Arial" w:hAnsi="Titillium Web" w:cs="Arial"/>
-                    <w:sz w:val="22"/>
-                    <w:szCs w:val="22"/>
-                  </w:rPr>
-                  <w:t>Administrador/a</w:t>
-                </w:r>
-              </w:sdtContent>
-            </w:sdt>
-            <w:r>
-              <w:rPr>
-                <w:rFonts w:ascii="Titillium Web" w:eastAsia="Arial" w:hAnsi="Titillium Web" w:cs="Arial"/>
-                <w:sz w:val="22"/>
-                <w:szCs w:val="22"/>
-              </w:rPr>
-              <w:t xml:space="preserve"> del área protegida</w:t>
-            </w:r>
-          </w:p>
-        </w:tc>
-        <w:tc>
-          <w:tcPr>
-            <w:tcW w:w="4680" w:type="dxa"/>
-            <w:tcMar>
-              <w:top w:w="360" w:type="dxa"/>
-              <w:left w:w="120" w:type="dxa"/>
-              <w:bottom w:w="200" w:type="dxa"/>
-              <w:right w:w="120" w:type="dxa"/>
-            </w:tcMar>
-          </w:tcPr>
-          <w:p>
-            <w:pPr>
-              <w:jc w:val="center"/>
-              <w:rPr>
-                <w:rFonts w:ascii="Titillium Web" w:hAnsi="Titillium Web"/>
-                <w:sz w:val="22"/>
-                <w:szCs w:val="22"/>
-              </w:rPr>
-            </w:pPr>
-            <w:commentRangeStart w:id="6"/>
-            <w:r>
-              <w:rPr>
-                <w:rFonts w:ascii="Titillium Web" w:eastAsia="Arial" w:hAnsi="Titillium Web" w:cs="Arial"/>
-                <w:sz w:val="22"/>
-                <w:szCs w:val="22"/>
-              </w:rPr>
-              <w:t>______________________________</w:t>
-            </w:r>
-          </w:p>
-          <w:p>
-            <w:pPr>
-              <w:jc w:val="center"/>
-              <w:rPr>
-                <w:rFonts w:ascii="Titillium Web" w:hAnsi="Titillium Web"/>
-                <w:sz w:val="22"/>
-                <w:szCs w:val="22"/>
-              </w:rPr>
-            </w:pPr>
-            <w:r>
-              <w:rPr>
-                <w:rFonts w:ascii="Titillium Web" w:eastAsia="Arial" w:hAnsi="Titillium Web" w:cs="Arial"/>
-                <w:b/>
-                <w:bCs/>
-                <w:sz w:val="22"/>
-                <w:szCs w:val="22"/>
-              </w:rPr>
-              <w:t>(Nombre y apellido)</w:t>
-            </w:r>
-          </w:p>
-          <w:p>
-            <w:pPr>
-              <w:jc w:val="center"/>
-              <w:rPr>
-                <w:rFonts w:ascii="Titillium Web" w:hAnsi="Titillium Web"/>
-                <w:sz w:val="22"/>
-                <w:szCs w:val="22"/>
-              </w:rPr>
-            </w:pPr>
-            <w:r>
-              <w:rPr>
-                <w:rFonts w:ascii="Titillium Web" w:eastAsia="Arial" w:hAnsi="Titillium Web" w:cs="Arial"/>
-                <w:b/>
-                <w:bCs/>
-                <w:sz w:val="22"/>
-                <w:szCs w:val="22"/>
-              </w:rPr>
-              <w:t>Miembro técnico</w:t>
-            </w:r>
-          </w:p>
-          <w:p>
-            <w:pPr>
-              <w:jc w:val="center"/>
-              <w:rPr>
-                <w:rFonts w:ascii="Titillium Web" w:hAnsi="Titillium Web"/>
-                <w:sz w:val="22"/>
-                <w:szCs w:val="22"/>
-              </w:rPr>
-            </w:pPr>
-            <w:r>
-              <w:rPr>
-                <w:rFonts w:ascii="Titillium Web" w:eastAsia="Arial" w:hAnsi="Titillium Web" w:cs="Arial"/>
-                <w:sz w:val="22"/>
-                <w:szCs w:val="22"/>
-              </w:rPr>
-              <w:t>Invitado</w:t>
-            </w:r>
-            <w:commentRangeEnd w:id="6"/>
-            <w:r>
-              <w:rPr>
-                <w:rStyle w:val="Refdecomentario"/>
-                <w:rFonts w:ascii="Titillium Web" w:hAnsi="Titillium Web"/>
-                <w:sz w:val="22"/>
-                <w:szCs w:val="22"/>
-              </w:rPr>
-              <w:commentReference w:id="6"/>
-            </w:r>
-          </w:p>
-        </w:tc>
-      </w:tr>
-      <w:tr>
-        <w:tc>
-          <w:tcPr>
-            <w:tcW w:w="4680" w:type="dxa"/>
-            <w:tcMar>
-              <w:top w:w="360" w:type="dxa"/>
-              <w:left w:w="120" w:type="dxa"/>
-              <w:bottom w:w="200" w:type="dxa"/>
-              <w:right w:w="120" w:type="dxa"/>
-            </w:tcMar>
-          </w:tcPr>
-          <w:p>
-            <w:pPr>
-              <w:jc w:val="center"/>
-              <w:rPr>
-                <w:rFonts w:ascii="Titillium Web" w:hAnsi="Titillium Web"/>
-                <w:sz w:val="22"/>
-                <w:szCs w:val="22"/>
-              </w:rPr>
-            </w:pPr>
-            <w:r>
-              <w:rPr>
-                <w:rFonts w:ascii="Titillium Web" w:eastAsia="Arial" w:hAnsi="Titillium Web" w:cs="Arial"/>
-                <w:sz w:val="22"/>
-                <w:szCs w:val="22"/>
-              </w:rPr>
-              <w:t>______________________________</w:t>
-            </w:r>
-          </w:p>
-          <w:p>
-            <w:pPr>
-              <w:jc w:val="center"/>
-              <w:rPr>
-                <w:rFonts w:ascii="Titillium Web" w:eastAsia="Arial" w:hAnsi="Titillium Web" w:cs="Arial"/>
-                <w:b/>
-                <w:bCs/>
-                <w:sz w:val="22"/>
-                <w:szCs w:val="22"/>
-                <w:lang w:eastAsia="es-EC"/>
-              </w:rPr>
-            </w:pPr>
-            <w:r>
-              <w:rPr>
-                <w:rFonts w:ascii="Titillium Web" w:eastAsia="Arial" w:hAnsi="Titillium Web" w:cs="Arial"/>
-                <w:b/>
-                <w:bCs/>
-                <w:sz w:val="22"/>
-                <w:szCs w:val="22"/>
-                <w:lang w:eastAsia="es-EC"/>
-              </w:rPr>
-              <w:t>{ac}</w:t>
-            </w:r>
-          </w:p>
-          <w:p>
-            <w:pPr>
-              <w:jc w:val="center"/>
-              <w:rPr>
-                <w:rFonts w:ascii="Titillium Web" w:hAnsi="Titillium Web"/>
-                <w:sz w:val="22"/>
-                <w:szCs w:val="22"/>
-              </w:rPr>
-            </w:pPr>
-            <w:sdt>
-              <w:sdtPr>
-                <w:rPr>
-                  <w:rFonts w:ascii="Titillium Web" w:eastAsia="Arial" w:hAnsi="Titillium Web" w:cs="Arial"/>
-                  <w:b/>
-                  <w:bCs/>
-                  <w:sz w:val="22"/>
-                  <w:szCs w:val="22"/>
-                  <w:lang w:eastAsia="es-EC"/>
-                </w:rPr>
-                <w:id w:val="-1083919283"/>
-                <w:temporary/>
-                <w:comboBox>
-                  <w:listItem w:displayText="Secretario" w:value="Secretario"/>
-                  <w:listItem w:displayText="Secretaria" w:value="Secretaria"/>
-                </w:comboBox>
-              </w:sdtPr>
-              <w:sdtContent>
-                <w:r>
-                  <w:rPr>
-                    <w:rFonts w:ascii="Titillium Web" w:eastAsia="Arial" w:hAnsi="Titillium Web" w:cs="Arial"/>
-                    <w:b/>
-                    <w:bCs/>
-                    <w:sz w:val="22"/>
-                    <w:szCs w:val="22"/>
-                    <w:lang w:eastAsia="es-EC"/>
-                  </w:rPr>
-                  <w:t>Secretario/a</w:t>
-                </w:r>
-              </w:sdtContent>
-            </w:sdt>
-            <w:r>
-              <w:rPr>
-                <w:rFonts w:ascii="Titillium Web" w:eastAsia="Arial" w:hAnsi="Titillium Web" w:cs="Arial"/>
-                <w:b/>
-                <w:bCs/>
-                <w:sz w:val="22"/>
-                <w:szCs w:val="22"/>
-                <w:lang w:eastAsia="es-EC"/>
-              </w:rPr>
-              <w:t xml:space="preserve"> </w:t>
-            </w:r>
-            <w:r>
-              <w:rPr>
-                <w:rFonts w:ascii="Titillium Web" w:eastAsia="Arial" w:hAnsi="Titillium Web" w:cs="Arial"/>
-                <w:b/>
-                <w:bCs/>
-                <w:sz w:val="22"/>
-                <w:szCs w:val="22"/>
-              </w:rPr>
-              <w:t>de la Comisión</w:t>
-            </w:r>
-          </w:p>
-          <w:sdt>
-            <w:sdtPr>
-              <w:rPr>
-                <w:rFonts w:ascii="Titillium Web" w:eastAsia="Arial" w:hAnsi="Titillium Web" w:cs="Arial"/>
-                <w:sz w:val="22"/>
-                <w:szCs w:val="22"/>
-              </w:rPr>
-              <w:id w:val="1674922126"/>
-              <w:placeholder>
-                <w:docPart w:val="DefaultPlaceholder_-1854013438"/>
-              </w:placeholder>
-              <w:temporary/>
-              <w:comboBox>
-                <w:listItem w:displayText="Administrador contador" w:value="Administrador contador"/>
-                <w:listItem w:displayText="Administradora contadora" w:value="Administradora contadora"/>
-              </w:comboBox>
-            </w:sdtPr>
-            <w:sdtContent>
-              <w:p>
-                <w:pPr>
-                  <w:jc w:val="center"/>
-                  <w:rPr>
-                    <w:rFonts w:ascii="Titillium Web" w:hAnsi="Titillium Web"/>
-                    <w:sz w:val="22"/>
-                    <w:szCs w:val="22"/>
-                  </w:rPr>
-                </w:pPr>
-                <w:r>
-                  <w:rPr>
-                    <w:rFonts w:ascii="Titillium Web" w:eastAsia="Arial" w:hAnsi="Titillium Web" w:cs="Arial"/>
-                    <w:sz w:val="22"/>
-                    <w:szCs w:val="22"/>
-                  </w:rPr>
-                  <w:t>Administrador/a contador/a</w:t>
-                </w:r>
-              </w:p>
-            </w:sdtContent>
-          </w:sdt>
-        </w:tc>
-        <w:tc>
-          <w:tcPr>
-            <w:tcW w:w="4680" w:type="dxa"/>
-            <w:tcMar>
-              <w:top w:w="360" w:type="dxa"/>
-              <w:left w:w="120" w:type="dxa"/>
-              <w:bottom w:w="200" w:type="dxa"/>
-              <w:right w:w="120" w:type="dxa"/>
-            </w:tcMar>
-          </w:tcPr>
-          <w:p>
-            <w:pPr>
-              <w:jc w:val="center"/>
-              <w:rPr>
-                <w:rFonts w:ascii="Titillium Web" w:hAnsi="Titillium Web"/>
-                <w:sz w:val="22"/>
-                <w:szCs w:val="22"/>
-              </w:rPr>
-            </w:pPr>
-          </w:p>
-        </w:tc>
-      </w:tr>
-      <w:tr>
-        <w:trPr>
-          <w:trHeight w:val="459"/>
-        </w:trPr>
-        <w:tc>
-          <w:tcPr>
-            <w:tcW w:w="4680" w:type="dxa"/>
-            <w:tcMar>
-              <w:top w:w="360" w:type="dxa"/>
-              <w:left w:w="120" w:type="dxa"/>
-              <w:bottom w:w="200" w:type="dxa"/>
-              <w:right w:w="120" w:type="dxa"/>
-            </w:tcMar>
-          </w:tcPr>
-          <w:p>
-            <w:pPr>
-              <w:jc w:val="center"/>
-              <w:rPr>
-                <w:rFonts w:ascii="Titillium Web" w:hAnsi="Titillium Web"/>
-                <w:sz w:val="22"/>
-                <w:szCs w:val="22"/>
-              </w:rPr>
-            </w:pPr>
-          </w:p>
-        </w:tc>
-        <w:tc>
-          <w:tcPr>
-            <w:tcW w:w="4680" w:type="dxa"/>
-          </w:tcPr>
-          <w:p>
-            <w:pPr>
-              <w:rPr>
-                <w:rFonts w:ascii="Titillium Web" w:hAnsi="Titillium Web"/>
-                <w:sz w:val="22"/>
-                <w:szCs w:val="22"/>
-              </w:rPr>
-            </w:pPr>
-          </w:p>
-        </w:tc>
-      </w:tr>
-    </w:tbl>
     <w:p>
       <w:pPr>
         <w:pStyle w:val="Textoindependiente3"/>
@@ -4489,13 +4248,106 @@
         <w:jc w:val="both"/>
         <w:rPr>
           <w:rFonts w:ascii="Titillium Web" w:hAnsi="Titillium Web"/>
+          <w:bCs/>
+          <w:sz w:val="22"/>
+          <w:szCs w:val="22"/>
+        </w:rPr>
+      </w:pPr>
+      <w:r>
+        <w:rPr>
+          <w:rFonts w:ascii="Titillium Web" w:hAnsi="Titillium Web"/>
+          <w:bCs/>
+          <w:sz w:val="22"/>
+          <w:szCs w:val="22"/>
+        </w:rPr>
+        <w:t>______________________________________</w:t>
+      </w:r>
+    </w:p>
+    <w:p>
+      <w:pPr>
+        <w:pStyle w:val="Textoindependiente3"/>
+        <w:tabs>
+          <w:tab w:val="left" w:pos="426"/>
+        </w:tabs>
+        <w:ind w:right="235"/>
+        <w:jc w:val="both"/>
+        <w:rPr>
+          <w:rFonts w:ascii="Titillium Web" w:hAnsi="Titillium Web"/>
+          <w:bCs/>
+          <w:sz w:val="22"/>
+          <w:szCs w:val="22"/>
+        </w:rPr>
+      </w:pPr>
+      <w:r>
+        <w:rPr>
+          <w:rFonts w:ascii="Titillium Web" w:hAnsi="Titillium Web"/>
+          <w:bCs/>
+          <w:sz w:val="22"/>
+          <w:szCs w:val="22"/>
+        </w:rPr>
+        <w:t>{nombre}</w:t>
+      </w:r>
+    </w:p>
+    <w:p>
+      <w:pPr>
+        <w:pStyle w:val="Textoindependiente3"/>
+        <w:tabs>
+          <w:tab w:val="left" w:pos="426"/>
+        </w:tabs>
+        <w:ind w:right="235"/>
+        <w:jc w:val="both"/>
+        <w:rPr>
+          <w:rFonts w:ascii="Titillium Web" w:hAnsi="Titillium Web"/>
+          <w:bCs/>
+          <w:sz w:val="22"/>
+          <w:szCs w:val="22"/>
+        </w:rPr>
+      </w:pPr>
+      <w:r>
+        <w:rPr>
+          <w:rFonts w:ascii="Titillium Web" w:hAnsi="Titillium Web"/>
+          <w:bCs/>
+          <w:sz w:val="22"/>
+          <w:szCs w:val="22"/>
+        </w:rPr>
+        <w:t>{rol}</w:t>
+      </w:r>
+    </w:p>
+    <w:p>
+      <w:pPr>
+        <w:pStyle w:val="Textoindependiente3"/>
+        <w:tabs>
+          <w:tab w:val="left" w:pos="426"/>
+        </w:tabs>
+        <w:ind w:right="235"/>
+        <w:jc w:val="both"/>
+        <w:rPr>
+          <w:rFonts w:ascii="Titillium Web" w:hAnsi="Titillium Web"/>
           <w:b w:val="0"/>
           <w:bCs/>
+          <w:i/>
           <w:sz w:val="22"/>
           <w:szCs w:val="22"/>
         </w:rPr>
       </w:pPr>
       <w:r>
+        <w:rPr>
+          <w:rFonts w:ascii="Titillium Web" w:hAnsi="Titillium Web"/>
+          <w:bCs/>
+          <w:sz w:val="22"/>
+          <w:szCs w:val="22"/>
+        </w:rPr>
+        <w:t>{cargo}</w:t>
+      </w:r>
+    </w:p>
+    <w:p>
+      <w:pPr>
+        <w:pStyle w:val="Textoindependiente3"/>
+        <w:tabs>
+          <w:tab w:val="left" w:pos="426"/>
+        </w:tabs>
+        <w:ind w:right="235"/>
+        <w:jc w:val="both"/>
         <w:rPr>
           <w:rFonts w:ascii="Titillium Web" w:hAnsi="Titillium Web"/>
           <w:b w:val="0"/>
@@ -4503,7 +4355,25 @@
           <w:sz w:val="22"/>
           <w:szCs w:val="22"/>
         </w:rPr>
+      </w:pPr>
+      <w:r>
+        <w:rPr>
+          <w:rFonts w:ascii="Titillium Web" w:hAnsi="Titillium Web"/>
+          <w:b w:val="0"/>
+          <w:bCs/>
+          <w:sz w:val="22"/>
+          <w:szCs w:val="22"/>
+        </w:rPr>
         <w:t xml:space="preserve">                     </w:t>
+      </w:r>
+      <w:r>
+        <w:rPr>
+          <w:rFonts w:ascii="Titillium Web" w:hAnsi="Titillium Web"/>
+          <w:b w:val="0"/>
+          <w:bCs/>
+          <w:sz w:val="22"/>
+          <w:szCs w:val="22"/>
+        </w:rPr>
         <w:tab/>
         <w:t xml:space="preserve">         </w:t>
       </w:r>
@@ -4626,39 +4496,7 @@
       </w:r>
     </w:p>
   </w:comment>
-  <w:comment w:id="3" w:author="Rodriguez Diego" w:date="2026-06-04T12:02:00Z" w:initials="DR">
-    <w:p>
-      <w:pPr>
-        <w:pStyle w:val="Textocomentario"/>
-      </w:pPr>
-      <w:r>
-        <w:rPr>
-          <w:rStyle w:val="Refdecomentario"/>
-        </w:rPr>
-        <w:annotationRef/>
-      </w:r>
-      <w:r>
-        <w:t>Estos parámetros deberán estar descritos en la solicitud de cotización</w:t>
-      </w:r>
-    </w:p>
-  </w:comment>
-  <w:comment w:id="4" w:author="Rodriguez Diego" w:date="2026-06-04T16:25:00Z" w:initials="DR">
-    <w:p>
-      <w:pPr>
-        <w:pStyle w:val="Textocomentario"/>
-      </w:pPr>
-      <w:r>
-        <w:rPr>
-          <w:rStyle w:val="Refdecomentario"/>
-        </w:rPr>
-        <w:annotationRef/>
-      </w:r>
-      <w:r>
-        <w:t>Propuesta, pueden usar el cuadro comparativo de siempre e incluirlo en esta parte</w:t>
-      </w:r>
-    </w:p>
-  </w:comment>
-  <w:comment w:id="5" w:author="Rodriguez Diego" w:date="2026-06-04T15:04:00Z" w:initials="DR">
+  <w:comment w:id="3" w:author="Rodriguez Diego" w:date="2026-06-04T15:04:00Z" w:initials="DR">
     <w:p>
       <w:pPr>
         <w:pStyle w:val="Textocomentario"/>
@@ -4671,22 +4509,6 @@
       </w:r>
       <w:r>
         <w:t>Depende del proceso</w:t>
-      </w:r>
-    </w:p>
-  </w:comment>
-  <w:comment w:id="6" w:author="Rodriguez Diego" w:date="2026-06-04T16:28:00Z" w:initials="DR">
-    <w:p>
-      <w:pPr>
-        <w:pStyle w:val="Textocomentario"/>
-      </w:pPr>
-      <w:r>
-        <w:rPr>
-          <w:rStyle w:val="Refdecomentario"/>
-        </w:rPr>
-        <w:annotationRef/>
-      </w:r>
-      <w:r>
-        <w:t>Depende de cada proceso</w:t>
       </w:r>
     </w:p>
   </w:comment>
@@ -4698,34 +4520,24 @@
   <w15:commentEx w15:paraId="39D0DF9C" w15:done="0"/>
   <w15:commentEx w15:paraId="548C7642" w15:paraIdParent="39D0DF9C" w15:done="0"/>
   <w15:commentEx w15:paraId="3C3124FB" w15:done="0"/>
-  <w15:commentEx w15:paraId="1F3A25DE" w15:done="0"/>
-  <w15:commentEx w15:paraId="61789CC1" w15:done="0"/>
   <w15:commentEx w15:paraId="6549CC70" w15:done="0"/>
-  <w15:commentEx w15:paraId="5DF180E3" w15:done="0"/>
 </w15:commentsEx>
 </file>
 
 <file path=word/commentsExtensible.xml><?xml version="1.0" encoding="utf-8"?>
 <w16cex:commentsExtensible xmlns:wpc="http://schemas.microsoft.com/office/word/2010/wordprocessingCanvas" xmlns:cx="http://schemas.microsoft.com/office/drawing/2014/chartex" xmlns:cx1="http://schemas.microsoft.com/office/drawing/2015/9/8/chartex" xmlns:cx2="http://schemas.microsoft.com/office/drawing/2015/10/21/chartex" xmlns:cx3="http://schemas.microsoft.com/office/drawing/2016/5/9/chartex" xmlns:cx4="http://schemas.microsoft.com/office/drawing/2016/5/10/chartex" xmlns:cx5="http://schemas.microsoft.com/office/drawing/2016/5/11/chartex" xmlns:cx6="http://schemas.microsoft.com/office/drawing/2016/5/12/chartex" xmlns:cx7="http://schemas.microsoft.com/office/drawing/2016/5/13/chartex" xmlns:cx8="http://schemas.microsoft.com/office/drawing/2016/5/14/chartex" xmlns:cr="http://schemas.microsoft.com/office/comments/2020/reactions" xmlns:mc="http://schemas.openxmlformats.org/markup-compatibility/2006" xmlns:aink="http://schemas.microsoft.com/office/drawing/2016/ink" xmlns:am3d="http://schemas.microsoft.com/office/drawing/2017/model3d" xmlns:o="urn:schemas-microsoft-com:office:office" xmlns:oel="http://schemas.microsoft.com/office/2019/extlst" xmlns:r="http://schemas.openxmlformats.org/officeDocument/2006/relationships" xmlns:m="http://schemas.openxmlformats.org/officeDocument/2006/math" xmlns:v="urn:schemas-microsoft-com:vml" xmlns:wp14="http://schemas.microsoft.com/office/word/2010/wordprocessingDrawing" xmlns:wp="http://schemas.openxmlformats.org/drawingml/2006/wordprocessingDrawing" xmlns:w10="urn:schemas-microsoft-com:office:word" xmlns:w="http://schemas.openxmlformats.org/wordprocessingml/2006/main" xmlns:w14="http://schemas.microsoft.com/office/word/2010/wordml" xmlns:w15="http://schemas.microsoft.com/office/word/2012/wordml" xmlns:w16cex="http://schemas.microsoft.com/office/word/2018/wordml/cex" xmlns:w16cid="http://schemas.microsoft.com/office/word/2016/wordml/cid" xmlns:w16="http://schemas.microsoft.com/office/word/2018/wordml" xmlns:w16du="http://schemas.microsoft.com/office/word/2023/wordml/word16du" xmlns:w16sdtdh="http://schemas.microsoft.com/office/word/2020/wordml/sdtdatahash" xmlns:w16sdtfl="http://schemas.microsoft.com/office/word/2024/wordml/sdtformatlock" xmlns:w16se="http://schemas.microsoft.com/office/word/2015/wordml/symex" xmlns:wpg="http://schemas.microsoft.com/office/word/2010/wordprocessingGroup" xmlns:wpi="http://schemas.microsoft.com/office/word/2010/wordprocessingInk" xmlns:wne="http://schemas.microsoft.com/office/word/2006/wordml" xmlns:wps="http://schemas.microsoft.com/office/word/2010/wordprocessingShape" mc:Ignorable="w14 w15 w16se w16cid w16 w16cex w16sdtdh w16sdtfl cr w16du wp14">
-  <w16cex:commentExtensible w16cex:durableId="4ABF17CB" w16cex:dateUtc="2026-04-22T15:56:00Z"/>
   <w16cex:commentExtensible w16cex:durableId="6E7C9E32" w16cex:dateUtc="2026-06-04T16:43:00Z"/>
   <w16cex:commentExtensible w16cex:durableId="2BCDFDD9" w16cex:dateUtc="2026-06-04T16:43:00Z"/>
-  <w16cex:commentExtensible w16cex:durableId="0DFD4B25" w16cex:dateUtc="2026-06-04T17:02:00Z"/>
-  <w16cex:commentExtensible w16cex:durableId="443CEE40" w16cex:dateUtc="2026-06-04T21:25:00Z"/>
   <w16cex:commentExtensible w16cex:durableId="7AB50C19" w16cex:dateUtc="2026-06-04T20:04:00Z"/>
-  <w16cex:commentExtensible w16cex:durableId="68BD47D5" w16cex:dateUtc="2026-06-04T21:28:00Z"/>
 </w16cex:commentsExtensible>
 </file>
 
 <file path=word/commentsIds.xml><?xml version="1.0" encoding="utf-8"?>
 <w16cid:commentsIds xmlns:wpc="http://schemas.microsoft.com/office/word/2010/wordprocessingCanvas" xmlns:cx="http://schemas.microsoft.com/office/drawing/2014/chartex" xmlns:cx1="http://schemas.microsoft.com/office/drawing/2015/9/8/chartex" xmlns:cx2="http://schemas.microsoft.com/office/drawing/2015/10/21/chartex" xmlns:cx3="http://schemas.microsoft.com/office/drawing/2016/5/9/chartex" xmlns:cx4="http://schemas.microsoft.com/office/drawing/2016/5/10/chartex" xmlns:cx5="http://schemas.microsoft.com/office/drawing/2016/5/11/chartex" xmlns:cx6="http://schemas.microsoft.com/office/drawing/2016/5/12/chartex" xmlns:cx7="http://schemas.microsoft.com/office/drawing/2016/5/13/chartex" xmlns:cx8="http://schemas.microsoft.com/office/drawing/2016/5/14/chartex" xmlns:mc="http://schemas.openxmlformats.org/markup-compatibility/2006" xmlns:aink="http://schemas.microsoft.com/office/drawing/2016/ink" xmlns:am3d="http://schemas.microsoft.com/office/drawing/2017/model3d" xmlns:o="urn:schemas-microsoft-com:office:office" xmlns:oel="http://schemas.microsoft.com/office/2019/extlst" xmlns:r="http://schemas.openxmlformats.org/officeDocument/2006/relationships" xmlns:m="http://schemas.openxmlformats.org/officeDocument/2006/math" xmlns:v="urn:schemas-microsoft-com:vml" xmlns:wp14="http://schemas.microsoft.com/office/word/2010/wordprocessingDrawing" xmlns:wp="http://schemas.openxmlformats.org/drawingml/2006/wordprocessingDrawing" xmlns:w10="urn:schemas-microsoft-com:office:word" xmlns:w="http://schemas.openxmlformats.org/wordprocessingml/2006/main" xmlns:w14="http://schemas.microsoft.com/office/word/2010/wordml" xmlns:w15="http://schemas.microsoft.com/office/word/2012/wordml" xmlns:w16cex="http://schemas.microsoft.com/office/word/2018/wordml/cex" xmlns:w16cid="http://schemas.microsoft.com/office/word/2016/wordml/cid" xmlns:w16="http://schemas.microsoft.com/office/word/2018/wordml" xmlns:w16du="http://schemas.microsoft.com/office/word/2023/wordml/word16du" xmlns:w16sdtdh="http://schemas.microsoft.com/office/word/2020/wordml/sdtdatahash" xmlns:w16sdtfl="http://schemas.microsoft.com/office/word/2024/wordml/sdtformatlock" xmlns:w16se="http://schemas.microsoft.com/office/word/2015/wordml/symex" xmlns:wpg="http://schemas.microsoft.com/office/word/2010/wordprocessingGroup" xmlns:wpi="http://schemas.microsoft.com/office/word/2010/wordprocessingInk" xmlns:wne="http://schemas.microsoft.com/office/word/2006/wordml" xmlns:wps="http://schemas.microsoft.com/office/word/2010/wordprocessingShape" mc:Ignorable="w14 w15 w16se w16cid w16 w16cex w16sdtdh w16sdtfl w16du wp14">
-  <w16cid:commentId w16cid:paraId="39D0DF9C" w16cid:durableId="4ABF17CB"/>
+  <w16cid:commentId w16cid:paraId="39D0DF9C" w16cid:durableId="39D0DF9C"/>
   <w16cid:commentId w16cid:paraId="548C7642" w16cid:durableId="6E7C9E32"/>
   <w16cid:commentId w16cid:paraId="3C3124FB" w16cid:durableId="2BCDFDD9"/>
-  <w16cid:commentId w16cid:paraId="1F3A25DE" w16cid:durableId="0DFD4B25"/>
-  <w16cid:commentId w16cid:paraId="61789CC1" w16cid:durableId="443CEE40"/>
   <w16cid:commentId w16cid:paraId="6549CC70" w16cid:durableId="7AB50C19"/>
-  <w16cid:commentId w16cid:paraId="5DF180E3" w16cid:durableId="68BD47D5"/>
 </w16cid:commentsIds>
 </file>
 
@@ -7960,7 +7772,7 @@
   <w:style w:type="paragraph" w:default="1" w:styleId="Normal">
     <w:name w:val="Normal"/>
     <w:qFormat/>
-    <w:rsid w:val="004B3B02"/>
+    <w:rsid w:val="00847D5F"/>
     <w:rPr>
       <w:lang w:eastAsia="es-ES"/>
     </w:rPr>
@@ -8215,6 +8027,7 @@
   <w:style w:type="paragraph" w:styleId="Textoindependiente3">
     <w:name w:val="Body Text 3"/>
     <w:basedOn w:val="Normal"/>
+    <w:link w:val="Textoindependiente3Car"/>
     <w:pPr>
       <w:widowControl w:val="0"/>
       <w:autoSpaceDE w:val="0"/>
@@ -8563,6 +8376,18 @@
       <w:color w:val="666666"/>
     </w:rPr>
   </w:style>
+  <w:style w:type="character" w:customStyle="1" w:styleId="Textoindependiente3Car">
+    <w:name w:val="Texto independiente 3 Car"/>
+    <w:basedOn w:val="Fuentedeprrafopredeter"/>
+    <w:link w:val="Textoindependiente3"/>
+    <w:rsid w:val="00847D5F"/>
+    <w:rPr>
+      <w:rFonts w:ascii="Garamond" w:hAnsi="Garamond"/>
+      <w:b/>
+      <w:sz w:val="26"/>
+      <w:lang w:eastAsia="es-ES"/>
+    </w:rPr>
+  </w:style>
 </w:styles>
 </file>
 
@@ -8586,557 +8411,6 @@
       </w:docPartPr>
       <w:docPartBody>
         <w:p>
-          <w:r>
-            <w:rPr>
-              <w:rStyle w:val="Textodelmarcadordeposicin"/>
-            </w:rPr>
-            <w:t>Elija un elemento.</w:t>
-          </w:r>
-        </w:p>
-      </w:docPartBody>
-    </w:docPart>
-    <w:docPart>
-      <w:docPartPr>
-        <w:name w:val="1707C69D430C4B2AA9B20D88FCBBAEE2"/>
-        <w:category>
-          <w:name w:val="General"/>
-          <w:gallery w:val="placeholder"/>
-        </w:category>
-        <w:types>
-          <w:type w:val="bbPlcHdr"/>
-        </w:types>
-        <w:behaviors>
-          <w:behavior w:val="content"/>
-        </w:behaviors>
-        <w:guid w:val="{2489B7B7-0B5C-4691-BFC4-8CD3D9C6D8FF}"/>
-      </w:docPartPr>
-      <w:docPartBody>
-        <w:p>
-          <w:pPr>
-            <w:pStyle w:val="1707C69D430C4B2AA9B20D88FCBBAEE2"/>
-          </w:pPr>
-          <w:r>
-            <w:rPr>
-              <w:rStyle w:val="Textodelmarcadordeposicin"/>
-            </w:rPr>
-            <w:t>Elija un elemento.</w:t>
-          </w:r>
-        </w:p>
-      </w:docPartBody>
-    </w:docPart>
-    <w:docPart>
-      <w:docPartPr>
-        <w:name w:val="E40CCDAC2FD7487B981020BB3E626653"/>
-        <w:category>
-          <w:name w:val="General"/>
-          <w:gallery w:val="placeholder"/>
-        </w:category>
-        <w:types>
-          <w:type w:val="bbPlcHdr"/>
-        </w:types>
-        <w:behaviors>
-          <w:behavior w:val="content"/>
-        </w:behaviors>
-        <w:guid w:val="{79CAD4D1-8F2F-47D1-8061-99FC804CC758}"/>
-      </w:docPartPr>
-      <w:docPartBody>
-        <w:p>
-          <w:pPr>
-            <w:pStyle w:val="E40CCDAC2FD7487B981020BB3E626653"/>
-          </w:pPr>
-          <w:r>
-            <w:rPr>
-              <w:rStyle w:val="Textodelmarcadordeposicin"/>
-            </w:rPr>
-            <w:t>Elija un elemento.</w:t>
-          </w:r>
-        </w:p>
-      </w:docPartBody>
-    </w:docPart>
-    <w:docPart>
-      <w:docPartPr>
-        <w:name w:val="B237DEE77D7E4036ABD2334030196701"/>
-        <w:category>
-          <w:name w:val="General"/>
-          <w:gallery w:val="placeholder"/>
-        </w:category>
-        <w:types>
-          <w:type w:val="bbPlcHdr"/>
-        </w:types>
-        <w:behaviors>
-          <w:behavior w:val="content"/>
-        </w:behaviors>
-        <w:guid w:val="{457A7D8F-71E6-46B0-9D27-9AB70CA1ECE4}"/>
-      </w:docPartPr>
-      <w:docPartBody>
-        <w:p>
-          <w:pPr>
-            <w:pStyle w:val="B237DEE77D7E4036ABD2334030196701"/>
-          </w:pPr>
-          <w:r>
-            <w:rPr>
-              <w:rStyle w:val="Textodelmarcadordeposicin"/>
-            </w:rPr>
-            <w:t>Elija un elemento.</w:t>
-          </w:r>
-        </w:p>
-      </w:docPartBody>
-    </w:docPart>
-    <w:docPart>
-      <w:docPartPr>
-        <w:name w:val="CD8B97867EE840A5BC79AF6B6A94E19E"/>
-        <w:category>
-          <w:name w:val="General"/>
-          <w:gallery w:val="placeholder"/>
-        </w:category>
-        <w:types>
-          <w:type w:val="bbPlcHdr"/>
-        </w:types>
-        <w:behaviors>
-          <w:behavior w:val="content"/>
-        </w:behaviors>
-        <w:guid w:val="{66353DDC-39BA-4CE8-8461-167302A7FFD7}"/>
-      </w:docPartPr>
-      <w:docPartBody>
-        <w:p>
-          <w:pPr>
-            <w:pStyle w:val="CD8B97867EE840A5BC79AF6B6A94E19E"/>
-          </w:pPr>
-          <w:r>
-            <w:rPr>
-              <w:rStyle w:val="Textodelmarcadordeposicin"/>
-            </w:rPr>
-            <w:t>Elija un elemento.</w:t>
-          </w:r>
-        </w:p>
-      </w:docPartBody>
-    </w:docPart>
-    <w:docPart>
-      <w:docPartPr>
-        <w:name w:val="31AD3496E7F34612A3D232976D516951"/>
-        <w:category>
-          <w:name w:val="General"/>
-          <w:gallery w:val="placeholder"/>
-        </w:category>
-        <w:types>
-          <w:type w:val="bbPlcHdr"/>
-        </w:types>
-        <w:behaviors>
-          <w:behavior w:val="content"/>
-        </w:behaviors>
-        <w:guid w:val="{618B701B-E55A-4066-B478-A8869D51A136}"/>
-      </w:docPartPr>
-      <w:docPartBody>
-        <w:p>
-          <w:pPr>
-            <w:pStyle w:val="31AD3496E7F34612A3D232976D516951"/>
-          </w:pPr>
-          <w:r>
-            <w:rPr>
-              <w:rStyle w:val="Textodelmarcadordeposicin"/>
-            </w:rPr>
-            <w:t>Elija un elemento.</w:t>
-          </w:r>
-        </w:p>
-      </w:docPartBody>
-    </w:docPart>
-    <w:docPart>
-      <w:docPartPr>
-        <w:name w:val="4B7516AF263548DC8DD072629C5B3558"/>
-        <w:category>
-          <w:name w:val="General"/>
-          <w:gallery w:val="placeholder"/>
-        </w:category>
-        <w:types>
-          <w:type w:val="bbPlcHdr"/>
-        </w:types>
-        <w:behaviors>
-          <w:behavior w:val="content"/>
-        </w:behaviors>
-        <w:guid w:val="{9A5E5201-0E0E-4C19-98B7-4A96E646F2D7}"/>
-      </w:docPartPr>
-      <w:docPartBody>
-        <w:p>
-          <w:pPr>
-            <w:pStyle w:val="4B7516AF263548DC8DD072629C5B3558"/>
-          </w:pPr>
-          <w:r>
-            <w:rPr>
-              <w:rStyle w:val="Textodelmarcadordeposicin"/>
-            </w:rPr>
-            <w:t>Elija un elemento.</w:t>
-          </w:r>
-        </w:p>
-      </w:docPartBody>
-    </w:docPart>
-    <w:docPart>
-      <w:docPartPr>
-        <w:name w:val="D4081A8ABC824EE09BE589415D88EA71"/>
-        <w:category>
-          <w:name w:val="General"/>
-          <w:gallery w:val="placeholder"/>
-        </w:category>
-        <w:types>
-          <w:type w:val="bbPlcHdr"/>
-        </w:types>
-        <w:behaviors>
-          <w:behavior w:val="content"/>
-        </w:behaviors>
-        <w:guid w:val="{BCC85568-9A7D-4568-A7D1-EE7870EE01CD}"/>
-      </w:docPartPr>
-      <w:docPartBody>
-        <w:p>
-          <w:pPr>
-            <w:pStyle w:val="D4081A8ABC824EE09BE589415D88EA71"/>
-          </w:pPr>
-          <w:r>
-            <w:rPr>
-              <w:rStyle w:val="Textodelmarcadordeposicin"/>
-            </w:rPr>
-            <w:t>Elija un elemento.</w:t>
-          </w:r>
-        </w:p>
-      </w:docPartBody>
-    </w:docPart>
-    <w:docPart>
-      <w:docPartPr>
-        <w:name w:val="C6D404CC62B343639F63DA559C1FEDE8"/>
-        <w:category>
-          <w:name w:val="General"/>
-          <w:gallery w:val="placeholder"/>
-        </w:category>
-        <w:types>
-          <w:type w:val="bbPlcHdr"/>
-        </w:types>
-        <w:behaviors>
-          <w:behavior w:val="content"/>
-        </w:behaviors>
-        <w:guid w:val="{A54BEDA3-5ED8-4362-8CAD-2FD13FAAD9FA}"/>
-      </w:docPartPr>
-      <w:docPartBody>
-        <w:p>
-          <w:pPr>
-            <w:pStyle w:val="C6D404CC62B343639F63DA559C1FEDE8"/>
-          </w:pPr>
-          <w:r>
-            <w:rPr>
-              <w:rStyle w:val="Textodelmarcadordeposicin"/>
-            </w:rPr>
-            <w:t>Elija un elemento.</w:t>
-          </w:r>
-        </w:p>
-      </w:docPartBody>
-    </w:docPart>
-    <w:docPart>
-      <w:docPartPr>
-        <w:name w:val="9C248E1D95C842FA8E00C9C47487F4F8"/>
-        <w:category>
-          <w:name w:val="General"/>
-          <w:gallery w:val="placeholder"/>
-        </w:category>
-        <w:types>
-          <w:type w:val="bbPlcHdr"/>
-        </w:types>
-        <w:behaviors>
-          <w:behavior w:val="content"/>
-        </w:behaviors>
-        <w:guid w:val="{405DAAA6-5E33-454A-ADF4-71796E693363}"/>
-      </w:docPartPr>
-      <w:docPartBody>
-        <w:p>
-          <w:pPr>
-            <w:pStyle w:val="9C248E1D95C842FA8E00C9C47487F4F8"/>
-          </w:pPr>
-          <w:r>
-            <w:rPr>
-              <w:rStyle w:val="Textodelmarcadordeposicin"/>
-            </w:rPr>
-            <w:t>Elija un elemento.</w:t>
-          </w:r>
-        </w:p>
-      </w:docPartBody>
-    </w:docPart>
-    <w:docPart>
-      <w:docPartPr>
-        <w:name w:val="B9F7EB1B8CCA417FA01DBC6F1838BC8D"/>
-        <w:category>
-          <w:name w:val="General"/>
-          <w:gallery w:val="placeholder"/>
-        </w:category>
-        <w:types>
-          <w:type w:val="bbPlcHdr"/>
-        </w:types>
-        <w:behaviors>
-          <w:behavior w:val="content"/>
-        </w:behaviors>
-        <w:guid w:val="{E7892F1E-07FC-4B8F-862E-D7FE513C5A5C}"/>
-      </w:docPartPr>
-      <w:docPartBody>
-        <w:p>
-          <w:pPr>
-            <w:pStyle w:val="B9F7EB1B8CCA417FA01DBC6F1838BC8D"/>
-          </w:pPr>
-          <w:r>
-            <w:rPr>
-              <w:rStyle w:val="Textodelmarcadordeposicin"/>
-            </w:rPr>
-            <w:t>Elija un elemento.</w:t>
-          </w:r>
-        </w:p>
-      </w:docPartBody>
-    </w:docPart>
-    <w:docPart>
-      <w:docPartPr>
-        <w:name w:val="BF3EA9D7BD1B4E3D8EF31A267E0D2A63"/>
-        <w:category>
-          <w:name w:val="General"/>
-          <w:gallery w:val="placeholder"/>
-        </w:category>
-        <w:types>
-          <w:type w:val="bbPlcHdr"/>
-        </w:types>
-        <w:behaviors>
-          <w:behavior w:val="content"/>
-        </w:behaviors>
-        <w:guid w:val="{60BCF3EF-2648-413B-B83E-97103A3472CE}"/>
-      </w:docPartPr>
-      <w:docPartBody>
-        <w:p>
-          <w:pPr>
-            <w:pStyle w:val="BF3EA9D7BD1B4E3D8EF31A267E0D2A63"/>
-          </w:pPr>
-          <w:r>
-            <w:rPr>
-              <w:rStyle w:val="Textodelmarcadordeposicin"/>
-            </w:rPr>
-            <w:t>Elija un elemento.</w:t>
-          </w:r>
-        </w:p>
-      </w:docPartBody>
-    </w:docPart>
-    <w:docPart>
-      <w:docPartPr>
-        <w:name w:val="6757B268866246B780B79F7F9AE59E1F"/>
-        <w:category>
-          <w:name w:val="General"/>
-          <w:gallery w:val="placeholder"/>
-        </w:category>
-        <w:types>
-          <w:type w:val="bbPlcHdr"/>
-        </w:types>
-        <w:behaviors>
-          <w:behavior w:val="content"/>
-        </w:behaviors>
-        <w:guid w:val="{5FEC11BF-12A7-4C7B-8731-F1E46C4267E8}"/>
-      </w:docPartPr>
-      <w:docPartBody>
-        <w:p>
-          <w:pPr>
-            <w:pStyle w:val="6757B268866246B780B79F7F9AE59E1F"/>
-          </w:pPr>
-          <w:r>
-            <w:rPr>
-              <w:rStyle w:val="Textodelmarcadordeposicin"/>
-            </w:rPr>
-            <w:t>Elija un elemento.</w:t>
-          </w:r>
-        </w:p>
-      </w:docPartBody>
-    </w:docPart>
-    <w:docPart>
-      <w:docPartPr>
-        <w:name w:val="D26761CB387A4298833EEB252921DB6C"/>
-        <w:category>
-          <w:name w:val="General"/>
-          <w:gallery w:val="placeholder"/>
-        </w:category>
-        <w:types>
-          <w:type w:val="bbPlcHdr"/>
-        </w:types>
-        <w:behaviors>
-          <w:behavior w:val="content"/>
-        </w:behaviors>
-        <w:guid w:val="{70932FBA-33EB-44BD-AF71-A28E6E7D8191}"/>
-      </w:docPartPr>
-      <w:docPartBody>
-        <w:p>
-          <w:pPr>
-            <w:pStyle w:val="D26761CB387A4298833EEB252921DB6C"/>
-          </w:pPr>
-          <w:r>
-            <w:rPr>
-              <w:rStyle w:val="Textodelmarcadordeposicin"/>
-            </w:rPr>
-            <w:t>Elija un elemento.</w:t>
-          </w:r>
-        </w:p>
-      </w:docPartBody>
-    </w:docPart>
-    <w:docPart>
-      <w:docPartPr>
-        <w:name w:val="20D8748A70A84026977C02AD0B4B8287"/>
-        <w:category>
-          <w:name w:val="General"/>
-          <w:gallery w:val="placeholder"/>
-        </w:category>
-        <w:types>
-          <w:type w:val="bbPlcHdr"/>
-        </w:types>
-        <w:behaviors>
-          <w:behavior w:val="content"/>
-        </w:behaviors>
-        <w:guid w:val="{7DB40FA5-D0B0-4E92-B9C6-B762D18C6326}"/>
-      </w:docPartPr>
-      <w:docPartBody>
-        <w:p>
-          <w:pPr>
-            <w:pStyle w:val="20D8748A70A84026977C02AD0B4B8287"/>
-          </w:pPr>
-          <w:r>
-            <w:rPr>
-              <w:rStyle w:val="Textodelmarcadordeposicin"/>
-            </w:rPr>
-            <w:t>Elija un elemento.</w:t>
-          </w:r>
-        </w:p>
-      </w:docPartBody>
-    </w:docPart>
-    <w:docPart>
-      <w:docPartPr>
-        <w:name w:val="478CFBFB6C81433C8970678736BD4DA7"/>
-        <w:category>
-          <w:name w:val="General"/>
-          <w:gallery w:val="placeholder"/>
-        </w:category>
-        <w:types>
-          <w:type w:val="bbPlcHdr"/>
-        </w:types>
-        <w:behaviors>
-          <w:behavior w:val="content"/>
-        </w:behaviors>
-        <w:guid w:val="{6DDF7526-DF5F-4B0E-9181-F8E1188F741A}"/>
-      </w:docPartPr>
-      <w:docPartBody>
-        <w:p>
-          <w:pPr>
-            <w:pStyle w:val="478CFBFB6C81433C8970678736BD4DA7"/>
-          </w:pPr>
-          <w:r>
-            <w:rPr>
-              <w:rStyle w:val="Textodelmarcadordeposicin"/>
-            </w:rPr>
-            <w:t>Elija un elemento.</w:t>
-          </w:r>
-        </w:p>
-      </w:docPartBody>
-    </w:docPart>
-    <w:docPart>
-      <w:docPartPr>
-        <w:name w:val="6D706490E3CB4F2AA1040BDFC493CA4D"/>
-        <w:category>
-          <w:name w:val="General"/>
-          <w:gallery w:val="placeholder"/>
-        </w:category>
-        <w:types>
-          <w:type w:val="bbPlcHdr"/>
-        </w:types>
-        <w:behaviors>
-          <w:behavior w:val="content"/>
-        </w:behaviors>
-        <w:guid w:val="{2E5197A5-B3B1-40BD-B085-A858EE01417A}"/>
-      </w:docPartPr>
-      <w:docPartBody>
-        <w:p>
-          <w:pPr>
-            <w:pStyle w:val="6D706490E3CB4F2AA1040BDFC493CA4D"/>
-          </w:pPr>
-          <w:r>
-            <w:rPr>
-              <w:rStyle w:val="Textodelmarcadordeposicin"/>
-            </w:rPr>
-            <w:t>Elija un elemento.</w:t>
-          </w:r>
-        </w:p>
-      </w:docPartBody>
-    </w:docPart>
-    <w:docPart>
-      <w:docPartPr>
-        <w:name w:val="76699D9A189A48C386EDBDF46501C734"/>
-        <w:category>
-          <w:name w:val="General"/>
-          <w:gallery w:val="placeholder"/>
-        </w:category>
-        <w:types>
-          <w:type w:val="bbPlcHdr"/>
-        </w:types>
-        <w:behaviors>
-          <w:behavior w:val="content"/>
-        </w:behaviors>
-        <w:guid w:val="{BD833933-58A2-4E4C-B37E-057F94BE6F79}"/>
-      </w:docPartPr>
-      <w:docPartBody>
-        <w:p>
-          <w:pPr>
-            <w:pStyle w:val="76699D9A189A48C386EDBDF46501C734"/>
-          </w:pPr>
-          <w:r>
-            <w:rPr>
-              <w:rStyle w:val="Textodelmarcadordeposicin"/>
-            </w:rPr>
-            <w:t>Elija un elemento.</w:t>
-          </w:r>
-        </w:p>
-      </w:docPartBody>
-    </w:docPart>
-    <w:docPart>
-      <w:docPartPr>
-        <w:name w:val="3C11FA406E7A4DB08443635280B18CBF"/>
-        <w:category>
-          <w:name w:val="General"/>
-          <w:gallery w:val="placeholder"/>
-        </w:category>
-        <w:types>
-          <w:type w:val="bbPlcHdr"/>
-        </w:types>
-        <w:behaviors>
-          <w:behavior w:val="content"/>
-        </w:behaviors>
-        <w:guid w:val="{1CA2EC32-F589-414C-A2AC-7EF7E47FF844}"/>
-      </w:docPartPr>
-      <w:docPartBody>
-        <w:p>
-          <w:pPr>
-            <w:pStyle w:val="3C11FA406E7A4DB08443635280B18CBF"/>
-          </w:pPr>
-          <w:r>
-            <w:rPr>
-              <w:rStyle w:val="Textodelmarcadordeposicin"/>
-            </w:rPr>
-            <w:t>Elija un elemento.</w:t>
-          </w:r>
-        </w:p>
-      </w:docPartBody>
-    </w:docPart>
-    <w:docPart>
-      <w:docPartPr>
-        <w:name w:val="9FD175F589EF4200B7DA2056927FEC7A"/>
-        <w:category>
-          <w:name w:val="General"/>
-          <w:gallery w:val="placeholder"/>
-        </w:category>
-        <w:types>
-          <w:type w:val="bbPlcHdr"/>
-        </w:types>
-        <w:behaviors>
-          <w:behavior w:val="content"/>
-        </w:behaviors>
-        <w:guid w:val="{CA5A92EF-2B52-463C-9EC6-4DDB20148A64}"/>
-      </w:docPartPr>
-      <w:docPartBody>
-        <w:p>
-          <w:pPr>
-            <w:pStyle w:val="9FD175F589EF4200B7DA2056927FEC7A"/>
-          </w:pPr>
           <w:r>
             <w:rPr>
               <w:rStyle w:val="Textodelmarcadordeposicin"/>
@@ -9194,6 +8468,35 @@
         <w:p>
           <w:pPr>
             <w:pStyle w:val="B1270C9A93284343955F6E99AA7F247B"/>
+          </w:pPr>
+          <w:r>
+            <w:rPr>
+              <w:rStyle w:val="Textodelmarcadordeposicin"/>
+            </w:rPr>
+            <w:t>Elija un elemento.</w:t>
+          </w:r>
+        </w:p>
+      </w:docPartBody>
+    </w:docPart>
+    <w:docPart>
+      <w:docPartPr>
+        <w:name w:val="6CA3860841544C82AB68DEDE60393393"/>
+        <w:category>
+          <w:name w:val="General"/>
+          <w:gallery w:val="placeholder"/>
+        </w:category>
+        <w:types>
+          <w:type w:val="bbPlcHdr"/>
+        </w:types>
+        <w:behaviors>
+          <w:behavior w:val="content"/>
+        </w:behaviors>
+        <w:guid w:val="{6CA38845-097B-49DA-AEAD-121FE21A185F}"/>
+      </w:docPartPr>
+      <w:docPartBody>
+        <w:p>
+          <w:pPr>
+            <w:pStyle w:val="6CA3860841544C82AB68DEDE60393393"/>
           </w:pPr>
           <w:r>
             <w:rPr>
@@ -9266,9 +8569,8 @@
     <w:sig w:usb0="E1002EFF" w:usb1="C000605B" w:usb2="00000029" w:usb3="00000000" w:csb0="000101FF" w:csb1="00000000"/>
   </w:font>
   <w:font w:name="Titillium Web">
-    <w:altName w:val="Calibri"/>
     <w:panose1 w:val="00000500000000000000"/>
-    <w:charset w:val="4D"/>
+    <w:charset w:val="00"/>
     <w:family w:val="auto"/>
     <w:pitch w:val="variable"/>
     <w:sig w:usb0="00000007" w:usb1="00000001" w:usb2="00000000" w:usb3="00000000" w:csb0="00000093" w:csb1="00000000"/>
@@ -9335,6 +8637,8 @@
     <w:rsid w:val="002E66CB"/>
     <w:rsid w:val="00391575"/>
     <w:rsid w:val="003944AE"/>
+    <w:rsid w:val="004B728F"/>
+    <w:rsid w:val="005F5BA2"/>
     <w:rsid w:val="00704BC0"/>
     <w:rsid w:val="00721D0D"/>
     <w:rsid w:val="007D42EB"/>
@@ -9348,6 +8652,7 @@
     <w:rsid w:val="00E042EE"/>
     <w:rsid w:val="00E8505F"/>
     <w:rsid w:val="00EC6936"/>
+    <w:rsid w:val="00FD2DFD"/>
   </w:rsids>
   <m:mathPr>
     <m:mathFont m:val="Cambria Math"/>
@@ -9803,7 +9108,7 @@
     <w:basedOn w:val="Fuentedeprrafopredeter"/>
     <w:uiPriority w:val="99"/>
     <w:semiHidden/>
-    <w:rsid w:val="00391575"/>
+    <w:rsid w:val="00FD2DFD"/>
     <w:rPr>
       <w:color w:val="666666"/>
     </w:rPr>
@@ -9820,9 +9125,9 @@
     <w:name w:val="B237DEE77D7E4036ABD2334030196701"/>
     <w:rsid w:val="00704BC0"/>
   </w:style>
-  <w:style w:type="paragraph" w:customStyle="1" w:styleId="EDB8DCFB11D84C57A1AC6DE99109E6BB">
-    <w:name w:val="EDB8DCFB11D84C57A1AC6DE99109E6BB"/>
-    <w:rsid w:val="003944AE"/>
+  <w:style w:type="paragraph" w:customStyle="1" w:styleId="6CA3860841544C82AB68DEDE60393393">
+    <w:name w:val="6CA3860841544C82AB68DEDE60393393"/>
+    <w:rsid w:val="00FD2DFD"/>
   </w:style>
   <w:style w:type="paragraph" w:customStyle="1" w:styleId="CD8B97867EE840A5BC79AF6B6A94E19E">
     <w:name w:val="CD8B97867EE840A5BC79AF6B6A94E19E"/>
@@ -9884,21 +9189,9 @@
     <w:name w:val="3C11FA406E7A4DB08443635280B18CBF"/>
     <w:rsid w:val="00704BC0"/>
   </w:style>
-  <w:style w:type="paragraph" w:customStyle="1" w:styleId="5DC47C88E9964E80858F5DD701B0817B">
-    <w:name w:val="5DC47C88E9964E80858F5DD701B0817B"/>
-    <w:rsid w:val="000B2191"/>
-  </w:style>
-  <w:style w:type="paragraph" w:customStyle="1" w:styleId="CFEC972128BD4218812CC679222BA020">
-    <w:name w:val="CFEC972128BD4218812CC679222BA020"/>
-    <w:rsid w:val="000B2191"/>
-  </w:style>
   <w:style w:type="paragraph" w:customStyle="1" w:styleId="9FD175F589EF4200B7DA2056927FEC7A">
     <w:name w:val="9FD175F589EF4200B7DA2056927FEC7A"/>
     <w:rsid w:val="00391575"/>
-  </w:style>
-  <w:style w:type="paragraph" w:customStyle="1" w:styleId="A32AE3B0B3614205BFA18F0D3860FA13">
-    <w:name w:val="A32AE3B0B3614205BFA18F0D3860FA13"/>
-    <w:rsid w:val="00A5722A"/>
   </w:style>
   <w:style w:type="paragraph" w:customStyle="1" w:styleId="D22169BCD516465E9B273330E4FF8B83">
     <w:name w:val="D22169BCD516465E9B273330E4FF8B83"/>

--- a/calificacion/plantillas/Acta_de_adjudicacion.docx
+++ b/calificacion/plantillas/Acta_de_adjudicacion.docx
@@ -2035,7 +2035,7 @@
           <w:sz w:val="22"/>
           <w:szCs w:val="22"/>
         </w:rPr>
-        <w:t xml:space="preserve">Mediante (Memorando / Resolución) Nro. _______________, de fecha {fechaInicio}, </w:t>
+        <w:t xml:space="preserve">Mediante (Memorando / Resolución) Nro. {memoNro}, de fecha {fechaInicio}, </w:t>
       </w:r>
       <w:sdt>
         <w:sdtPr>
@@ -3320,7 +3320,7 @@
           <w:sz w:val="22"/>
           <w:szCs w:val="22"/>
         </w:rPr>
-        <w:t>Presupuesto referencial: {presupuesto} ({presupuestoLetras}).</w:t>
+        <w:t>Presupuesto referencial: {presupuestoLetras}.</w:t>
       </w:r>
     </w:p>
     <w:p>
@@ -3601,6 +3601,11 @@
           <w:highlight w:val="yellow"/>
         </w:rPr>
         <w:t>Condiciones acordadas:</w:t>
+      </w:r>
+    </w:p>
+    <w:p>
+      <w:r>
+        <w:t>{#comision}</w:t>
       </w:r>
     </w:p>
     <w:p>
@@ -4341,6 +4346,11 @@
       </w:r>
     </w:p>
     <w:p>
+      <w:r>
+        <w:t>{/comision}</w:t>
+      </w:r>
+    </w:p>
+    <w:p>
       <w:pPr>
         <w:pStyle w:val="Textoindependiente3"/>
         <w:tabs>
@@ -4365,15 +4375,6 @@
           <w:szCs w:val="22"/>
         </w:rPr>
         <w:t xml:space="preserve">                     </w:t>
-      </w:r>
-      <w:r>
-        <w:rPr>
-          <w:rFonts w:ascii="Titillium Web" w:hAnsi="Titillium Web"/>
-          <w:b w:val="0"/>
-          <w:bCs/>
-          <w:sz w:val="22"/>
-          <w:szCs w:val="22"/>
-        </w:rPr>
         <w:tab/>
         <w:t xml:space="preserve">         </w:t>
       </w:r>

--- a/calificacion/plantillas/Acta_de_adjudicacion.docx
+++ b/calificacion/plantillas/Acta_de_adjudicacion.docx
@@ -3604,11 +3604,6 @@
       </w:r>
     </w:p>
     <w:p>
-      <w:r>
-        <w:t>{#comision}</w:t>
-      </w:r>
-    </w:p>
-    <w:p>
       <w:pPr>
         <w:jc w:val="both"/>
         <w:rPr>
@@ -4242,6 +4237,11 @@
           <w:szCs w:val="22"/>
         </w:rPr>
       </w:pPr>
+    </w:p>
+    <w:p>
+      <w:r>
+        <w:t>{#comision}</w:t>
+      </w:r>
     </w:p>
     <w:p>
       <w:pPr>

--- a/calificacion/plantillas/Acta_de_adjudicacion.docx
+++ b/calificacion/plantillas/Acta_de_adjudicacion.docx
@@ -2427,7 +2427,7 @@
                 <w:szCs w:val="22"/>
                 <w:lang w:eastAsia="es-EC"/>
               </w:rPr>
-              <w:t>__:__</w:t>
+              <w:t>{hof}</w:t>
             </w:r>
           </w:p>
         </w:tc>

--- a/calificacion/plantillas/Acta_de_adjudicacion.docx
+++ b/calificacion/plantillas/Acta_de_adjudicacion.docx
@@ -763,6 +763,8 @@
         <w:jc w:val="both"/>
         <w:rPr>
           <w:rFonts w:ascii="Titillium Web" w:hAnsi="Titillium Web"/>
+          <w:b/>
+          <w:bCs/>
           <w:sz w:val="22"/>
           <w:szCs w:val="22"/>
         </w:rPr>
@@ -774,7 +776,7 @@
           <w:sz w:val="22"/>
           <w:szCs w:val="22"/>
         </w:rPr>
-        <w:t>Constatación de Quórum</w:t>
+        <w:t>Constatación de quórum</w:t>
       </w:r>
       <w:r>
         <w:rPr>
@@ -782,7 +784,17 @@
           <w:sz w:val="22"/>
           <w:szCs w:val="22"/>
         </w:rPr>
-        <w:t xml:space="preserve">: </w:t>
+        <w:t xml:space="preserve"> - </w:t>
+      </w:r>
+      <w:r>
+        <w:rPr>
+          <w:rFonts w:ascii="Titillium Web" w:hAnsi="Titillium Web"/>
+          <w:b/>
+          <w:bCs/>
+          <w:sz w:val="22"/>
+          <w:szCs w:val="22"/>
+        </w:rPr>
+        <w:t>Miembros con voz y voto</w:t>
       </w:r>
     </w:p>
     <w:p>
@@ -813,10 +825,10 @@
         <w:tblLook w:val="04A0" w:firstRow="1" w:lastRow="0" w:firstColumn="1" w:lastColumn="0" w:noHBand="0" w:noVBand="1"/>
       </w:tblPr>
       <w:tblGrid>
-        <w:gridCol w:w="2599"/>
-        <w:gridCol w:w="2781"/>
-        <w:gridCol w:w="2041"/>
-        <w:gridCol w:w="1939"/>
+        <w:gridCol w:w="2674"/>
+        <w:gridCol w:w="2942"/>
+        <w:gridCol w:w="2128"/>
+        <w:gridCol w:w="1616"/>
       </w:tblGrid>
       <w:tr>
         <w:trPr>
@@ -824,7 +836,7 @@
         </w:trPr>
         <w:tc>
           <w:tcPr>
-            <w:tcW w:w="2700" w:type="dxa"/>
+            <w:tcW w:w="2674" w:type="dxa"/>
             <w:tcBorders>
               <w:top w:val="single" w:sz="6" w:space="0" w:color="808080"/>
               <w:left w:val="single" w:sz="6" w:space="0" w:color="808080"/>
@@ -868,7 +880,7 @@
         </w:tc>
         <w:tc>
           <w:tcPr>
-            <w:tcW w:w="3000" w:type="dxa"/>
+            <w:tcW w:w="2942" w:type="dxa"/>
             <w:tcBorders>
               <w:top w:val="single" w:sz="6" w:space="0" w:color="808080"/>
               <w:left w:val="single" w:sz="6" w:space="0" w:color="808080"/>
@@ -910,7 +922,7 @@
         </w:tc>
         <w:tc>
           <w:tcPr>
-            <w:tcW w:w="2160" w:type="dxa"/>
+            <w:tcW w:w="2128" w:type="dxa"/>
             <w:tcBorders>
               <w:top w:val="single" w:sz="6" w:space="0" w:color="808080"/>
               <w:left w:val="single" w:sz="6" w:space="0" w:color="808080"/>
@@ -952,7 +964,7 @@
         </w:tc>
         <w:tc>
           <w:tcPr>
-            <w:tcW w:w="1500" w:type="dxa"/>
+            <w:tcW w:w="1616" w:type="dxa"/>
             <w:tcBorders>
               <w:top w:val="single" w:sz="6" w:space="0" w:color="808080"/>
               <w:left w:val="single" w:sz="6" w:space="0" w:color="808080"/>
@@ -996,7 +1008,7 @@
       <w:tr>
         <w:tc>
           <w:tcPr>
-            <w:tcW w:w="2700" w:type="dxa"/>
+            <w:tcW w:w="2674" w:type="dxa"/>
             <w:tcBorders>
               <w:top w:val="single" w:sz="6" w:space="0" w:color="808080"/>
               <w:left w:val="single" w:sz="6" w:space="0" w:color="808080"/>
@@ -1027,13 +1039,13 @@
                 <w:szCs w:val="22"/>
                 <w:lang w:eastAsia="es-EC"/>
               </w:rPr>
-              <w:t>{jefe}</w:t>
+              <w:t>{#votM}{nombre}</w:t>
             </w:r>
           </w:p>
         </w:tc>
         <w:tc>
           <w:tcPr>
-            <w:tcW w:w="3000" w:type="dxa"/>
+            <w:tcW w:w="2942" w:type="dxa"/>
             <w:tcBorders>
               <w:top w:val="single" w:sz="6" w:space="0" w:color="808080"/>
               <w:left w:val="single" w:sz="6" w:space="0" w:color="808080"/>
@@ -1057,37 +1069,6 @@
                 <w:lang w:eastAsia="es-EC"/>
               </w:rPr>
             </w:pPr>
-            <w:sdt>
-              <w:sdtPr>
-                <w:rPr>
-                  <w:rFonts w:ascii="Titillium Web" w:eastAsia="Arial" w:hAnsi="Titillium Web" w:cs="Arial"/>
-                  <w:sz w:val="22"/>
-                  <w:szCs w:val="22"/>
-                  <w:lang w:eastAsia="es-EC"/>
-                </w:rPr>
-                <w:id w:val="-2073340068"/>
-                <w:placeholder>
-                  <w:docPart w:val="DefaultPlaceholder_-1854013438"/>
-                </w:placeholder>
-                <w:temporary/>
-                <w:comboBox>
-                  <w:listItem w:displayText="Administrador" w:value="Administrador"/>
-                  <w:listItem w:displayText="Administradora" w:value="Administradora"/>
-                </w:comboBox>
-              </w:sdtPr>
-              <w:sdtEndPr/>
-              <w:sdtContent>
-                <w:r>
-                  <w:rPr>
-                    <w:rFonts w:ascii="Titillium Web" w:eastAsia="Arial" w:hAnsi="Titillium Web" w:cs="Arial"/>
-                    <w:sz w:val="22"/>
-                    <w:szCs w:val="22"/>
-                    <w:lang w:eastAsia="es-EC"/>
-                  </w:rPr>
-                  <w:t>Administrador/a</w:t>
-                </w:r>
-              </w:sdtContent>
-            </w:sdt>
             <w:r>
               <w:rPr>
                 <w:rFonts w:ascii="Titillium Web" w:eastAsia="Arial" w:hAnsi="Titillium Web" w:cs="Arial"/>
@@ -1095,13 +1076,13 @@
                 <w:szCs w:val="22"/>
                 <w:lang w:eastAsia="es-EC"/>
               </w:rPr>
-              <w:t xml:space="preserve"> del área protegida por parte del MAE</w:t>
+              <w:t>{cargo}</w:t>
             </w:r>
           </w:p>
         </w:tc>
         <w:tc>
           <w:tcPr>
-            <w:tcW w:w="2160" w:type="dxa"/>
+            <w:tcW w:w="2128" w:type="dxa"/>
             <w:tcBorders>
               <w:top w:val="single" w:sz="6" w:space="0" w:color="808080"/>
               <w:left w:val="single" w:sz="6" w:space="0" w:color="808080"/>
@@ -1125,41 +1106,6 @@
                 <w:lang w:eastAsia="es-EC"/>
               </w:rPr>
             </w:pPr>
-            <w:sdt>
-              <w:sdtPr>
-                <w:rPr>
-                  <w:rFonts w:ascii="Titillium Web" w:eastAsia="Arial" w:hAnsi="Titillium Web" w:cs="Arial"/>
-                  <w:b/>
-                  <w:bCs/>
-                  <w:sz w:val="22"/>
-                  <w:szCs w:val="22"/>
-                  <w:lang w:eastAsia="es-EC"/>
-                </w:rPr>
-                <w:id w:val="-1475598274"/>
-                <w:placeholder>
-                  <w:docPart w:val="DefaultPlaceholder_-1854013438"/>
-                </w:placeholder>
-                <w:temporary/>
-                <w:comboBox>
-                  <w:listItem w:displayText="Presidente" w:value="Presidente"/>
-                  <w:listItem w:displayText="Presidenta" w:value="Presidenta"/>
-                </w:comboBox>
-              </w:sdtPr>
-              <w:sdtEndPr/>
-              <w:sdtContent>
-                <w:r>
-                  <w:rPr>
-                    <w:rFonts w:ascii="Titillium Web" w:eastAsia="Arial" w:hAnsi="Titillium Web" w:cs="Arial"/>
-                    <w:b/>
-                    <w:bCs/>
-                    <w:sz w:val="22"/>
-                    <w:szCs w:val="22"/>
-                    <w:lang w:eastAsia="es-EC"/>
-                  </w:rPr>
-                  <w:t>Presidente/a</w:t>
-                </w:r>
-              </w:sdtContent>
-            </w:sdt>
             <w:r>
               <w:rPr>
                 <w:rFonts w:ascii="Titillium Web" w:eastAsia="Arial" w:hAnsi="Titillium Web" w:cs="Arial"/>
@@ -1169,188 +1115,13 @@
                 <w:szCs w:val="22"/>
                 <w:lang w:eastAsia="es-EC"/>
               </w:rPr>
-              <w:t xml:space="preserve"> de la Comisión</w:t>
+              <w:t>{rol}</w:t>
             </w:r>
           </w:p>
         </w:tc>
         <w:tc>
           <w:tcPr>
-            <w:tcW w:w="1500" w:type="dxa"/>
-            <w:tcBorders>
-              <w:top w:val="single" w:sz="6" w:space="0" w:color="808080"/>
-              <w:left w:val="single" w:sz="6" w:space="0" w:color="808080"/>
-              <w:bottom w:val="single" w:sz="6" w:space="0" w:color="808080"/>
-              <w:right w:val="single" w:sz="6" w:space="0" w:color="808080"/>
-            </w:tcBorders>
-            <w:tcMar>
-              <w:top w:w="80" w:type="dxa"/>
-              <w:left w:w="120" w:type="dxa"/>
-              <w:bottom w:w="80" w:type="dxa"/>
-              <w:right w:w="120" w:type="dxa"/>
-            </w:tcMar>
-            <w:hideMark/>
-          </w:tcPr>
-          <w:sdt>
-            <w:sdtPr>
-              <w:rPr>
-                <w:rFonts w:ascii="Titillium Web" w:eastAsia="Arial" w:hAnsi="Titillium Web" w:cs="Arial"/>
-                <w:sz w:val="22"/>
-                <w:szCs w:val="22"/>
-                <w:lang w:eastAsia="es-EC"/>
-              </w:rPr>
-              <w:id w:val="-157617532"/>
-              <w:placeholder>
-                <w:docPart w:val="DefaultPlaceholder_-1854013438"/>
-              </w:placeholder>
-              <w:temporary/>
-              <w:comboBox>
-                <w:listItem w:displayText="Presencial" w:value="Presencial"/>
-                <w:listItem w:displayText="Virtual" w:value="Virtual"/>
-              </w:comboBox>
-            </w:sdtPr>
-            <w:sdtEndPr/>
-            <w:sdtContent>
-              <w:p>
-                <w:pPr>
-                  <w:jc w:val="center"/>
-                  <w:rPr>
-                    <w:rFonts w:ascii="Titillium Web" w:eastAsia="Arial" w:hAnsi="Titillium Web" w:cs="Arial"/>
-                    <w:sz w:val="22"/>
-                    <w:szCs w:val="22"/>
-                    <w:lang w:eastAsia="es-EC"/>
-                  </w:rPr>
-                </w:pPr>
-                <w:r>
-                  <w:rPr>
-                    <w:rFonts w:ascii="Titillium Web" w:eastAsia="Arial" w:hAnsi="Titillium Web" w:cs="Arial"/>
-                    <w:sz w:val="22"/>
-                    <w:szCs w:val="22"/>
-                    <w:lang w:eastAsia="es-EC"/>
-                  </w:rPr>
-                  <w:t>Presencial / Virtual</w:t>
-                </w:r>
-              </w:p>
-            </w:sdtContent>
-          </w:sdt>
-        </w:tc>
-      </w:tr>
-      <w:tr>
-        <w:tc>
-          <w:tcPr>
-            <w:tcW w:w="2700" w:type="dxa"/>
-            <w:tcBorders>
-              <w:top w:val="single" w:sz="6" w:space="0" w:color="808080"/>
-              <w:left w:val="single" w:sz="6" w:space="0" w:color="808080"/>
-              <w:bottom w:val="single" w:sz="6" w:space="0" w:color="808080"/>
-              <w:right w:val="single" w:sz="6" w:space="0" w:color="808080"/>
-            </w:tcBorders>
-            <w:tcMar>
-              <w:top w:w="80" w:type="dxa"/>
-              <w:left w:w="120" w:type="dxa"/>
-              <w:bottom w:w="80" w:type="dxa"/>
-              <w:right w:w="120" w:type="dxa"/>
-            </w:tcMar>
-            <w:hideMark/>
-          </w:tcPr>
-          <w:p>
-            <w:pPr>
-              <w:rPr>
-                <w:rFonts w:ascii="Titillium Web" w:eastAsia="Arial" w:hAnsi="Titillium Web" w:cs="Arial"/>
-                <w:sz w:val="22"/>
-                <w:szCs w:val="22"/>
-                <w:lang w:eastAsia="es-EC"/>
-              </w:rPr>
-            </w:pPr>
-            <w:r>
-              <w:rPr>
-                <w:rFonts w:ascii="Titillium Web" w:eastAsia="Arial" w:hAnsi="Titillium Web" w:cs="Arial"/>
-                <w:sz w:val="22"/>
-                <w:szCs w:val="22"/>
-                <w:lang w:eastAsia="es-EC"/>
-              </w:rPr>
-              <w:t>{#items}{miembros}</w:t>
-            </w:r>
-          </w:p>
-        </w:tc>
-        <w:tc>
-          <w:tcPr>
-            <w:tcW w:w="3000" w:type="dxa"/>
-            <w:tcBorders>
-              <w:top w:val="single" w:sz="6" w:space="0" w:color="808080"/>
-              <w:left w:val="single" w:sz="6" w:space="0" w:color="808080"/>
-              <w:bottom w:val="single" w:sz="6" w:space="0" w:color="808080"/>
-              <w:right w:val="single" w:sz="6" w:space="0" w:color="808080"/>
-            </w:tcBorders>
-            <w:tcMar>
-              <w:top w:w="80" w:type="dxa"/>
-              <w:left w:w="120" w:type="dxa"/>
-              <w:bottom w:w="80" w:type="dxa"/>
-              <w:right w:w="120" w:type="dxa"/>
-            </w:tcMar>
-            <w:hideMark/>
-          </w:tcPr>
-          <w:p>
-            <w:pPr>
-              <w:rPr>
-                <w:rFonts w:ascii="Titillium Web" w:eastAsia="Arial" w:hAnsi="Titillium Web" w:cs="Arial"/>
-                <w:sz w:val="22"/>
-                <w:szCs w:val="22"/>
-                <w:lang w:eastAsia="es-EC"/>
-              </w:rPr>
-            </w:pPr>
-            <w:r>
-              <w:rPr>
-                <w:rFonts w:ascii="Titillium Web" w:eastAsia="Arial" w:hAnsi="Titillium Web" w:cs="Arial"/>
-                <w:sz w:val="22"/>
-                <w:szCs w:val="22"/>
-                <w:lang w:eastAsia="es-EC"/>
-              </w:rPr>
-              <w:t>Miembro técnico invitado (depende de la conformación)</w:t>
-            </w:r>
-          </w:p>
-        </w:tc>
-        <w:tc>
-          <w:tcPr>
-            <w:tcW w:w="2160" w:type="dxa"/>
-            <w:tcBorders>
-              <w:top w:val="single" w:sz="6" w:space="0" w:color="808080"/>
-              <w:left w:val="single" w:sz="6" w:space="0" w:color="808080"/>
-              <w:bottom w:val="single" w:sz="6" w:space="0" w:color="808080"/>
-              <w:right w:val="single" w:sz="6" w:space="0" w:color="808080"/>
-            </w:tcBorders>
-            <w:tcMar>
-              <w:top w:w="80" w:type="dxa"/>
-              <w:left w:w="120" w:type="dxa"/>
-              <w:bottom w:w="80" w:type="dxa"/>
-              <w:right w:w="120" w:type="dxa"/>
-            </w:tcMar>
-            <w:hideMark/>
-          </w:tcPr>
-          <w:p>
-            <w:pPr>
-              <w:rPr>
-                <w:rFonts w:ascii="Titillium Web" w:eastAsia="Arial" w:hAnsi="Titillium Web" w:cs="Arial"/>
-                <w:sz w:val="22"/>
-                <w:szCs w:val="22"/>
-                <w:lang w:eastAsia="es-EC"/>
-              </w:rPr>
-            </w:pPr>
-            <w:r>
-              <w:rPr>
-                <w:rFonts w:ascii="Titillium Web" w:eastAsia="Arial" w:hAnsi="Titillium Web" w:cs="Arial"/>
-                <w:b/>
-                <w:bCs/>
-                <w:sz w:val="22"/>
-                <w:szCs w:val="22"/>
-                <w:lang w:eastAsia="es-EC"/>
-              </w:rPr>
-              <w:t>Miembro</w:t>
-            </w:r>
-          </w:p>
-        </w:tc>
-        <w:tc>
-          <w:tcPr>
-            <w:tcW w:w="1500" w:type="dxa"/>
+            <w:tcW w:w="1616" w:type="dxa"/>
             <w:tcBorders>
               <w:top w:val="single" w:sz="6" w:space="0" w:color="808080"/>
               <w:left w:val="single" w:sz="6" w:space="0" w:color="808080"/>
@@ -1383,9 +1154,9 @@
                   <w:szCs w:val="22"/>
                   <w:lang w:eastAsia="es-EC"/>
                 </w:rPr>
-                <w:id w:val="363805070"/>
+                <w:id w:val="1550194153"/>
                 <w:placeholder>
-                  <w:docPart w:val="6CA3860841544C82AB68DEDE60393393"/>
+                  <w:docPart w:val="B47A72D4ECF945A699B54AC42B1C5BFF"/>
                 </w:placeholder>
                 <w:temporary/>
                 <w:comboBox>
@@ -1412,7 +1183,270 @@
                 <w:szCs w:val="22"/>
                 <w:lang w:eastAsia="es-EC"/>
               </w:rPr>
-              <w:t>{/items}</w:t>
+              <w:t>{/votM}</w:t>
+            </w:r>
+          </w:p>
+        </w:tc>
+      </w:tr>
+    </w:tbl>
+    <w:commentRangeEnd w:id="0"/>
+    <w:p>
+      <w:pPr>
+        <w:shd w:val="clear" w:color="auto" w:fill="FFFFFF"/>
+        <w:rPr>
+          <w:rFonts w:ascii="Titillium Web" w:hAnsi="Titillium Web"/>
+          <w:sz w:val="22"/>
+          <w:szCs w:val="22"/>
+        </w:rPr>
+      </w:pPr>
+      <w:r>
+        <w:rPr>
+          <w:rStyle w:val="Refdecomentario"/>
+          <w:rFonts w:ascii="Titillium Web" w:hAnsi="Titillium Web"/>
+          <w:sz w:val="22"/>
+          <w:szCs w:val="22"/>
+        </w:rPr>
+        <w:commentReference w:id="0"/>
+      </w:r>
+      <w:commentRangeEnd w:id="1"/>
+      <w:r>
+        <w:rPr>
+          <w:rStyle w:val="Refdecomentario"/>
+          <w:rFonts w:ascii="Titillium Web" w:hAnsi="Titillium Web"/>
+          <w:sz w:val="22"/>
+          <w:szCs w:val="22"/>
+        </w:rPr>
+        <w:commentReference w:id="1"/>
+      </w:r>
+    </w:p>
+    <w:p>
+      <w:pPr>
+        <w:shd w:val="clear" w:color="auto" w:fill="FFFFFF"/>
+        <w:rPr>
+          <w:rFonts w:ascii="Titillium Web" w:hAnsi="Titillium Web"/>
+          <w:b/>
+          <w:bCs/>
+          <w:sz w:val="22"/>
+          <w:szCs w:val="22"/>
+        </w:rPr>
+      </w:pPr>
+      <w:r>
+        <w:rPr>
+          <w:rFonts w:ascii="Titillium Web" w:hAnsi="Titillium Web"/>
+          <w:b/>
+          <w:bCs/>
+          <w:sz w:val="22"/>
+          <w:szCs w:val="22"/>
+        </w:rPr>
+        <w:t>Miembros con voz (sin voto) y Secretaría</w:t>
+      </w:r>
+    </w:p>
+    <w:p>
+      <w:pPr>
+        <w:shd w:val="clear" w:color="auto" w:fill="FFFFFF"/>
+        <w:rPr>
+          <w:rFonts w:ascii="Titillium Web" w:hAnsi="Titillium Web"/>
+          <w:b/>
+          <w:bCs/>
+          <w:sz w:val="22"/>
+          <w:szCs w:val="22"/>
+        </w:rPr>
+      </w:pPr>
+    </w:p>
+    <w:tbl>
+      <w:tblPr>
+        <w:tblW w:w="9360" w:type="dxa"/>
+        <w:tblBorders>
+          <w:top w:val="single" w:sz="4" w:space="0" w:color="auto"/>
+          <w:left w:val="single" w:sz="4" w:space="0" w:color="auto"/>
+          <w:bottom w:val="single" w:sz="4" w:space="0" w:color="auto"/>
+          <w:right w:val="single" w:sz="4" w:space="0" w:color="auto"/>
+          <w:insideH w:val="single" w:sz="4" w:space="0" w:color="auto"/>
+          <w:insideV w:val="single" w:sz="4" w:space="0" w:color="auto"/>
+        </w:tblBorders>
+        <w:tblCellMar>
+          <w:left w:w="10" w:type="dxa"/>
+          <w:right w:w="10" w:type="dxa"/>
+        </w:tblCellMar>
+        <w:tblLook w:val="04A0" w:firstRow="1" w:lastRow="0" w:firstColumn="1" w:lastColumn="0" w:noHBand="0" w:noVBand="1"/>
+      </w:tblPr>
+      <w:tblGrid>
+        <w:gridCol w:w="2640"/>
+        <w:gridCol w:w="2852"/>
+        <w:gridCol w:w="2068"/>
+        <w:gridCol w:w="1800"/>
+      </w:tblGrid>
+      <w:tr>
+        <w:trPr>
+          <w:tblHeader/>
+        </w:trPr>
+        <w:tc>
+          <w:tcPr>
+            <w:tcW w:w="2674" w:type="dxa"/>
+            <w:tcBorders>
+              <w:top w:val="single" w:sz="6" w:space="0" w:color="808080"/>
+              <w:left w:val="single" w:sz="6" w:space="0" w:color="808080"/>
+              <w:bottom w:val="single" w:sz="6" w:space="0" w:color="808080"/>
+              <w:right w:val="single" w:sz="6" w:space="0" w:color="808080"/>
+            </w:tcBorders>
+            <w:shd w:val="clear" w:color="auto" w:fill="1F4E79"/>
+            <w:tcMar>
+              <w:top w:w="80" w:type="dxa"/>
+              <w:left w:w="120" w:type="dxa"/>
+              <w:bottom w:w="80" w:type="dxa"/>
+              <w:right w:w="120" w:type="dxa"/>
+            </w:tcMar>
+            <w:hideMark/>
+          </w:tcPr>
+          <w:p>
+            <w:pPr>
+              <w:jc w:val="center"/>
+              <w:rPr>
+                <w:rFonts w:ascii="Titillium Web" w:eastAsia="Arial" w:hAnsi="Titillium Web" w:cs="Arial"/>
+                <w:sz w:val="22"/>
+                <w:szCs w:val="22"/>
+                <w:lang w:eastAsia="es-EC"/>
+              </w:rPr>
+            </w:pPr>
+            <w:commentRangeStart w:id="2"/>
+            <w:commentRangeStart w:id="3"/>
+            <w:r>
+              <w:rPr>
+                <w:rFonts w:ascii="Titillium Web" w:eastAsia="Arial" w:hAnsi="Titillium Web" w:cs="Arial"/>
+                <w:b/>
+                <w:bCs/>
+                <w:color w:val="FFFFFF"/>
+                <w:sz w:val="22"/>
+                <w:szCs w:val="22"/>
+                <w:lang w:eastAsia="es-EC"/>
+              </w:rPr>
+              <w:t>Nombre</w:t>
+            </w:r>
+          </w:p>
+        </w:tc>
+        <w:tc>
+          <w:tcPr>
+            <w:tcW w:w="2942" w:type="dxa"/>
+            <w:tcBorders>
+              <w:top w:val="single" w:sz="6" w:space="0" w:color="808080"/>
+              <w:left w:val="single" w:sz="6" w:space="0" w:color="808080"/>
+              <w:bottom w:val="single" w:sz="6" w:space="0" w:color="808080"/>
+              <w:right w:val="single" w:sz="6" w:space="0" w:color="808080"/>
+            </w:tcBorders>
+            <w:shd w:val="clear" w:color="auto" w:fill="1F4E79"/>
+            <w:tcMar>
+              <w:top w:w="80" w:type="dxa"/>
+              <w:left w:w="120" w:type="dxa"/>
+              <w:bottom w:w="80" w:type="dxa"/>
+              <w:right w:w="120" w:type="dxa"/>
+            </w:tcMar>
+            <w:hideMark/>
+          </w:tcPr>
+          <w:p>
+            <w:pPr>
+              <w:jc w:val="center"/>
+              <w:rPr>
+                <w:rFonts w:ascii="Titillium Web" w:eastAsia="Arial" w:hAnsi="Titillium Web" w:cs="Arial"/>
+                <w:sz w:val="22"/>
+                <w:szCs w:val="22"/>
+                <w:lang w:eastAsia="es-EC"/>
+              </w:rPr>
+            </w:pPr>
+            <w:r>
+              <w:rPr>
+                <w:rFonts w:ascii="Titillium Web" w:eastAsia="Arial" w:hAnsi="Titillium Web" w:cs="Arial"/>
+                <w:b/>
+                <w:bCs/>
+                <w:color w:val="FFFFFF"/>
+                <w:sz w:val="22"/>
+                <w:szCs w:val="22"/>
+                <w:lang w:eastAsia="es-EC"/>
+              </w:rPr>
+              <w:t>Cargo institucional</w:t>
+            </w:r>
+          </w:p>
+        </w:tc>
+        <w:tc>
+          <w:tcPr>
+            <w:tcW w:w="2128" w:type="dxa"/>
+            <w:tcBorders>
+              <w:top w:val="single" w:sz="6" w:space="0" w:color="808080"/>
+              <w:left w:val="single" w:sz="6" w:space="0" w:color="808080"/>
+              <w:bottom w:val="single" w:sz="6" w:space="0" w:color="808080"/>
+              <w:right w:val="single" w:sz="6" w:space="0" w:color="808080"/>
+            </w:tcBorders>
+            <w:shd w:val="clear" w:color="auto" w:fill="1F4E79"/>
+            <w:tcMar>
+              <w:top w:w="80" w:type="dxa"/>
+              <w:left w:w="120" w:type="dxa"/>
+              <w:bottom w:w="80" w:type="dxa"/>
+              <w:right w:w="120" w:type="dxa"/>
+            </w:tcMar>
+            <w:hideMark/>
+          </w:tcPr>
+          <w:p>
+            <w:pPr>
+              <w:jc w:val="center"/>
+              <w:rPr>
+                <w:rFonts w:ascii="Titillium Web" w:eastAsia="Arial" w:hAnsi="Titillium Web" w:cs="Arial"/>
+                <w:sz w:val="22"/>
+                <w:szCs w:val="22"/>
+                <w:lang w:eastAsia="es-EC"/>
+              </w:rPr>
+            </w:pPr>
+            <w:r>
+              <w:rPr>
+                <w:rFonts w:ascii="Titillium Web" w:eastAsia="Arial" w:hAnsi="Titillium Web" w:cs="Arial"/>
+                <w:b/>
+                <w:bCs/>
+                <w:color w:val="FFFFFF"/>
+                <w:sz w:val="22"/>
+                <w:szCs w:val="22"/>
+                <w:lang w:eastAsia="es-EC"/>
+              </w:rPr>
+              <w:t>Rol en la Comisión</w:t>
+            </w:r>
+          </w:p>
+        </w:tc>
+        <w:tc>
+          <w:tcPr>
+            <w:tcW w:w="1616" w:type="dxa"/>
+            <w:tcBorders>
+              <w:top w:val="single" w:sz="6" w:space="0" w:color="808080"/>
+              <w:left w:val="single" w:sz="6" w:space="0" w:color="808080"/>
+              <w:bottom w:val="single" w:sz="6" w:space="0" w:color="808080"/>
+              <w:right w:val="single" w:sz="6" w:space="0" w:color="808080"/>
+            </w:tcBorders>
+            <w:shd w:val="clear" w:color="auto" w:fill="1F4E79"/>
+            <w:tcMar>
+              <w:top w:w="80" w:type="dxa"/>
+              <w:left w:w="120" w:type="dxa"/>
+              <w:bottom w:w="80" w:type="dxa"/>
+              <w:right w:w="120" w:type="dxa"/>
+            </w:tcMar>
+            <w:hideMark/>
+          </w:tcPr>
+          <w:p>
+            <w:pPr>
+              <w:jc w:val="center"/>
+              <w:rPr>
+                <w:rFonts w:ascii="Titillium Web" w:eastAsia="Arial" w:hAnsi="Titillium Web" w:cs="Arial"/>
+                <w:sz w:val="22"/>
+                <w:szCs w:val="22"/>
+                <w:lang w:eastAsia="es-EC"/>
+              </w:rPr>
+            </w:pPr>
+            <w:r>
+              <w:rPr>
+                <w:rFonts w:ascii="Titillium Web" w:eastAsia="Arial" w:hAnsi="Titillium Web" w:cs="Arial"/>
+                <w:b/>
+                <w:bCs/>
+                <w:color w:val="FFFFFF"/>
+                <w:sz w:val="22"/>
+                <w:szCs w:val="22"/>
+                <w:lang w:eastAsia="es-EC"/>
+              </w:rPr>
+              <w:t>Asistencia</w:t>
             </w:r>
           </w:p>
         </w:tc>
@@ -1420,7 +1454,7 @@
       <w:tr>
         <w:tc>
           <w:tcPr>
-            <w:tcW w:w="2700" w:type="dxa"/>
+            <w:tcW w:w="2674" w:type="dxa"/>
             <w:tcBorders>
               <w:top w:val="single" w:sz="6" w:space="0" w:color="808080"/>
               <w:left w:val="single" w:sz="6" w:space="0" w:color="808080"/>
@@ -1451,13 +1485,13 @@
                 <w:szCs w:val="22"/>
                 <w:lang w:eastAsia="es-EC"/>
               </w:rPr>
-              <w:t>{ac}</w:t>
+              <w:t>{#sinVoto}{nombre}</w:t>
             </w:r>
           </w:p>
         </w:tc>
         <w:tc>
           <w:tcPr>
-            <w:tcW w:w="3000" w:type="dxa"/>
+            <w:tcW w:w="2942" w:type="dxa"/>
             <w:tcBorders>
               <w:top w:val="single" w:sz="6" w:space="0" w:color="808080"/>
               <w:left w:val="single" w:sz="6" w:space="0" w:color="808080"/>
@@ -1472,51 +1506,29 @@
             </w:tcMar>
             <w:hideMark/>
           </w:tcPr>
-          <w:sdt>
-            <w:sdtPr>
+          <w:p>
+            <w:pPr>
               <w:rPr>
                 <w:rFonts w:ascii="Titillium Web" w:eastAsia="Arial" w:hAnsi="Titillium Web" w:cs="Arial"/>
                 <w:sz w:val="22"/>
                 <w:szCs w:val="22"/>
                 <w:lang w:eastAsia="es-EC"/>
               </w:rPr>
-              <w:id w:val="1997526782"/>
-              <w:placeholder>
-                <w:docPart w:val="D22169BCD516465E9B273330E4FF8B83"/>
-              </w:placeholder>
-              <w:temporary/>
-              <w:comboBox>
-                <w:listItem w:displayText="Administrador contador" w:value="Administrador contador"/>
-                <w:listItem w:displayText="Administradora contadora" w:value="Administradora contadora"/>
-              </w:comboBox>
-            </w:sdtPr>
-            <w:sdtEndPr/>
-            <w:sdtContent>
-              <w:p>
-                <w:pPr>
-                  <w:rPr>
-                    <w:rFonts w:ascii="Titillium Web" w:eastAsia="Arial" w:hAnsi="Titillium Web" w:cs="Arial"/>
-                    <w:sz w:val="22"/>
-                    <w:szCs w:val="22"/>
-                    <w:lang w:eastAsia="es-EC"/>
-                  </w:rPr>
-                </w:pPr>
-                <w:r>
-                  <w:rPr>
-                    <w:rFonts w:ascii="Titillium Web" w:eastAsia="Arial" w:hAnsi="Titillium Web" w:cs="Arial"/>
-                    <w:sz w:val="22"/>
-                    <w:szCs w:val="22"/>
-                    <w:lang w:eastAsia="es-EC"/>
-                  </w:rPr>
-                  <w:t>Administrador/a contador/a</w:t>
-                </w:r>
-              </w:p>
-            </w:sdtContent>
-          </w:sdt>
+            </w:pPr>
+            <w:r>
+              <w:rPr>
+                <w:rFonts w:ascii="Titillium Web" w:eastAsia="Arial" w:hAnsi="Titillium Web" w:cs="Arial"/>
+                <w:sz w:val="22"/>
+                <w:szCs w:val="22"/>
+                <w:lang w:eastAsia="es-EC"/>
+              </w:rPr>
+              <w:t>{cargo}</w:t>
+            </w:r>
+          </w:p>
         </w:tc>
         <w:tc>
           <w:tcPr>
-            <w:tcW w:w="2160" w:type="dxa"/>
+            <w:tcW w:w="2128" w:type="dxa"/>
             <w:tcBorders>
               <w:top w:val="single" w:sz="6" w:space="0" w:color="808080"/>
               <w:left w:val="single" w:sz="6" w:space="0" w:color="808080"/>
@@ -1531,8 +1543,16 @@
             </w:tcMar>
             <w:hideMark/>
           </w:tcPr>
-          <w:sdt>
-            <w:sdtPr>
+          <w:p>
+            <w:pPr>
+              <w:rPr>
+                <w:rFonts w:ascii="Titillium Web" w:eastAsia="Arial" w:hAnsi="Titillium Web" w:cs="Arial"/>
+                <w:sz w:val="22"/>
+                <w:szCs w:val="22"/>
+                <w:lang w:eastAsia="es-EC"/>
+              </w:rPr>
+            </w:pPr>
+            <w:r>
               <w:rPr>
                 <w:rFonts w:ascii="Titillium Web" w:eastAsia="Arial" w:hAnsi="Titillium Web" w:cs="Arial"/>
                 <w:b/>
@@ -1541,45 +1561,13 @@
                 <w:szCs w:val="22"/>
                 <w:lang w:eastAsia="es-EC"/>
               </w:rPr>
-              <w:id w:val="987059563"/>
-              <w:placeholder>
-                <w:docPart w:val="DefaultPlaceholder_-1854013438"/>
-              </w:placeholder>
-              <w:temporary/>
-              <w:comboBox>
-                <w:listItem w:displayText="Secretario" w:value="Secretario"/>
-                <w:listItem w:displayText="Secretaria" w:value="Secretaria"/>
-              </w:comboBox>
-            </w:sdtPr>
-            <w:sdtEndPr/>
-            <w:sdtContent>
-              <w:p>
-                <w:pPr>
-                  <w:rPr>
-                    <w:rFonts w:ascii="Titillium Web" w:eastAsia="Arial" w:hAnsi="Titillium Web" w:cs="Arial"/>
-                    <w:sz w:val="22"/>
-                    <w:szCs w:val="22"/>
-                    <w:lang w:eastAsia="es-EC"/>
-                  </w:rPr>
-                </w:pPr>
-                <w:r>
-                  <w:rPr>
-                    <w:rFonts w:ascii="Titillium Web" w:eastAsia="Arial" w:hAnsi="Titillium Web" w:cs="Arial"/>
-                    <w:b/>
-                    <w:bCs/>
-                    <w:sz w:val="22"/>
-                    <w:szCs w:val="22"/>
-                    <w:lang w:eastAsia="es-EC"/>
-                  </w:rPr>
-                  <w:t>Secretario/a</w:t>
-                </w:r>
-              </w:p>
-            </w:sdtContent>
-          </w:sdt>
+              <w:t>{rol}</w:t>
+            </w:r>
+          </w:p>
         </w:tc>
         <w:tc>
           <w:tcPr>
-            <w:tcW w:w="1500" w:type="dxa"/>
+            <w:tcW w:w="1616" w:type="dxa"/>
             <w:tcBorders>
               <w:top w:val="single" w:sz="6" w:space="0" w:color="808080"/>
               <w:left w:val="single" w:sz="6" w:space="0" w:color="808080"/>
@@ -1594,36 +1582,35 @@
             </w:tcMar>
             <w:hideMark/>
           </w:tcPr>
-          <w:sdt>
-            <w:sdtPr>
+          <w:p>
+            <w:pPr>
+              <w:jc w:val="center"/>
               <w:rPr>
                 <w:rFonts w:ascii="Titillium Web" w:eastAsia="Arial" w:hAnsi="Titillium Web" w:cs="Arial"/>
                 <w:sz w:val="22"/>
                 <w:szCs w:val="22"/>
                 <w:lang w:eastAsia="es-EC"/>
               </w:rPr>
-              <w:id w:val="1562449203"/>
-              <w:placeholder>
-                <w:docPart w:val="B1270C9A93284343955F6E99AA7F247B"/>
-              </w:placeholder>
-              <w:temporary/>
-              <w:comboBox>
-                <w:listItem w:displayText="Presencial" w:value="Presencial"/>
-                <w:listItem w:displayText="Virtual" w:value="Virtual"/>
-              </w:comboBox>
-            </w:sdtPr>
-            <w:sdtEndPr/>
-            <w:sdtContent>
-              <w:p>
-                <w:pPr>
-                  <w:jc w:val="center"/>
-                  <w:rPr>
-                    <w:rFonts w:ascii="Titillium Web" w:eastAsia="Arial" w:hAnsi="Titillium Web" w:cs="Arial"/>
-                    <w:sz w:val="22"/>
-                    <w:szCs w:val="22"/>
-                    <w:lang w:eastAsia="es-EC"/>
-                  </w:rPr>
-                </w:pPr>
+            </w:pPr>
+            <w:sdt>
+              <w:sdtPr>
+                <w:rPr>
+                  <w:rFonts w:ascii="Titillium Web" w:eastAsia="Arial" w:hAnsi="Titillium Web" w:cs="Arial"/>
+                  <w:sz w:val="22"/>
+                  <w:szCs w:val="22"/>
+                  <w:lang w:eastAsia="es-EC"/>
+                </w:rPr>
+                <w:id w:val="-244186245"/>
+                <w:placeholder>
+                  <w:docPart w:val="CA6271A0CE4C4E17B3C69535A79AA16A"/>
+                </w:placeholder>
+                <w:temporary/>
+                <w:comboBox>
+                  <w:listItem w:displayText="Presencial" w:value="Presencial"/>
+                  <w:listItem w:displayText="Virtual" w:value="Virtual"/>
+                </w:comboBox>
+              </w:sdtPr>
+              <w:sdtContent>
                 <w:r>
                   <w:rPr>
                     <w:rFonts w:ascii="Titillium Web" w:eastAsia="Arial" w:hAnsi="Titillium Web" w:cs="Arial"/>
@@ -1633,54 +1620,22 @@
                   </w:rPr>
                   <w:t>Presencial / Virtual</w:t>
                 </w:r>
-                <w:commentRangeEnd w:id="0"/>
-                <w:r>
-                  <w:rPr>
-                    <w:rStyle w:val="Refdecomentario"/>
-                    <w:rFonts w:ascii="Titillium Web" w:eastAsia="Arial" w:hAnsi="Titillium Web" w:cs="Arial"/>
-                    <w:sz w:val="22"/>
-                    <w:szCs w:val="22"/>
-                    <w:lang w:eastAsia="es-EC"/>
-                  </w:rPr>
-                  <w:commentReference w:id="0"/>
-                </w:r>
-                <w:commentRangeEnd w:id="1"/>
-                <w:r>
-                  <w:rPr>
-                    <w:rStyle w:val="Refdecomentario"/>
-                    <w:rFonts w:ascii="Titillium Web" w:eastAsia="Arial" w:hAnsi="Titillium Web" w:cs="Arial"/>
-                    <w:sz w:val="22"/>
-                    <w:szCs w:val="22"/>
-                    <w:lang w:eastAsia="es-EC"/>
-                  </w:rPr>
-                  <w:commentReference w:id="1"/>
-                </w:r>
-              </w:p>
-            </w:sdtContent>
-          </w:sdt>
+              </w:sdtContent>
+            </w:sdt>
+            <w:r>
+              <w:rPr>
+                <w:rFonts w:ascii="Titillium Web" w:eastAsia="Arial" w:hAnsi="Titillium Web" w:cs="Arial"/>
+                <w:sz w:val="22"/>
+                <w:szCs w:val="22"/>
+                <w:lang w:eastAsia="es-EC"/>
+              </w:rPr>
+              <w:t>{/sinVoto}</w:t>
+            </w:r>
+          </w:p>
         </w:tc>
       </w:tr>
     </w:tbl>
-    <w:p>
-      <w:pPr>
-        <w:shd w:val="clear" w:color="auto" w:fill="FFFFFF"/>
-        <w:rPr>
-          <w:rFonts w:ascii="Titillium Web" w:hAnsi="Titillium Web"/>
-          <w:sz w:val="22"/>
-          <w:szCs w:val="22"/>
-        </w:rPr>
-      </w:pPr>
-    </w:p>
-    <w:p>
-      <w:pPr>
-        <w:shd w:val="clear" w:color="auto" w:fill="FFFFFF"/>
-        <w:rPr>
-          <w:rFonts w:ascii="Titillium Web" w:hAnsi="Titillium Web"/>
-          <w:sz w:val="22"/>
-          <w:szCs w:val="22"/>
-        </w:rPr>
-      </w:pPr>
-    </w:p>
+    <w:commentRangeEnd w:id="2"/>
     <w:p>
       <w:pPr>
         <w:widowControl w:val="0"/>
@@ -1694,6 +1649,26 @@
           <w:szCs w:val="22"/>
         </w:rPr>
       </w:pPr>
+      <w:r>
+        <w:rPr>
+          <w:rStyle w:val="Refdecomentario"/>
+          <w:rFonts w:ascii="Titillium Web" w:hAnsi="Titillium Web"/>
+          <w:sz w:val="22"/>
+          <w:szCs w:val="22"/>
+        </w:rPr>
+        <w:lastRenderedPageBreak/>
+        <w:commentReference w:id="2"/>
+      </w:r>
+      <w:commentRangeEnd w:id="3"/>
+      <w:r>
+        <w:rPr>
+          <w:rStyle w:val="Refdecomentario"/>
+          <w:rFonts w:ascii="Titillium Web" w:hAnsi="Titillium Web"/>
+          <w:sz w:val="22"/>
+          <w:szCs w:val="22"/>
+        </w:rPr>
+        <w:commentReference w:id="3"/>
+      </w:r>
       <w:r>
         <w:rPr>
           <w:rFonts w:ascii="Titillium Web" w:hAnsi="Titillium Web"/>
@@ -2054,7 +2029,6 @@
             <w:listItem w:displayText="la ordenadora de gasto" w:value="la ordenadora de gasto"/>
           </w:comboBox>
         </w:sdtPr>
-        <w:sdtEndPr/>
         <w:sdtContent>
           <w:r>
             <w:rPr>
@@ -2175,7 +2149,7 @@
                 <w:lang w:eastAsia="es-EC"/>
               </w:rPr>
             </w:pPr>
-            <w:commentRangeStart w:id="2"/>
+            <w:commentRangeStart w:id="4"/>
             <w:r>
               <w:rPr>
                 <w:rFonts w:ascii="Titillium Web" w:eastAsia="Arial" w:hAnsi="Titillium Web" w:cs="Arial"/>
@@ -2481,7 +2455,6 @@
                   <w14:uncheckedState w14:val="2610" w14:font="MS Gothic"/>
                 </w14:checkbox>
               </w:sdtPr>
-              <w:sdtEndPr/>
               <w:sdtContent>
                 <w:r>
                   <w:rPr>
@@ -2529,7 +2502,6 @@
                   <w14:uncheckedState w14:val="2610" w14:font="MS Gothic"/>
                 </w14:checkbox>
               </w:sdtPr>
-              <w:sdtEndPr/>
               <w:sdtContent>
                 <w:r>
                   <w:rPr>
@@ -2555,7 +2527,7 @@
         </w:tc>
       </w:tr>
     </w:tbl>
-    <w:commentRangeEnd w:id="2"/>
+    <w:commentRangeEnd w:id="4"/>
     <w:p>
       <w:pPr>
         <w:jc w:val="both"/>
@@ -2572,7 +2544,7 @@
           <w:sz w:val="22"/>
           <w:szCs w:val="22"/>
         </w:rPr>
-        <w:commentReference w:id="2"/>
+        <w:commentReference w:id="4"/>
       </w:r>
       <w:r>
         <w:rPr>
@@ -2676,6 +2648,7 @@
           <w:sz w:val="22"/>
           <w:szCs w:val="22"/>
         </w:rPr>
+        <w:lastRenderedPageBreak/>
         <w:t>{#tecnicos}</w:t>
       </w:r>
     </w:p>
@@ -3428,7 +3401,6 @@
             <w14:uncheckedState w14:val="2610" w14:font="MS Gothic"/>
           </w14:checkbox>
         </w:sdtPr>
-        <w:sdtEndPr/>
         <w:sdtContent>
           <w:r>
             <w:rPr>
@@ -3513,7 +3485,6 @@
             <w14:uncheckedState w14:val="2610" w14:font="MS Gothic"/>
           </w14:checkbox>
         </w:sdtPr>
-        <w:sdtEndPr/>
         <w:sdtContent>
           <w:r>
             <w:rPr>
@@ -4079,7 +4050,7 @@
           <w:lang w:val="es-ES_tradnl"/>
         </w:rPr>
       </w:pPr>
-      <w:commentRangeStart w:id="3"/>
+      <w:commentRangeStart w:id="5"/>
       <w:r>
         <w:rPr>
           <w:rFonts w:ascii="Titillium Web" w:hAnsi="Titillium Web"/>
@@ -4090,7 +4061,7 @@
         </w:rPr>
         <w:t>Ninguna</w:t>
       </w:r>
-      <w:commentRangeEnd w:id="3"/>
+      <w:commentRangeEnd w:id="5"/>
       <w:r>
         <w:rPr>
           <w:rStyle w:val="Refdecomentario"/>
@@ -4100,7 +4071,7 @@
           <w:szCs w:val="22"/>
           <w:lang w:val="es-ES_tradnl"/>
         </w:rPr>
-        <w:commentReference w:id="3"/>
+        <w:commentReference w:id="5"/>
       </w:r>
     </w:p>
     <w:p>
@@ -4375,6 +4346,15 @@
           <w:szCs w:val="22"/>
         </w:rPr>
         <w:t xml:space="preserve">                     </w:t>
+      </w:r>
+      <w:r>
+        <w:rPr>
+          <w:rFonts w:ascii="Titillium Web" w:hAnsi="Titillium Web"/>
+          <w:b w:val="0"/>
+          <w:bCs/>
+          <w:sz w:val="22"/>
+          <w:szCs w:val="22"/>
+        </w:rPr>
         <w:tab/>
         <w:t xml:space="preserve">         </w:t>
       </w:r>
@@ -4481,7 +4461,39 @@
       </w:r>
     </w:p>
   </w:comment>
-  <w:comment w:id="2" w:author="Rodriguez Diego" w:date="2026-06-04T11:43:00Z" w:initials="DR">
+  <w:comment w:id="2" w:author="Rodriguez Diego" w:date="2026-04-22T10:56:00Z" w:initials="DR">
+    <w:p>
+      <w:pPr>
+        <w:pStyle w:val="Textocomentario"/>
+      </w:pPr>
+      <w:r>
+        <w:rPr>
+          <w:rStyle w:val="Refdecomentario"/>
+        </w:rPr>
+        <w:annotationRef/>
+      </w:r>
+      <w:r>
+        <w:t>Depende de qué miembros se designen</w:t>
+      </w:r>
+    </w:p>
+  </w:comment>
+  <w:comment w:id="3" w:author="Rodriguez Diego" w:date="2026-06-04T11:43:00Z" w:initials="DR">
+    <w:p>
+      <w:pPr>
+        <w:pStyle w:val="Textocomentario"/>
+      </w:pPr>
+      <w:r>
+        <w:rPr>
+          <w:rStyle w:val="Refdecomentario"/>
+        </w:rPr>
+        <w:annotationRef/>
+      </w:r>
+      <w:r>
+        <w:t>El miembro técnico no es obligatorio sino es invitado</w:t>
+      </w:r>
+    </w:p>
+  </w:comment>
+  <w:comment w:id="4" w:author="Rodriguez Diego" w:date="2026-06-04T11:43:00Z" w:initials="DR">
     <w:p>
       <w:pPr>
         <w:pStyle w:val="Textocomentario"/>
@@ -4497,7 +4509,7 @@
       </w:r>
     </w:p>
   </w:comment>
-  <w:comment w:id="3" w:author="Rodriguez Diego" w:date="2026-06-04T15:04:00Z" w:initials="DR">
+  <w:comment w:id="5" w:author="Rodriguez Diego" w:date="2026-06-04T15:04:00Z" w:initials="DR">
     <w:p>
       <w:pPr>
         <w:pStyle w:val="Textocomentario"/>
@@ -4518,9 +4530,11 @@
 
 <file path=word/commentsExtended.xml><?xml version="1.0" encoding="utf-8"?>
 <w15:commentsEx xmlns:wpc="http://schemas.microsoft.com/office/word/2010/wordprocessingCanvas" xmlns:cx="http://schemas.microsoft.com/office/drawing/2014/chartex" xmlns:cx1="http://schemas.microsoft.com/office/drawing/2015/9/8/chartex" xmlns:cx2="http://schemas.microsoft.com/office/drawing/2015/10/21/chartex" xmlns:cx3="http://schemas.microsoft.com/office/drawing/2016/5/9/chartex" xmlns:cx4="http://schemas.microsoft.com/office/drawing/2016/5/10/chartex" xmlns:cx5="http://schemas.microsoft.com/office/drawing/2016/5/11/chartex" xmlns:cx6="http://schemas.microsoft.com/office/drawing/2016/5/12/chartex" xmlns:cx7="http://schemas.microsoft.com/office/drawing/2016/5/13/chartex" xmlns:cx8="http://schemas.microsoft.com/office/drawing/2016/5/14/chartex" xmlns:mc="http://schemas.openxmlformats.org/markup-compatibility/2006" xmlns:aink="http://schemas.microsoft.com/office/drawing/2016/ink" xmlns:am3d="http://schemas.microsoft.com/office/drawing/2017/model3d" xmlns:o="urn:schemas-microsoft-com:office:office" xmlns:oel="http://schemas.microsoft.com/office/2019/extlst" xmlns:r="http://schemas.openxmlformats.org/officeDocument/2006/relationships" xmlns:m="http://schemas.openxmlformats.org/officeDocument/2006/math" xmlns:v="urn:schemas-microsoft-com:vml" xmlns:wp14="http://schemas.microsoft.com/office/word/2010/wordprocessingDrawing" xmlns:wp="http://schemas.openxmlformats.org/drawingml/2006/wordprocessingDrawing" xmlns:w10="urn:schemas-microsoft-com:office:word" xmlns:w="http://schemas.openxmlformats.org/wordprocessingml/2006/main" xmlns:w14="http://schemas.microsoft.com/office/word/2010/wordml" xmlns:w15="http://schemas.microsoft.com/office/word/2012/wordml" xmlns:w16cex="http://schemas.microsoft.com/office/word/2018/wordml/cex" xmlns:w16cid="http://schemas.microsoft.com/office/word/2016/wordml/cid" xmlns:w16="http://schemas.microsoft.com/office/word/2018/wordml" xmlns:w16du="http://schemas.microsoft.com/office/word/2023/wordml/word16du" xmlns:w16sdtdh="http://schemas.microsoft.com/office/word/2020/wordml/sdtdatahash" xmlns:w16sdtfl="http://schemas.microsoft.com/office/word/2024/wordml/sdtformatlock" xmlns:w16se="http://schemas.microsoft.com/office/word/2015/wordml/symex" xmlns:wpg="http://schemas.microsoft.com/office/word/2010/wordprocessingGroup" xmlns:wpi="http://schemas.microsoft.com/office/word/2010/wordprocessingInk" xmlns:wne="http://schemas.microsoft.com/office/word/2006/wordml" xmlns:wps="http://schemas.microsoft.com/office/word/2010/wordprocessingShape" mc:Ignorable="w14 w15 w16se w16cid w16 w16cex w16sdtdh w16sdtfl w16du wp14">
-  <w15:commentEx w15:paraId="39D0DF9C" w15:done="0"/>
-  <w15:commentEx w15:paraId="548C7642" w15:paraIdParent="39D0DF9C" w15:done="0"/>
-  <w15:commentEx w15:paraId="3C3124FB" w15:done="0"/>
+  <w15:commentEx w15:paraId="5B32F7D5" w15:done="0"/>
+  <w15:commentEx w15:paraId="4D5A99FE" w15:paraIdParent="5B32F7D5" w15:done="0"/>
+  <w15:commentEx w15:paraId="27D28987" w15:done="0"/>
+  <w15:commentEx w15:paraId="52F2DB3B" w15:paraIdParent="27D28987" w15:done="0"/>
+  <w15:commentEx w15:paraId="50612117" w15:done="0"/>
   <w15:commentEx w15:paraId="6549CC70" w15:done="0"/>
 </w15:commentsEx>
 </file>
@@ -4528,6 +4542,7 @@
 <file path=word/commentsExtensible.xml><?xml version="1.0" encoding="utf-8"?>
 <w16cex:commentsExtensible xmlns:wpc="http://schemas.microsoft.com/office/word/2010/wordprocessingCanvas" xmlns:cx="http://schemas.microsoft.com/office/drawing/2014/chartex" xmlns:cx1="http://schemas.microsoft.com/office/drawing/2015/9/8/chartex" xmlns:cx2="http://schemas.microsoft.com/office/drawing/2015/10/21/chartex" xmlns:cx3="http://schemas.microsoft.com/office/drawing/2016/5/9/chartex" xmlns:cx4="http://schemas.microsoft.com/office/drawing/2016/5/10/chartex" xmlns:cx5="http://schemas.microsoft.com/office/drawing/2016/5/11/chartex" xmlns:cx6="http://schemas.microsoft.com/office/drawing/2016/5/12/chartex" xmlns:cx7="http://schemas.microsoft.com/office/drawing/2016/5/13/chartex" xmlns:cx8="http://schemas.microsoft.com/office/drawing/2016/5/14/chartex" xmlns:cr="http://schemas.microsoft.com/office/comments/2020/reactions" xmlns:mc="http://schemas.openxmlformats.org/markup-compatibility/2006" xmlns:aink="http://schemas.microsoft.com/office/drawing/2016/ink" xmlns:am3d="http://schemas.microsoft.com/office/drawing/2017/model3d" xmlns:o="urn:schemas-microsoft-com:office:office" xmlns:oel="http://schemas.microsoft.com/office/2019/extlst" xmlns:r="http://schemas.openxmlformats.org/officeDocument/2006/relationships" xmlns:m="http://schemas.openxmlformats.org/officeDocument/2006/math" xmlns:v="urn:schemas-microsoft-com:vml" xmlns:wp14="http://schemas.microsoft.com/office/word/2010/wordprocessingDrawing" xmlns:wp="http://schemas.openxmlformats.org/drawingml/2006/wordprocessingDrawing" xmlns:w10="urn:schemas-microsoft-com:office:word" xmlns:w="http://schemas.openxmlformats.org/wordprocessingml/2006/main" xmlns:w14="http://schemas.microsoft.com/office/word/2010/wordml" xmlns:w15="http://schemas.microsoft.com/office/word/2012/wordml" xmlns:w16cex="http://schemas.microsoft.com/office/word/2018/wordml/cex" xmlns:w16cid="http://schemas.microsoft.com/office/word/2016/wordml/cid" xmlns:w16="http://schemas.microsoft.com/office/word/2018/wordml" xmlns:w16du="http://schemas.microsoft.com/office/word/2023/wordml/word16du" xmlns:w16sdtdh="http://schemas.microsoft.com/office/word/2020/wordml/sdtdatahash" xmlns:w16sdtfl="http://schemas.microsoft.com/office/word/2024/wordml/sdtformatlock" xmlns:w16se="http://schemas.microsoft.com/office/word/2015/wordml/symex" xmlns:wpg="http://schemas.microsoft.com/office/word/2010/wordprocessingGroup" xmlns:wpi="http://schemas.microsoft.com/office/word/2010/wordprocessingInk" xmlns:wne="http://schemas.microsoft.com/office/word/2006/wordml" xmlns:wps="http://schemas.microsoft.com/office/word/2010/wordprocessingShape" mc:Ignorable="w14 w15 w16se w16cid w16 w16cex w16sdtdh w16sdtfl cr w16du wp14">
   <w16cex:commentExtensible w16cex:durableId="6E7C9E32" w16cex:dateUtc="2026-06-04T16:43:00Z"/>
+  <w16cex:commentExtensible w16cex:durableId="34D4C031" w16cex:dateUtc="2026-06-04T16:43:00Z"/>
   <w16cex:commentExtensible w16cex:durableId="2BCDFDD9" w16cex:dateUtc="2026-06-04T16:43:00Z"/>
   <w16cex:commentExtensible w16cex:durableId="7AB50C19" w16cex:dateUtc="2026-06-04T20:04:00Z"/>
 </w16cex:commentsExtensible>
@@ -4535,9 +4550,11 @@
 
 <file path=word/commentsIds.xml><?xml version="1.0" encoding="utf-8"?>
 <w16cid:commentsIds xmlns:wpc="http://schemas.microsoft.com/office/word/2010/wordprocessingCanvas" xmlns:cx="http://schemas.microsoft.com/office/drawing/2014/chartex" xmlns:cx1="http://schemas.microsoft.com/office/drawing/2015/9/8/chartex" xmlns:cx2="http://schemas.microsoft.com/office/drawing/2015/10/21/chartex" xmlns:cx3="http://schemas.microsoft.com/office/drawing/2016/5/9/chartex" xmlns:cx4="http://schemas.microsoft.com/office/drawing/2016/5/10/chartex" xmlns:cx5="http://schemas.microsoft.com/office/drawing/2016/5/11/chartex" xmlns:cx6="http://schemas.microsoft.com/office/drawing/2016/5/12/chartex" xmlns:cx7="http://schemas.microsoft.com/office/drawing/2016/5/13/chartex" xmlns:cx8="http://schemas.microsoft.com/office/drawing/2016/5/14/chartex" xmlns:mc="http://schemas.openxmlformats.org/markup-compatibility/2006" xmlns:aink="http://schemas.microsoft.com/office/drawing/2016/ink" xmlns:am3d="http://schemas.microsoft.com/office/drawing/2017/model3d" xmlns:o="urn:schemas-microsoft-com:office:office" xmlns:oel="http://schemas.microsoft.com/office/2019/extlst" xmlns:r="http://schemas.openxmlformats.org/officeDocument/2006/relationships" xmlns:m="http://schemas.openxmlformats.org/officeDocument/2006/math" xmlns:v="urn:schemas-microsoft-com:vml" xmlns:wp14="http://schemas.microsoft.com/office/word/2010/wordprocessingDrawing" xmlns:wp="http://schemas.openxmlformats.org/drawingml/2006/wordprocessingDrawing" xmlns:w10="urn:schemas-microsoft-com:office:word" xmlns:w="http://schemas.openxmlformats.org/wordprocessingml/2006/main" xmlns:w14="http://schemas.microsoft.com/office/word/2010/wordml" xmlns:w15="http://schemas.microsoft.com/office/word/2012/wordml" xmlns:w16cex="http://schemas.microsoft.com/office/word/2018/wordml/cex" xmlns:w16cid="http://schemas.microsoft.com/office/word/2016/wordml/cid" xmlns:w16="http://schemas.microsoft.com/office/word/2018/wordml" xmlns:w16du="http://schemas.microsoft.com/office/word/2023/wordml/word16du" xmlns:w16sdtdh="http://schemas.microsoft.com/office/word/2020/wordml/sdtdatahash" xmlns:w16sdtfl="http://schemas.microsoft.com/office/word/2024/wordml/sdtformatlock" xmlns:w16se="http://schemas.microsoft.com/office/word/2015/wordml/symex" xmlns:wpg="http://schemas.microsoft.com/office/word/2010/wordprocessingGroup" xmlns:wpi="http://schemas.microsoft.com/office/word/2010/wordprocessingInk" xmlns:wne="http://schemas.microsoft.com/office/word/2006/wordml" xmlns:wps="http://schemas.microsoft.com/office/word/2010/wordprocessingShape" mc:Ignorable="w14 w15 w16se w16cid w16 w16cex w16sdtdh w16sdtfl w16du wp14">
-  <w16cid:commentId w16cid:paraId="39D0DF9C" w16cid:durableId="39D0DF9C"/>
-  <w16cid:commentId w16cid:paraId="548C7642" w16cid:durableId="6E7C9E32"/>
-  <w16cid:commentId w16cid:paraId="3C3124FB" w16cid:durableId="2BCDFDD9"/>
+  <w16cid:commentId w16cid:paraId="5B32F7D5" w16cid:durableId="39D0DF9C"/>
+  <w16cid:commentId w16cid:paraId="4D5A99FE" w16cid:durableId="6E7C9E32"/>
+  <w16cid:commentId w16cid:paraId="27D28987" w16cid:durableId="7578CF3D"/>
+  <w16cid:commentId w16cid:paraId="52F2DB3B" w16cid:durableId="34D4C031"/>
+  <w16cid:commentId w16cid:paraId="50612117" w16cid:durableId="2BCDFDD9"/>
   <w16cid:commentId w16cid:paraId="6549CC70" w16cid:durableId="7AB50C19"/>
 </w16cid:commentsIds>
 </file>
@@ -8423,7 +8440,7 @@
     </w:docPart>
     <w:docPart>
       <w:docPartPr>
-        <w:name w:val="D22169BCD516465E9B273330E4FF8B83"/>
+        <w:name w:val="B47A72D4ECF945A699B54AC42B1C5BFF"/>
         <w:category>
           <w:name w:val="General"/>
           <w:gallery w:val="placeholder"/>
@@ -8434,12 +8451,12 @@
         <w:behaviors>
           <w:behavior w:val="content"/>
         </w:behaviors>
-        <w:guid w:val="{A9F741BC-94F1-4348-8B3D-F9DC77D396EB}"/>
+        <w:guid w:val="{A1296FD5-128C-44C5-9666-32F1F1D5956D}"/>
       </w:docPartPr>
       <w:docPartBody>
         <w:p>
           <w:pPr>
-            <w:pStyle w:val="D22169BCD516465E9B273330E4FF8B83"/>
+            <w:pStyle w:val="B47A72D4ECF945A699B54AC42B1C5BFF"/>
           </w:pPr>
           <w:r>
             <w:rPr>
@@ -8452,7 +8469,7 @@
     </w:docPart>
     <w:docPart>
       <w:docPartPr>
-        <w:name w:val="B1270C9A93284343955F6E99AA7F247B"/>
+        <w:name w:val="CA6271A0CE4C4E17B3C69535A79AA16A"/>
         <w:category>
           <w:name w:val="General"/>
           <w:gallery w:val="placeholder"/>
@@ -8463,41 +8480,12 @@
         <w:behaviors>
           <w:behavior w:val="content"/>
         </w:behaviors>
-        <w:guid w:val="{6369A2EE-6FA8-43A5-86B3-A7BBFA4353FF}"/>
+        <w:guid w:val="{48F196F3-0A92-4C40-9EA7-578D58D6F82E}"/>
       </w:docPartPr>
       <w:docPartBody>
         <w:p>
           <w:pPr>
-            <w:pStyle w:val="B1270C9A93284343955F6E99AA7F247B"/>
-          </w:pPr>
-          <w:r>
-            <w:rPr>
-              <w:rStyle w:val="Textodelmarcadordeposicin"/>
-            </w:rPr>
-            <w:t>Elija un elemento.</w:t>
-          </w:r>
-        </w:p>
-      </w:docPartBody>
-    </w:docPart>
-    <w:docPart>
-      <w:docPartPr>
-        <w:name w:val="6CA3860841544C82AB68DEDE60393393"/>
-        <w:category>
-          <w:name w:val="General"/>
-          <w:gallery w:val="placeholder"/>
-        </w:category>
-        <w:types>
-          <w:type w:val="bbPlcHdr"/>
-        </w:types>
-        <w:behaviors>
-          <w:behavior w:val="content"/>
-        </w:behaviors>
-        <w:guid w:val="{6CA38845-097B-49DA-AEAD-121FE21A185F}"/>
-      </w:docPartPr>
-      <w:docPartBody>
-        <w:p>
-          <w:pPr>
-            <w:pStyle w:val="6CA3860841544C82AB68DEDE60393393"/>
+            <w:pStyle w:val="CA6271A0CE4C4E17B3C69535A79AA16A"/>
           </w:pPr>
           <w:r>
             <w:rPr>
@@ -8556,6 +8544,7 @@
     <w:pitch w:val="default"/>
   </w:font>
   <w:font w:name="Garamond">
+    <w:altName w:val="Cambria"/>
     <w:panose1 w:val="02020404030301010803"/>
     <w:charset w:val="00"/>
     <w:family w:val="roman"/>
@@ -8644,15 +8633,18 @@
     <w:rsid w:val="00721D0D"/>
     <w:rsid w:val="007D42EB"/>
     <w:rsid w:val="00965893"/>
+    <w:rsid w:val="009F10DA"/>
     <w:rsid w:val="00A136A0"/>
     <w:rsid w:val="00A5722A"/>
     <w:rsid w:val="00B225CD"/>
     <w:rsid w:val="00B9376D"/>
     <w:rsid w:val="00D230FF"/>
     <w:rsid w:val="00D37D39"/>
+    <w:rsid w:val="00D74BCC"/>
     <w:rsid w:val="00E042EE"/>
     <w:rsid w:val="00E8505F"/>
     <w:rsid w:val="00EC6936"/>
+    <w:rsid w:val="00F83AE3"/>
     <w:rsid w:val="00FD2DFD"/>
   </w:rsids>
   <m:mathPr>
@@ -9109,90 +9101,22 @@
     <w:basedOn w:val="Fuentedeprrafopredeter"/>
     <w:uiPriority w:val="99"/>
     <w:semiHidden/>
-    <w:rsid w:val="00FD2DFD"/>
+    <w:rsid w:val="00F83AE3"/>
     <w:rPr>
       <w:color w:val="666666"/>
     </w:rPr>
   </w:style>
-  <w:style w:type="paragraph" w:customStyle="1" w:styleId="1707C69D430C4B2AA9B20D88FCBBAEE2">
-    <w:name w:val="1707C69D430C4B2AA9B20D88FCBBAEE2"/>
-    <w:rsid w:val="00704BC0"/>
+  <w:style w:type="paragraph" w:customStyle="1" w:styleId="B47A72D4ECF945A699B54AC42B1C5BFF">
+    <w:name w:val="B47A72D4ECF945A699B54AC42B1C5BFF"/>
+    <w:rsid w:val="00F83AE3"/>
   </w:style>
-  <w:style w:type="paragraph" w:customStyle="1" w:styleId="E40CCDAC2FD7487B981020BB3E626653">
-    <w:name w:val="E40CCDAC2FD7487B981020BB3E626653"/>
-    <w:rsid w:val="00704BC0"/>
-  </w:style>
-  <w:style w:type="paragraph" w:customStyle="1" w:styleId="B237DEE77D7E4036ABD2334030196701">
-    <w:name w:val="B237DEE77D7E4036ABD2334030196701"/>
-    <w:rsid w:val="00704BC0"/>
+  <w:style w:type="paragraph" w:customStyle="1" w:styleId="CA6271A0CE4C4E17B3C69535A79AA16A">
+    <w:name w:val="CA6271A0CE4C4E17B3C69535A79AA16A"/>
+    <w:rsid w:val="00F83AE3"/>
   </w:style>
   <w:style w:type="paragraph" w:customStyle="1" w:styleId="6CA3860841544C82AB68DEDE60393393">
     <w:name w:val="6CA3860841544C82AB68DEDE60393393"/>
     <w:rsid w:val="00FD2DFD"/>
-  </w:style>
-  <w:style w:type="paragraph" w:customStyle="1" w:styleId="CD8B97867EE840A5BC79AF6B6A94E19E">
-    <w:name w:val="CD8B97867EE840A5BC79AF6B6A94E19E"/>
-    <w:rsid w:val="00704BC0"/>
-  </w:style>
-  <w:style w:type="paragraph" w:customStyle="1" w:styleId="31AD3496E7F34612A3D232976D516951">
-    <w:name w:val="31AD3496E7F34612A3D232976D516951"/>
-    <w:rsid w:val="00704BC0"/>
-  </w:style>
-  <w:style w:type="paragraph" w:customStyle="1" w:styleId="4B7516AF263548DC8DD072629C5B3558">
-    <w:name w:val="4B7516AF263548DC8DD072629C5B3558"/>
-    <w:rsid w:val="00704BC0"/>
-  </w:style>
-  <w:style w:type="paragraph" w:customStyle="1" w:styleId="D4081A8ABC824EE09BE589415D88EA71">
-    <w:name w:val="D4081A8ABC824EE09BE589415D88EA71"/>
-    <w:rsid w:val="00704BC0"/>
-  </w:style>
-  <w:style w:type="paragraph" w:customStyle="1" w:styleId="C6D404CC62B343639F63DA559C1FEDE8">
-    <w:name w:val="C6D404CC62B343639F63DA559C1FEDE8"/>
-    <w:rsid w:val="00704BC0"/>
-  </w:style>
-  <w:style w:type="paragraph" w:customStyle="1" w:styleId="9C248E1D95C842FA8E00C9C47487F4F8">
-    <w:name w:val="9C248E1D95C842FA8E00C9C47487F4F8"/>
-    <w:rsid w:val="00704BC0"/>
-  </w:style>
-  <w:style w:type="paragraph" w:customStyle="1" w:styleId="B9F7EB1B8CCA417FA01DBC6F1838BC8D">
-    <w:name w:val="B9F7EB1B8CCA417FA01DBC6F1838BC8D"/>
-    <w:rsid w:val="00704BC0"/>
-  </w:style>
-  <w:style w:type="paragraph" w:customStyle="1" w:styleId="BF3EA9D7BD1B4E3D8EF31A267E0D2A63">
-    <w:name w:val="BF3EA9D7BD1B4E3D8EF31A267E0D2A63"/>
-    <w:rsid w:val="00704BC0"/>
-  </w:style>
-  <w:style w:type="paragraph" w:customStyle="1" w:styleId="6757B268866246B780B79F7F9AE59E1F">
-    <w:name w:val="6757B268866246B780B79F7F9AE59E1F"/>
-    <w:rsid w:val="00704BC0"/>
-  </w:style>
-  <w:style w:type="paragraph" w:customStyle="1" w:styleId="D26761CB387A4298833EEB252921DB6C">
-    <w:name w:val="D26761CB387A4298833EEB252921DB6C"/>
-    <w:rsid w:val="00704BC0"/>
-  </w:style>
-  <w:style w:type="paragraph" w:customStyle="1" w:styleId="20D8748A70A84026977C02AD0B4B8287">
-    <w:name w:val="20D8748A70A84026977C02AD0B4B8287"/>
-    <w:rsid w:val="00704BC0"/>
-  </w:style>
-  <w:style w:type="paragraph" w:customStyle="1" w:styleId="478CFBFB6C81433C8970678736BD4DA7">
-    <w:name w:val="478CFBFB6C81433C8970678736BD4DA7"/>
-    <w:rsid w:val="00704BC0"/>
-  </w:style>
-  <w:style w:type="paragraph" w:customStyle="1" w:styleId="6D706490E3CB4F2AA1040BDFC493CA4D">
-    <w:name w:val="6D706490E3CB4F2AA1040BDFC493CA4D"/>
-    <w:rsid w:val="00704BC0"/>
-  </w:style>
-  <w:style w:type="paragraph" w:customStyle="1" w:styleId="76699D9A189A48C386EDBDF46501C734">
-    <w:name w:val="76699D9A189A48C386EDBDF46501C734"/>
-    <w:rsid w:val="00704BC0"/>
-  </w:style>
-  <w:style w:type="paragraph" w:customStyle="1" w:styleId="3C11FA406E7A4DB08443635280B18CBF">
-    <w:name w:val="3C11FA406E7A4DB08443635280B18CBF"/>
-    <w:rsid w:val="00704BC0"/>
-  </w:style>
-  <w:style w:type="paragraph" w:customStyle="1" w:styleId="9FD175F589EF4200B7DA2056927FEC7A">
-    <w:name w:val="9FD175F589EF4200B7DA2056927FEC7A"/>
-    <w:rsid w:val="00391575"/>
   </w:style>
   <w:style w:type="paragraph" w:customStyle="1" w:styleId="D22169BCD516465E9B273330E4FF8B83">
     <w:name w:val="D22169BCD516465E9B273330E4FF8B83"/>

--- a/calificacion/plantillas/Acta_de_adjudicacion.docx
+++ b/calificacion/plantillas/Acta_de_adjudicacion.docx
@@ -736,7 +736,7 @@
           <w:sz w:val="22"/>
           <w:szCs w:val="22"/>
         </w:rPr>
-        <w:t>El día {fechaAdj}, a las XXhXX horas, en la (lugar o mediante sesión virtual), se reúnen de manera los miembros de la Comisión de Calificación, convocados por su Presidente, a través de Secretaría el día xx de XX de XX.</w:t>
+        <w:t>El día {fechaAdj}, a las {horaSesion} horas, en {lugarSesion}, se reúnen de manera los miembros de la Comisión de Calificación, convocados por su Presidente, a través de Secretaría el día xx de XX de XX.</w:t>
       </w:r>
     </w:p>
     <w:p>
@@ -4146,7 +4146,7 @@
           <w:sz w:val="22"/>
           <w:szCs w:val="22"/>
         </w:rPr>
-        <w:t>No existiendo más puntos que tratar, se da por terminada la sesión a las ___ h___ horas. Se dispone a Secretaría notificar la presente resolución al adjudicatario y a los proponentes no adjudicados, y remitir el expediente a la Coordinación del FAP para la elaboración del instrumento jurídico correspondiente.</w:t>
+        <w:t>No existiendo más puntos que tratar, se da por terminada la sesión a las {horaCierre} horas. Se dispone a Secretaría notificar la presente resolución al adjudicatario y a los proponentes no adjudicados, y remitir el expediente a la Coordinación del FAP para la elaboración del instrumento jurídico correspondiente.</w:t>
       </w:r>
     </w:p>
     <w:p>

--- a/calificacion/plantillas/Acta_de_adjudicacion.docx
+++ b/calificacion/plantillas/Acta_de_adjudicacion.docx
@@ -4211,116 +4211,632 @@
     </w:p>
     <w:p>
       <w:r>
-        <w:t>{#comision}</w:t>
+        <w:rPr>
+          <w:rFonts w:ascii="Titillium Web" w:hAnsi="Titillium Web" w:eastAsia="Arial" w:cs="Arial"/>
+          <w:b/>
+          <w:i w:val="0"/>
+          <w:sz w:val="22"/>
+        </w:rPr>
+        <w:t>Miembros con voz y voto:</w:t>
       </w:r>
     </w:p>
+    <w:tbl>
+      <w:tblPr>
+        <w:tblW w:type="dxa" w:w="9360"/>
+        <w:tblLook w:firstColumn="1" w:firstRow="1" w:lastColumn="0" w:lastRow="0" w:noHBand="0" w:noVBand="1" w:val="04A0"/>
+        <w:tblBorders>
+          <w:top w:val="nil"/>
+          <w:left w:val="nil"/>
+          <w:bottom w:val="nil"/>
+          <w:right w:val="nil"/>
+          <w:insideH w:val="nil"/>
+          <w:insideV w:val="nil"/>
+        </w:tblBorders>
+        <w:tblLayout w:type="fixed"/>
+      </w:tblPr>
+      <w:tblGrid>
+        <w:gridCol w:w="2339"/>
+        <w:gridCol w:w="2339"/>
+        <w:gridCol w:w="2339"/>
+        <w:gridCol w:w="2339"/>
+      </w:tblGrid>
+      <w:tr>
+        <w:tc>
+          <w:tcPr>
+            <w:tcW w:type="dxa" w:w="2340"/>
+          </w:tcPr>
+          <w:p>
+            <w:pPr>
+              <w:spacing w:before="360" w:after="40"/>
+              <w:jc w:val="center"/>
+              <w:pBdr>
+                <w:top w:val="single" w:sz="6" w:space="1" w:color="000000"/>
+              </w:pBdr>
+            </w:pPr>
+            <w:r/>
+            <w:r>
+              <w:rPr>
+                <w:rFonts w:ascii="Titillium Web" w:hAnsi="Titillium Web" w:eastAsia="Arial" w:cs="Arial"/>
+                <w:b w:val="0"/>
+                <w:i w:val="0"/>
+                <w:sz w:val="12"/>
+              </w:rPr>
+              <w:t xml:space="preserve"> </w:t>
+            </w:r>
+          </w:p>
+          <w:p>
+            <w:pPr>
+              <w:spacing w:after="0"/>
+              <w:jc w:val="center"/>
+            </w:pPr>
+            <w:r>
+              <w:rPr>
+                <w:rFonts w:ascii="Titillium Web" w:hAnsi="Titillium Web" w:eastAsia="Arial" w:cs="Arial"/>
+                <w:b/>
+                <w:i w:val="0"/>
+                <w:sz w:val="22"/>
+              </w:rPr>
+              <w:t>{v1nom}</w:t>
+            </w:r>
+          </w:p>
+          <w:p>
+            <w:pPr>
+              <w:spacing w:after="0"/>
+              <w:jc w:val="center"/>
+            </w:pPr>
+            <w:r>
+              <w:rPr>
+                <w:rFonts w:ascii="Titillium Web" w:hAnsi="Titillium Web" w:eastAsia="Arial" w:cs="Arial"/>
+                <w:b/>
+                <w:i w:val="0"/>
+                <w:sz w:val="21"/>
+              </w:rPr>
+              <w:t>{v1rol}</w:t>
+            </w:r>
+          </w:p>
+          <w:p>
+            <w:pPr>
+              <w:spacing w:after="0"/>
+              <w:jc w:val="center"/>
+            </w:pPr>
+            <w:r>
+              <w:rPr>
+                <w:rFonts w:ascii="Titillium Web" w:hAnsi="Titillium Web" w:eastAsia="Arial" w:cs="Arial"/>
+                <w:b w:val="0"/>
+                <w:i w:val="0"/>
+                <w:color w:val="6B7180"/>
+                <w:sz w:val="19"/>
+              </w:rPr>
+              <w:t>{v1cargo}</w:t>
+            </w:r>
+          </w:p>
+        </w:tc>
+        <w:tc>
+          <w:tcPr>
+            <w:tcW w:type="dxa" w:w="2340"/>
+          </w:tcPr>
+          <w:p>
+            <w:pPr>
+              <w:spacing w:before="360" w:after="40"/>
+              <w:jc w:val="center"/>
+              <w:pBdr>
+                <w:top w:val="single" w:sz="6" w:space="1" w:color="000000"/>
+              </w:pBdr>
+            </w:pPr>
+            <w:r/>
+            <w:r>
+              <w:rPr>
+                <w:rFonts w:ascii="Titillium Web" w:hAnsi="Titillium Web" w:eastAsia="Arial" w:cs="Arial"/>
+                <w:b w:val="0"/>
+                <w:i w:val="0"/>
+                <w:sz w:val="12"/>
+              </w:rPr>
+              <w:t xml:space="preserve"> </w:t>
+            </w:r>
+          </w:p>
+          <w:p>
+            <w:pPr>
+              <w:spacing w:after="0"/>
+              <w:jc w:val="center"/>
+            </w:pPr>
+            <w:r>
+              <w:rPr>
+                <w:rFonts w:ascii="Titillium Web" w:hAnsi="Titillium Web" w:eastAsia="Arial" w:cs="Arial"/>
+                <w:b/>
+                <w:i w:val="0"/>
+                <w:sz w:val="22"/>
+              </w:rPr>
+              <w:t>{v2nom}</w:t>
+            </w:r>
+          </w:p>
+          <w:p>
+            <w:pPr>
+              <w:spacing w:after="0"/>
+              <w:jc w:val="center"/>
+            </w:pPr>
+            <w:r>
+              <w:rPr>
+                <w:rFonts w:ascii="Titillium Web" w:hAnsi="Titillium Web" w:eastAsia="Arial" w:cs="Arial"/>
+                <w:b/>
+                <w:i w:val="0"/>
+                <w:sz w:val="21"/>
+              </w:rPr>
+              <w:t>{v2rol}</w:t>
+            </w:r>
+          </w:p>
+          <w:p>
+            <w:pPr>
+              <w:spacing w:after="0"/>
+              <w:jc w:val="center"/>
+            </w:pPr>
+            <w:r>
+              <w:rPr>
+                <w:rFonts w:ascii="Titillium Web" w:hAnsi="Titillium Web" w:eastAsia="Arial" w:cs="Arial"/>
+                <w:b w:val="0"/>
+                <w:i w:val="0"/>
+                <w:color w:val="6B7180"/>
+                <w:sz w:val="19"/>
+              </w:rPr>
+              <w:t>{v2cargo}</w:t>
+            </w:r>
+          </w:p>
+        </w:tc>
+        <w:tc>
+          <w:tcPr>
+            <w:tcW w:type="dxa" w:w="2340"/>
+          </w:tcPr>
+          <w:p>
+            <w:pPr>
+              <w:spacing w:before="360" w:after="40"/>
+              <w:jc w:val="center"/>
+              <w:pBdr>
+                <w:top w:val="single" w:sz="6" w:space="1" w:color="000000"/>
+              </w:pBdr>
+            </w:pPr>
+            <w:r/>
+            <w:r>
+              <w:rPr>
+                <w:rFonts w:ascii="Titillium Web" w:hAnsi="Titillium Web" w:eastAsia="Arial" w:cs="Arial"/>
+                <w:b w:val="0"/>
+                <w:i w:val="0"/>
+                <w:sz w:val="12"/>
+              </w:rPr>
+              <w:t xml:space="preserve"> </w:t>
+            </w:r>
+          </w:p>
+          <w:p>
+            <w:pPr>
+              <w:spacing w:after="0"/>
+              <w:jc w:val="center"/>
+            </w:pPr>
+            <w:r>
+              <w:rPr>
+                <w:rFonts w:ascii="Titillium Web" w:hAnsi="Titillium Web" w:eastAsia="Arial" w:cs="Arial"/>
+                <w:b/>
+                <w:i w:val="0"/>
+                <w:sz w:val="22"/>
+              </w:rPr>
+              <w:t>{v3nom}</w:t>
+            </w:r>
+          </w:p>
+          <w:p>
+            <w:pPr>
+              <w:spacing w:after="0"/>
+              <w:jc w:val="center"/>
+            </w:pPr>
+            <w:r>
+              <w:rPr>
+                <w:rFonts w:ascii="Titillium Web" w:hAnsi="Titillium Web" w:eastAsia="Arial" w:cs="Arial"/>
+                <w:b/>
+                <w:i w:val="0"/>
+                <w:sz w:val="21"/>
+              </w:rPr>
+              <w:t>{v3rol}</w:t>
+            </w:r>
+          </w:p>
+          <w:p>
+            <w:pPr>
+              <w:spacing w:after="0"/>
+              <w:jc w:val="center"/>
+            </w:pPr>
+            <w:r>
+              <w:rPr>
+                <w:rFonts w:ascii="Titillium Web" w:hAnsi="Titillium Web" w:eastAsia="Arial" w:cs="Arial"/>
+                <w:b w:val="0"/>
+                <w:i w:val="0"/>
+                <w:color w:val="6B7180"/>
+                <w:sz w:val="19"/>
+              </w:rPr>
+              <w:t>{v3cargo}</w:t>
+            </w:r>
+          </w:p>
+        </w:tc>
+        <w:tc>
+          <w:tcPr>
+            <w:tcW w:type="dxa" w:w="2340"/>
+          </w:tcPr>
+          <w:p>
+            <w:pPr>
+              <w:spacing w:before="360" w:after="40"/>
+              <w:jc w:val="center"/>
+              <w:pBdr>
+                <w:top w:val="single" w:sz="6" w:space="1" w:color="000000"/>
+              </w:pBdr>
+            </w:pPr>
+            <w:r/>
+            <w:r>
+              <w:rPr>
+                <w:rFonts w:ascii="Titillium Web" w:hAnsi="Titillium Web" w:eastAsia="Arial" w:cs="Arial"/>
+                <w:b w:val="0"/>
+                <w:i w:val="0"/>
+                <w:sz w:val="12"/>
+              </w:rPr>
+              <w:t xml:space="preserve"> </w:t>
+            </w:r>
+          </w:p>
+          <w:p>
+            <w:pPr>
+              <w:spacing w:after="0"/>
+              <w:jc w:val="center"/>
+            </w:pPr>
+            <w:r>
+              <w:rPr>
+                <w:rFonts w:ascii="Titillium Web" w:hAnsi="Titillium Web" w:eastAsia="Arial" w:cs="Arial"/>
+                <w:b/>
+                <w:i w:val="0"/>
+                <w:sz w:val="22"/>
+              </w:rPr>
+              <w:t>{v4nom}</w:t>
+            </w:r>
+          </w:p>
+          <w:p>
+            <w:pPr>
+              <w:spacing w:after="0"/>
+              <w:jc w:val="center"/>
+            </w:pPr>
+            <w:r>
+              <w:rPr>
+                <w:rFonts w:ascii="Titillium Web" w:hAnsi="Titillium Web" w:eastAsia="Arial" w:cs="Arial"/>
+                <w:b/>
+                <w:i w:val="0"/>
+                <w:sz w:val="21"/>
+              </w:rPr>
+              <w:t>{v4rol}</w:t>
+            </w:r>
+          </w:p>
+          <w:p>
+            <w:pPr>
+              <w:spacing w:after="0"/>
+              <w:jc w:val="center"/>
+            </w:pPr>
+            <w:r>
+              <w:rPr>
+                <w:rFonts w:ascii="Titillium Web" w:hAnsi="Titillium Web" w:eastAsia="Arial" w:cs="Arial"/>
+                <w:b w:val="0"/>
+                <w:i w:val="0"/>
+                <w:color w:val="6B7180"/>
+                <w:sz w:val="19"/>
+              </w:rPr>
+              <w:t>{v4cargo}</w:t>
+            </w:r>
+          </w:p>
+        </w:tc>
+      </w:tr>
+    </w:tbl>
     <w:p>
-      <w:pPr>
-        <w:pStyle w:val="Textoindependiente3"/>
-        <w:tabs>
-          <w:tab w:val="left" w:pos="426"/>
-        </w:tabs>
-        <w:ind w:right="235"/>
-        <w:jc w:val="both"/>
-        <w:rPr>
-          <w:rFonts w:ascii="Titillium Web" w:hAnsi="Titillium Web"/>
-          <w:bCs/>
-          <w:sz w:val="22"/>
-          <w:szCs w:val="22"/>
-        </w:rPr>
-      </w:pPr>
       <w:r>
         <w:rPr>
-          <w:rFonts w:ascii="Titillium Web" w:hAnsi="Titillium Web"/>
-          <w:bCs/>
-          <w:sz w:val="22"/>
-          <w:szCs w:val="22"/>
-        </w:rPr>
-        <w:t>______________________________________</w:t>
+          <w:rFonts w:ascii="Titillium Web" w:hAnsi="Titillium Web" w:eastAsia="Arial" w:cs="Arial"/>
+          <w:b/>
+          <w:i w:val="0"/>
+          <w:sz w:val="22"/>
+        </w:rPr>
+        <w:t>Miembros con voz sin voto:</w:t>
       </w:r>
     </w:p>
-    <w:p>
-      <w:pPr>
-        <w:pStyle w:val="Textoindependiente3"/>
-        <w:tabs>
-          <w:tab w:val="left" w:pos="426"/>
-        </w:tabs>
-        <w:ind w:right="235"/>
-        <w:jc w:val="both"/>
-        <w:rPr>
-          <w:rFonts w:ascii="Titillium Web" w:hAnsi="Titillium Web"/>
-          <w:bCs/>
-          <w:sz w:val="22"/>
-          <w:szCs w:val="22"/>
-        </w:rPr>
-      </w:pPr>
-      <w:r>
-        <w:rPr>
-          <w:rFonts w:ascii="Titillium Web" w:hAnsi="Titillium Web"/>
-          <w:bCs/>
-          <w:sz w:val="22"/>
-          <w:szCs w:val="22"/>
-        </w:rPr>
-        <w:t>{nombre}</w:t>
-      </w:r>
-    </w:p>
-    <w:p>
-      <w:pPr>
-        <w:pStyle w:val="Textoindependiente3"/>
-        <w:tabs>
-          <w:tab w:val="left" w:pos="426"/>
-        </w:tabs>
-        <w:ind w:right="235"/>
-        <w:jc w:val="both"/>
-        <w:rPr>
-          <w:rFonts w:ascii="Titillium Web" w:hAnsi="Titillium Web"/>
-          <w:bCs/>
-          <w:sz w:val="22"/>
-          <w:szCs w:val="22"/>
-        </w:rPr>
-      </w:pPr>
-      <w:r>
-        <w:rPr>
-          <w:rFonts w:ascii="Titillium Web" w:hAnsi="Titillium Web"/>
-          <w:bCs/>
-          <w:sz w:val="22"/>
-          <w:szCs w:val="22"/>
-        </w:rPr>
-        <w:t>{rol}</w:t>
-      </w:r>
-    </w:p>
-    <w:p>
-      <w:pPr>
-        <w:pStyle w:val="Textoindependiente3"/>
-        <w:tabs>
-          <w:tab w:val="left" w:pos="426"/>
-        </w:tabs>
-        <w:ind w:right="235"/>
-        <w:jc w:val="both"/>
-        <w:rPr>
-          <w:rFonts w:ascii="Titillium Web" w:hAnsi="Titillium Web"/>
-          <w:b w:val="0"/>
-          <w:bCs/>
-          <w:i/>
-          <w:sz w:val="22"/>
-          <w:szCs w:val="22"/>
-        </w:rPr>
-      </w:pPr>
-      <w:r>
-        <w:rPr>
-          <w:rFonts w:ascii="Titillium Web" w:hAnsi="Titillium Web"/>
-          <w:bCs/>
-          <w:sz w:val="22"/>
-          <w:szCs w:val="22"/>
-        </w:rPr>
-        <w:t>{cargo}</w:t>
-      </w:r>
-    </w:p>
-    <w:p>
-      <w:r>
-        <w:t>{/comision}</w:t>
-      </w:r>
-    </w:p>
+    <w:tbl>
+      <w:tblPr>
+        <w:tblW w:type="dxa" w:w="9360"/>
+        <w:tblLook w:firstColumn="1" w:firstRow="1" w:lastColumn="0" w:lastRow="0" w:noHBand="0" w:noVBand="1" w:val="04A0"/>
+        <w:tblBorders>
+          <w:top w:val="nil"/>
+          <w:left w:val="nil"/>
+          <w:bottom w:val="nil"/>
+          <w:right w:val="nil"/>
+          <w:insideH w:val="nil"/>
+          <w:insideV w:val="nil"/>
+        </w:tblBorders>
+        <w:tblLayout w:type="fixed"/>
+      </w:tblPr>
+      <w:tblGrid>
+        <w:gridCol w:w="2339"/>
+        <w:gridCol w:w="2339"/>
+        <w:gridCol w:w="2339"/>
+        <w:gridCol w:w="2339"/>
+      </w:tblGrid>
+      <w:tr>
+        <w:tc>
+          <w:tcPr>
+            <w:tcW w:type="dxa" w:w="2340"/>
+          </w:tcPr>
+          <w:p>
+            <w:pPr>
+              <w:spacing w:before="360" w:after="40"/>
+              <w:jc w:val="center"/>
+              <w:pBdr>
+                <w:top w:val="single" w:sz="6" w:space="1" w:color="000000"/>
+              </w:pBdr>
+            </w:pPr>
+            <w:r/>
+            <w:r>
+              <w:rPr>
+                <w:rFonts w:ascii="Titillium Web" w:hAnsi="Titillium Web" w:eastAsia="Arial" w:cs="Arial"/>
+                <w:b w:val="0"/>
+                <w:i w:val="0"/>
+                <w:sz w:val="12"/>
+              </w:rPr>
+              <w:t xml:space="preserve"> </w:t>
+            </w:r>
+          </w:p>
+          <w:p>
+            <w:pPr>
+              <w:spacing w:after="0"/>
+              <w:jc w:val="center"/>
+            </w:pPr>
+            <w:r>
+              <w:rPr>
+                <w:rFonts w:ascii="Titillium Web" w:hAnsi="Titillium Web" w:eastAsia="Arial" w:cs="Arial"/>
+                <w:b/>
+                <w:i w:val="0"/>
+                <w:sz w:val="22"/>
+              </w:rPr>
+              <w:t>{s1nom}</w:t>
+            </w:r>
+          </w:p>
+          <w:p>
+            <w:pPr>
+              <w:spacing w:after="0"/>
+              <w:jc w:val="center"/>
+            </w:pPr>
+            <w:r>
+              <w:rPr>
+                <w:rFonts w:ascii="Titillium Web" w:hAnsi="Titillium Web" w:eastAsia="Arial" w:cs="Arial"/>
+                <w:b/>
+                <w:i w:val="0"/>
+                <w:sz w:val="21"/>
+              </w:rPr>
+              <w:t>{s1rol}</w:t>
+            </w:r>
+          </w:p>
+          <w:p>
+            <w:pPr>
+              <w:spacing w:after="0"/>
+              <w:jc w:val="center"/>
+            </w:pPr>
+            <w:r>
+              <w:rPr>
+                <w:rFonts w:ascii="Titillium Web" w:hAnsi="Titillium Web" w:eastAsia="Arial" w:cs="Arial"/>
+                <w:b w:val="0"/>
+                <w:i w:val="0"/>
+                <w:color w:val="6B7180"/>
+                <w:sz w:val="19"/>
+              </w:rPr>
+              <w:t>{s1cargo}</w:t>
+            </w:r>
+          </w:p>
+        </w:tc>
+        <w:tc>
+          <w:tcPr>
+            <w:tcW w:type="dxa" w:w="2340"/>
+          </w:tcPr>
+          <w:p>
+            <w:pPr>
+              <w:spacing w:before="360" w:after="40"/>
+              <w:jc w:val="center"/>
+              <w:pBdr>
+                <w:top w:val="single" w:sz="6" w:space="1" w:color="000000"/>
+              </w:pBdr>
+            </w:pPr>
+            <w:r/>
+            <w:r>
+              <w:rPr>
+                <w:rFonts w:ascii="Titillium Web" w:hAnsi="Titillium Web" w:eastAsia="Arial" w:cs="Arial"/>
+                <w:b w:val="0"/>
+                <w:i w:val="0"/>
+                <w:sz w:val="12"/>
+              </w:rPr>
+              <w:t xml:space="preserve"> </w:t>
+            </w:r>
+          </w:p>
+          <w:p>
+            <w:pPr>
+              <w:spacing w:after="0"/>
+              <w:jc w:val="center"/>
+            </w:pPr>
+            <w:r>
+              <w:rPr>
+                <w:rFonts w:ascii="Titillium Web" w:hAnsi="Titillium Web" w:eastAsia="Arial" w:cs="Arial"/>
+                <w:b/>
+                <w:i w:val="0"/>
+                <w:sz w:val="22"/>
+              </w:rPr>
+              <w:t>{s2nom}</w:t>
+            </w:r>
+          </w:p>
+          <w:p>
+            <w:pPr>
+              <w:spacing w:after="0"/>
+              <w:jc w:val="center"/>
+            </w:pPr>
+            <w:r>
+              <w:rPr>
+                <w:rFonts w:ascii="Titillium Web" w:hAnsi="Titillium Web" w:eastAsia="Arial" w:cs="Arial"/>
+                <w:b/>
+                <w:i w:val="0"/>
+                <w:sz w:val="21"/>
+              </w:rPr>
+              <w:t>{s2rol}</w:t>
+            </w:r>
+          </w:p>
+          <w:p>
+            <w:pPr>
+              <w:spacing w:after="0"/>
+              <w:jc w:val="center"/>
+            </w:pPr>
+            <w:r>
+              <w:rPr>
+                <w:rFonts w:ascii="Titillium Web" w:hAnsi="Titillium Web" w:eastAsia="Arial" w:cs="Arial"/>
+                <w:b w:val="0"/>
+                <w:i w:val="0"/>
+                <w:color w:val="6B7180"/>
+                <w:sz w:val="19"/>
+              </w:rPr>
+              <w:t>{s2cargo}</w:t>
+            </w:r>
+          </w:p>
+        </w:tc>
+        <w:tc>
+          <w:tcPr>
+            <w:tcW w:type="dxa" w:w="2340"/>
+          </w:tcPr>
+          <w:p>
+            <w:pPr>
+              <w:spacing w:before="360" w:after="40"/>
+              <w:jc w:val="center"/>
+              <w:pBdr>
+                <w:top w:val="single" w:sz="6" w:space="1" w:color="000000"/>
+              </w:pBdr>
+            </w:pPr>
+            <w:r/>
+            <w:r>
+              <w:rPr>
+                <w:rFonts w:ascii="Titillium Web" w:hAnsi="Titillium Web" w:eastAsia="Arial" w:cs="Arial"/>
+                <w:b w:val="0"/>
+                <w:i w:val="0"/>
+                <w:sz w:val="12"/>
+              </w:rPr>
+              <w:t xml:space="preserve"> </w:t>
+            </w:r>
+          </w:p>
+          <w:p>
+            <w:pPr>
+              <w:spacing w:after="0"/>
+              <w:jc w:val="center"/>
+            </w:pPr>
+            <w:r>
+              <w:rPr>
+                <w:rFonts w:ascii="Titillium Web" w:hAnsi="Titillium Web" w:eastAsia="Arial" w:cs="Arial"/>
+                <w:b/>
+                <w:i w:val="0"/>
+                <w:sz w:val="22"/>
+              </w:rPr>
+              <w:t>{s3nom}</w:t>
+            </w:r>
+          </w:p>
+          <w:p>
+            <w:pPr>
+              <w:spacing w:after="0"/>
+              <w:jc w:val="center"/>
+            </w:pPr>
+            <w:r>
+              <w:rPr>
+                <w:rFonts w:ascii="Titillium Web" w:hAnsi="Titillium Web" w:eastAsia="Arial" w:cs="Arial"/>
+                <w:b/>
+                <w:i w:val="0"/>
+                <w:sz w:val="21"/>
+              </w:rPr>
+              <w:t>{s3rol}</w:t>
+            </w:r>
+          </w:p>
+          <w:p>
+            <w:pPr>
+              <w:spacing w:after="0"/>
+              <w:jc w:val="center"/>
+            </w:pPr>
+            <w:r>
+              <w:rPr>
+                <w:rFonts w:ascii="Titillium Web" w:hAnsi="Titillium Web" w:eastAsia="Arial" w:cs="Arial"/>
+                <w:b w:val="0"/>
+                <w:i w:val="0"/>
+                <w:color w:val="6B7180"/>
+                <w:sz w:val="19"/>
+              </w:rPr>
+              <w:t>{s3cargo}</w:t>
+            </w:r>
+          </w:p>
+        </w:tc>
+        <w:tc>
+          <w:tcPr>
+            <w:tcW w:type="dxa" w:w="2340"/>
+          </w:tcPr>
+          <w:p>
+            <w:pPr>
+              <w:spacing w:before="360" w:after="40"/>
+              <w:jc w:val="center"/>
+              <w:pBdr>
+                <w:top w:val="single" w:sz="6" w:space="1" w:color="000000"/>
+              </w:pBdr>
+            </w:pPr>
+            <w:r/>
+            <w:r>
+              <w:rPr>
+                <w:rFonts w:ascii="Titillium Web" w:hAnsi="Titillium Web" w:eastAsia="Arial" w:cs="Arial"/>
+                <w:b w:val="0"/>
+                <w:i w:val="0"/>
+                <w:sz w:val="12"/>
+              </w:rPr>
+              <w:t xml:space="preserve"> </w:t>
+            </w:r>
+          </w:p>
+          <w:p>
+            <w:pPr>
+              <w:spacing w:after="0"/>
+              <w:jc w:val="center"/>
+            </w:pPr>
+            <w:r>
+              <w:rPr>
+                <w:rFonts w:ascii="Titillium Web" w:hAnsi="Titillium Web" w:eastAsia="Arial" w:cs="Arial"/>
+                <w:b/>
+                <w:i w:val="0"/>
+                <w:sz w:val="22"/>
+              </w:rPr>
+              <w:t>{s4nom}</w:t>
+            </w:r>
+          </w:p>
+          <w:p>
+            <w:pPr>
+              <w:spacing w:after="0"/>
+              <w:jc w:val="center"/>
+            </w:pPr>
+            <w:r>
+              <w:rPr>
+                <w:rFonts w:ascii="Titillium Web" w:hAnsi="Titillium Web" w:eastAsia="Arial" w:cs="Arial"/>
+                <w:b/>
+                <w:i w:val="0"/>
+                <w:sz w:val="21"/>
+              </w:rPr>
+              <w:t>{s4rol}</w:t>
+            </w:r>
+          </w:p>
+          <w:p>
+            <w:pPr>
+              <w:spacing w:after="0"/>
+              <w:jc w:val="center"/>
+            </w:pPr>
+            <w:r>
+              <w:rPr>
+                <w:rFonts w:ascii="Titillium Web" w:hAnsi="Titillium Web" w:eastAsia="Arial" w:cs="Arial"/>
+                <w:b w:val="0"/>
+                <w:i w:val="0"/>
+                <w:color w:val="6B7180"/>
+                <w:sz w:val="19"/>
+              </w:rPr>
+              <w:t>{s4cargo}</w:t>
+            </w:r>
+          </w:p>
+        </w:tc>
+      </w:tr>
+    </w:tbl>
     <w:p>
       <w:pPr>
         <w:pStyle w:val="Textoindependiente3"/>

--- a/calificacion/plantillas/Acta_de_adjudicacion.docx
+++ b/calificacion/plantillas/Acta_de_adjudicacion.docx
@@ -1656,7 +1656,6 @@
           <w:sz w:val="22"/>
           <w:szCs w:val="22"/>
         </w:rPr>
-        <w:lastRenderedPageBreak/>
         <w:commentReference w:id="2"/>
       </w:r>
       <w:commentRangeEnd w:id="3"/>
@@ -1675,7 +1674,16 @@
           <w:sz w:val="22"/>
           <w:szCs w:val="22"/>
         </w:rPr>
-        <w:t>Constatado el quórum reglamentario, la presidencia declara instalada la sesión y dispone a la Secretaría dar lectura al orden del día.</w:t>
+        <w:t xml:space="preserve">Constatado el quórum reglamentario, la presidencia declara instalada la sesión y dispone a la Secretaría </w:t>
+      </w:r>
+      <w:r>
+        <w:rPr>
+          <w:rFonts w:ascii="Titillium Web" w:hAnsi="Titillium Web"/>
+          <w:sz w:val="22"/>
+          <w:szCs w:val="22"/>
+        </w:rPr>
+        <w:lastRenderedPageBreak/>
+        <w:t>dar lectura al orden del día.</w:t>
       </w:r>
     </w:p>
     <w:p>
@@ -2046,7 +2054,7 @@
           <w:sz w:val="22"/>
           <w:szCs w:val="22"/>
         </w:rPr>
-        <w:t xml:space="preserve"> de gasto solicitó el inicio del proceso de comparación de precios para {objeto}. El presupuesto referencial corresponde a {presupuestoLetras}, previsto en el PAG aprobado.</w:t>
+        <w:t xml:space="preserve"> solicitó el inicio del proceso de comparación de precios para {objeto}. El presupuesto referencial corresponde a {presupuestoLetras}, previsto en el PAG aprobado.</w:t>
       </w:r>
     </w:p>
     <w:p>
@@ -3133,6 +3141,8 @@
               <w:jc w:val="center"/>
               <w:rPr>
                 <w:rFonts w:ascii="Titillium Web" w:hAnsi="Titillium Web"/>
+                <w:b/>
+                <w:color w:val="FFFFFF"/>
                 <w:sz w:val="22"/>
                 <w:szCs w:val="22"/>
               </w:rPr>
@@ -3146,6 +3156,26 @@
                 <w:szCs w:val="22"/>
               </w:rPr>
               <w:t>Diferencia con el referencial</w:t>
+            </w:r>
+          </w:p>
+          <w:p>
+            <w:pPr>
+              <w:jc w:val="center"/>
+              <w:rPr>
+                <w:rFonts w:ascii="Titillium Web" w:hAnsi="Titillium Web"/>
+                <w:sz w:val="22"/>
+                <w:szCs w:val="22"/>
+              </w:rPr>
+            </w:pPr>
+            <w:r>
+              <w:rPr>
+                <w:rFonts w:ascii="Titillium Web" w:hAnsi="Titillium Web"/>
+                <w:b/>
+                <w:color w:val="FFFFFF"/>
+                <w:sz w:val="22"/>
+                <w:szCs w:val="22"/>
+              </w:rPr>
+              <w:t>(USD)</w:t>
             </w:r>
           </w:p>
         </w:tc>
@@ -3764,6 +3794,7 @@
           </w:tcPr>
           <w:p>
             <w:pPr>
+              <w:jc w:val="both"/>
               <w:rPr>
                 <w:rFonts w:ascii="Titillium Web" w:eastAsia="Arial" w:hAnsi="Titillium Web" w:cs="Arial"/>
                 <w:sz w:val="22"/>
@@ -3841,11 +3872,12 @@
                 <w:sz w:val="22"/>
                 <w:szCs w:val="22"/>
               </w:rPr>
-              <w:t>, por ajustarse a las condiciones solicitadas y ofertar el precio más bajo o las siguiente razón:</w:t>
+              <w:t>, por ajustarse a las condiciones solicitadas y ofertar el precio más bajo o la siguiente razón:</w:t>
             </w:r>
           </w:p>
           <w:p>
             <w:pPr>
+              <w:jc w:val="both"/>
               <w:rPr>
                 <w:rFonts w:ascii="Titillium Web" w:hAnsi="Titillium Web"/>
                 <w:sz w:val="22"/>
@@ -3934,8 +3966,9 @@
           </w:tcPr>
           <w:p>
             <w:pPr>
-              <w:rPr>
-                <w:rFonts w:ascii="Titillium Web" w:hAnsi="Titillium Web"/>
+              <w:jc w:val="both"/>
+              <w:rPr>
+                <w:rFonts w:ascii="Titillium Web" w:eastAsia="Arial" w:hAnsi="Titillium Web" w:cs="Arial"/>
                 <w:sz w:val="22"/>
                 <w:szCs w:val="22"/>
               </w:rPr>
@@ -3956,7 +3989,25 @@
                 <w:sz w:val="22"/>
                 <w:szCs w:val="22"/>
               </w:rPr>
-              <w:t xml:space="preserve"> debido a que ninguna de las ofertas se ajusta a lo solicitado o la siguiente razón: __________________________________________________________________.</w:t>
+              <w:t xml:space="preserve"> debido a que ninguna de las ofertas se ajusta a lo solicitado o la siguiente razón:</w:t>
+            </w:r>
+          </w:p>
+          <w:p>
+            <w:pPr>
+              <w:jc w:val="both"/>
+              <w:rPr>
+                <w:rFonts w:ascii="Titillium Web" w:hAnsi="Titillium Web"/>
+                <w:sz w:val="22"/>
+                <w:szCs w:val="22"/>
+              </w:rPr>
+            </w:pPr>
+            <w:r>
+              <w:rPr>
+                <w:rFonts w:ascii="Titillium Web" w:eastAsia="Arial" w:hAnsi="Titillium Web" w:cs="Arial"/>
+                <w:sz w:val="22"/>
+                <w:szCs w:val="22"/>
+              </w:rPr>
+              <w:t>__________________________________________________________________.</w:t>
             </w:r>
           </w:p>
         </w:tc>
@@ -4212,9 +4263,8 @@
     <w:p>
       <w:r>
         <w:rPr>
-          <w:rFonts w:ascii="Titillium Web" w:hAnsi="Titillium Web" w:eastAsia="Arial" w:cs="Arial"/>
+          <w:rFonts w:ascii="Titillium Web" w:eastAsia="Arial" w:hAnsi="Titillium Web" w:cs="Arial"/>
           <w:b/>
-          <w:i w:val="0"/>
           <w:sz w:val="22"/>
         </w:rPr>
         <w:t>Miembros con voz y voto:</w:t>
@@ -4222,8 +4272,7 @@
     </w:p>
     <w:tbl>
       <w:tblPr>
-        <w:tblW w:type="dxa" w:w="9360"/>
-        <w:tblLook w:firstColumn="1" w:firstRow="1" w:lastColumn="0" w:lastRow="0" w:noHBand="0" w:noVBand="1" w:val="04A0"/>
+        <w:tblW w:w="9360" w:type="dxa"/>
         <w:tblBorders>
           <w:top w:val="nil"/>
           <w:left w:val="nil"/>
@@ -4233,47 +4282,43 @@
           <w:insideV w:val="nil"/>
         </w:tblBorders>
         <w:tblLayout w:type="fixed"/>
+        <w:tblLook w:val="04A0" w:firstRow="1" w:lastRow="0" w:firstColumn="1" w:lastColumn="0" w:noHBand="0" w:noVBand="1"/>
       </w:tblPr>
       <w:tblGrid>
-        <w:gridCol w:w="2339"/>
-        <w:gridCol w:w="2339"/>
-        <w:gridCol w:w="2339"/>
-        <w:gridCol w:w="2339"/>
+        <w:gridCol w:w="2340"/>
+        <w:gridCol w:w="2340"/>
+        <w:gridCol w:w="2340"/>
+        <w:gridCol w:w="2340"/>
       </w:tblGrid>
       <w:tr>
         <w:tc>
           <w:tcPr>
-            <w:tcW w:type="dxa" w:w="2340"/>
+            <w:tcW w:w="2340" w:type="dxa"/>
           </w:tcPr>
           <w:p>
             <w:pPr>
-              <w:spacing w:before="360" w:after="40"/>
-              <w:jc w:val="center"/>
               <w:pBdr>
                 <w:top w:val="single" w:sz="6" w:space="1" w:color="000000"/>
               </w:pBdr>
+              <w:spacing w:before="360" w:after="40"/>
+              <w:jc w:val="center"/>
             </w:pPr>
-            <w:r/>
             <w:r>
               <w:rPr>
-                <w:rFonts w:ascii="Titillium Web" w:hAnsi="Titillium Web" w:eastAsia="Arial" w:cs="Arial"/>
-                <w:b w:val="0"/>
-                <w:i w:val="0"/>
+                <w:rFonts w:ascii="Titillium Web" w:eastAsia="Arial" w:hAnsi="Titillium Web" w:cs="Arial"/>
                 <w:sz w:val="12"/>
               </w:rPr>
-              <w:t xml:space="preserve"> </w:t>
+              <w:t> </w:t>
             </w:r>
           </w:p>
           <w:p>
             <w:pPr>
-              <w:spacing w:after="0"/>
               <w:jc w:val="center"/>
             </w:pPr>
             <w:r>
               <w:rPr>
-                <w:rFonts w:ascii="Titillium Web" w:hAnsi="Titillium Web" w:eastAsia="Arial" w:cs="Arial"/>
+                <w:rFonts w:ascii="Titillium Web" w:eastAsia="Arial" w:hAnsi="Titillium Web" w:cs="Arial"/>
                 <w:b/>
-                <w:i w:val="0"/>
                 <w:sz w:val="22"/>
               </w:rPr>
               <w:t>{v1nom}</w:t>
@@ -4281,14 +4326,12 @@
           </w:p>
           <w:p>
             <w:pPr>
-              <w:spacing w:after="0"/>
               <w:jc w:val="center"/>
             </w:pPr>
             <w:r>
               <w:rPr>
-                <w:rFonts w:ascii="Titillium Web" w:hAnsi="Titillium Web" w:eastAsia="Arial" w:cs="Arial"/>
+                <w:rFonts w:ascii="Titillium Web" w:eastAsia="Arial" w:hAnsi="Titillium Web" w:cs="Arial"/>
                 <w:b/>
-                <w:i w:val="0"/>
                 <w:sz w:val="21"/>
               </w:rPr>
               <w:t>{v1rol}</w:t>
@@ -4296,14 +4339,11 @@
           </w:p>
           <w:p>
             <w:pPr>
-              <w:spacing w:after="0"/>
               <w:jc w:val="center"/>
             </w:pPr>
             <w:r>
               <w:rPr>
-                <w:rFonts w:ascii="Titillium Web" w:hAnsi="Titillium Web" w:eastAsia="Arial" w:cs="Arial"/>
-                <w:b w:val="0"/>
-                <w:i w:val="0"/>
+                <w:rFonts w:ascii="Titillium Web" w:eastAsia="Arial" w:hAnsi="Titillium Web" w:cs="Arial"/>
                 <w:color w:val="6B7180"/>
                 <w:sz w:val="19"/>
               </w:rPr>
@@ -4313,37 +4353,32 @@
         </w:tc>
         <w:tc>
           <w:tcPr>
-            <w:tcW w:type="dxa" w:w="2340"/>
+            <w:tcW w:w="2340" w:type="dxa"/>
           </w:tcPr>
           <w:p>
             <w:pPr>
-              <w:spacing w:before="360" w:after="40"/>
-              <w:jc w:val="center"/>
               <w:pBdr>
                 <w:top w:val="single" w:sz="6" w:space="1" w:color="000000"/>
               </w:pBdr>
+              <w:spacing w:before="360" w:after="40"/>
+              <w:jc w:val="center"/>
             </w:pPr>
-            <w:r/>
             <w:r>
               <w:rPr>
-                <w:rFonts w:ascii="Titillium Web" w:hAnsi="Titillium Web" w:eastAsia="Arial" w:cs="Arial"/>
-                <w:b w:val="0"/>
-                <w:i w:val="0"/>
+                <w:rFonts w:ascii="Titillium Web" w:eastAsia="Arial" w:hAnsi="Titillium Web" w:cs="Arial"/>
                 <w:sz w:val="12"/>
               </w:rPr>
-              <w:t xml:space="preserve"> </w:t>
+              <w:t> </w:t>
             </w:r>
           </w:p>
           <w:p>
             <w:pPr>
-              <w:spacing w:after="0"/>
               <w:jc w:val="center"/>
             </w:pPr>
             <w:r>
               <w:rPr>
-                <w:rFonts w:ascii="Titillium Web" w:hAnsi="Titillium Web" w:eastAsia="Arial" w:cs="Arial"/>
+                <w:rFonts w:ascii="Titillium Web" w:eastAsia="Arial" w:hAnsi="Titillium Web" w:cs="Arial"/>
                 <w:b/>
-                <w:i w:val="0"/>
                 <w:sz w:val="22"/>
               </w:rPr>
               <w:t>{v2nom}</w:t>
@@ -4351,14 +4386,12 @@
           </w:p>
           <w:p>
             <w:pPr>
-              <w:spacing w:after="0"/>
               <w:jc w:val="center"/>
             </w:pPr>
             <w:r>
               <w:rPr>
-                <w:rFonts w:ascii="Titillium Web" w:hAnsi="Titillium Web" w:eastAsia="Arial" w:cs="Arial"/>
+                <w:rFonts w:ascii="Titillium Web" w:eastAsia="Arial" w:hAnsi="Titillium Web" w:cs="Arial"/>
                 <w:b/>
-                <w:i w:val="0"/>
                 <w:sz w:val="21"/>
               </w:rPr>
               <w:t>{v2rol}</w:t>
@@ -4366,14 +4399,11 @@
           </w:p>
           <w:p>
             <w:pPr>
-              <w:spacing w:after="0"/>
               <w:jc w:val="center"/>
             </w:pPr>
             <w:r>
               <w:rPr>
-                <w:rFonts w:ascii="Titillium Web" w:hAnsi="Titillium Web" w:eastAsia="Arial" w:cs="Arial"/>
-                <w:b w:val="0"/>
-                <w:i w:val="0"/>
+                <w:rFonts w:ascii="Titillium Web" w:eastAsia="Arial" w:hAnsi="Titillium Web" w:cs="Arial"/>
                 <w:color w:val="6B7180"/>
                 <w:sz w:val="19"/>
               </w:rPr>
@@ -4383,37 +4413,32 @@
         </w:tc>
         <w:tc>
           <w:tcPr>
-            <w:tcW w:type="dxa" w:w="2340"/>
+            <w:tcW w:w="2340" w:type="dxa"/>
           </w:tcPr>
           <w:p>
             <w:pPr>
-              <w:spacing w:before="360" w:after="40"/>
-              <w:jc w:val="center"/>
               <w:pBdr>
                 <w:top w:val="single" w:sz="6" w:space="1" w:color="000000"/>
               </w:pBdr>
+              <w:spacing w:before="360" w:after="40"/>
+              <w:jc w:val="center"/>
             </w:pPr>
-            <w:r/>
             <w:r>
               <w:rPr>
-                <w:rFonts w:ascii="Titillium Web" w:hAnsi="Titillium Web" w:eastAsia="Arial" w:cs="Arial"/>
-                <w:b w:val="0"/>
-                <w:i w:val="0"/>
+                <w:rFonts w:ascii="Titillium Web" w:eastAsia="Arial" w:hAnsi="Titillium Web" w:cs="Arial"/>
                 <w:sz w:val="12"/>
               </w:rPr>
-              <w:t xml:space="preserve"> </w:t>
+              <w:t> </w:t>
             </w:r>
           </w:p>
           <w:p>
             <w:pPr>
-              <w:spacing w:after="0"/>
               <w:jc w:val="center"/>
             </w:pPr>
             <w:r>
               <w:rPr>
-                <w:rFonts w:ascii="Titillium Web" w:hAnsi="Titillium Web" w:eastAsia="Arial" w:cs="Arial"/>
+                <w:rFonts w:ascii="Titillium Web" w:eastAsia="Arial" w:hAnsi="Titillium Web" w:cs="Arial"/>
                 <w:b/>
-                <w:i w:val="0"/>
                 <w:sz w:val="22"/>
               </w:rPr>
               <w:t>{v3nom}</w:t>
@@ -4421,14 +4446,12 @@
           </w:p>
           <w:p>
             <w:pPr>
-              <w:spacing w:after="0"/>
               <w:jc w:val="center"/>
             </w:pPr>
             <w:r>
               <w:rPr>
-                <w:rFonts w:ascii="Titillium Web" w:hAnsi="Titillium Web" w:eastAsia="Arial" w:cs="Arial"/>
+                <w:rFonts w:ascii="Titillium Web" w:eastAsia="Arial" w:hAnsi="Titillium Web" w:cs="Arial"/>
                 <w:b/>
-                <w:i w:val="0"/>
                 <w:sz w:val="21"/>
               </w:rPr>
               <w:t>{v3rol}</w:t>
@@ -4436,14 +4459,11 @@
           </w:p>
           <w:p>
             <w:pPr>
-              <w:spacing w:after="0"/>
               <w:jc w:val="center"/>
             </w:pPr>
             <w:r>
               <w:rPr>
-                <w:rFonts w:ascii="Titillium Web" w:hAnsi="Titillium Web" w:eastAsia="Arial" w:cs="Arial"/>
-                <w:b w:val="0"/>
-                <w:i w:val="0"/>
+                <w:rFonts w:ascii="Titillium Web" w:eastAsia="Arial" w:hAnsi="Titillium Web" w:cs="Arial"/>
                 <w:color w:val="6B7180"/>
                 <w:sz w:val="19"/>
               </w:rPr>
@@ -4453,37 +4473,32 @@
         </w:tc>
         <w:tc>
           <w:tcPr>
-            <w:tcW w:type="dxa" w:w="2340"/>
+            <w:tcW w:w="2340" w:type="dxa"/>
           </w:tcPr>
           <w:p>
             <w:pPr>
-              <w:spacing w:before="360" w:after="40"/>
-              <w:jc w:val="center"/>
               <w:pBdr>
                 <w:top w:val="single" w:sz="6" w:space="1" w:color="000000"/>
               </w:pBdr>
+              <w:spacing w:before="360" w:after="40"/>
+              <w:jc w:val="center"/>
             </w:pPr>
-            <w:r/>
             <w:r>
               <w:rPr>
-                <w:rFonts w:ascii="Titillium Web" w:hAnsi="Titillium Web" w:eastAsia="Arial" w:cs="Arial"/>
-                <w:b w:val="0"/>
-                <w:i w:val="0"/>
+                <w:rFonts w:ascii="Titillium Web" w:eastAsia="Arial" w:hAnsi="Titillium Web" w:cs="Arial"/>
                 <w:sz w:val="12"/>
               </w:rPr>
-              <w:t xml:space="preserve"> </w:t>
+              <w:t> </w:t>
             </w:r>
           </w:p>
           <w:p>
             <w:pPr>
-              <w:spacing w:after="0"/>
               <w:jc w:val="center"/>
             </w:pPr>
             <w:r>
               <w:rPr>
-                <w:rFonts w:ascii="Titillium Web" w:hAnsi="Titillium Web" w:eastAsia="Arial" w:cs="Arial"/>
+                <w:rFonts w:ascii="Titillium Web" w:eastAsia="Arial" w:hAnsi="Titillium Web" w:cs="Arial"/>
                 <w:b/>
-                <w:i w:val="0"/>
                 <w:sz w:val="22"/>
               </w:rPr>
               <w:t>{v4nom}</w:t>
@@ -4491,14 +4506,12 @@
           </w:p>
           <w:p>
             <w:pPr>
-              <w:spacing w:after="0"/>
               <w:jc w:val="center"/>
             </w:pPr>
             <w:r>
               <w:rPr>
-                <w:rFonts w:ascii="Titillium Web" w:hAnsi="Titillium Web" w:eastAsia="Arial" w:cs="Arial"/>
+                <w:rFonts w:ascii="Titillium Web" w:eastAsia="Arial" w:hAnsi="Titillium Web" w:cs="Arial"/>
                 <w:b/>
-                <w:i w:val="0"/>
                 <w:sz w:val="21"/>
               </w:rPr>
               <w:t>{v4rol}</w:t>
@@ -4506,14 +4519,11 @@
           </w:p>
           <w:p>
             <w:pPr>
-              <w:spacing w:after="0"/>
               <w:jc w:val="center"/>
             </w:pPr>
             <w:r>
               <w:rPr>
-                <w:rFonts w:ascii="Titillium Web" w:hAnsi="Titillium Web" w:eastAsia="Arial" w:cs="Arial"/>
-                <w:b w:val="0"/>
-                <w:i w:val="0"/>
+                <w:rFonts w:ascii="Titillium Web" w:eastAsia="Arial" w:hAnsi="Titillium Web" w:cs="Arial"/>
                 <w:color w:val="6B7180"/>
                 <w:sz w:val="19"/>
               </w:rPr>
@@ -4524,20 +4534,28 @@
       </w:tr>
     </w:tbl>
     <w:p>
+      <w:pPr>
+        <w:rPr>
+          <w:rFonts w:ascii="Titillium Web" w:eastAsia="Arial" w:hAnsi="Titillium Web" w:cs="Arial"/>
+          <w:b/>
+          <w:sz w:val="22"/>
+        </w:rPr>
+      </w:pPr>
+    </w:p>
+    <w:p>
       <w:r>
         <w:rPr>
-          <w:rFonts w:ascii="Titillium Web" w:hAnsi="Titillium Web" w:eastAsia="Arial" w:cs="Arial"/>
+          <w:rFonts w:ascii="Titillium Web" w:eastAsia="Arial" w:hAnsi="Titillium Web" w:cs="Arial"/>
           <w:b/>
-          <w:i w:val="0"/>
-          <w:sz w:val="22"/>
-        </w:rPr>
+          <w:sz w:val="22"/>
+        </w:rPr>
+        <w:lastRenderedPageBreak/>
         <w:t>Miembros con voz sin voto:</w:t>
       </w:r>
     </w:p>
     <w:tbl>
       <w:tblPr>
-        <w:tblW w:type="dxa" w:w="9360"/>
-        <w:tblLook w:firstColumn="1" w:firstRow="1" w:lastColumn="0" w:lastRow="0" w:noHBand="0" w:noVBand="1" w:val="04A0"/>
+        <w:tblW w:w="9360" w:type="dxa"/>
         <w:tblBorders>
           <w:top w:val="nil"/>
           <w:left w:val="nil"/>
@@ -4547,47 +4565,43 @@
           <w:insideV w:val="nil"/>
         </w:tblBorders>
         <w:tblLayout w:type="fixed"/>
+        <w:tblLook w:val="04A0" w:firstRow="1" w:lastRow="0" w:firstColumn="1" w:lastColumn="0" w:noHBand="0" w:noVBand="1"/>
       </w:tblPr>
       <w:tblGrid>
-        <w:gridCol w:w="2339"/>
-        <w:gridCol w:w="2339"/>
-        <w:gridCol w:w="2339"/>
-        <w:gridCol w:w="2339"/>
+        <w:gridCol w:w="2340"/>
+        <w:gridCol w:w="2340"/>
+        <w:gridCol w:w="2340"/>
+        <w:gridCol w:w="2340"/>
       </w:tblGrid>
       <w:tr>
         <w:tc>
           <w:tcPr>
-            <w:tcW w:type="dxa" w:w="2340"/>
+            <w:tcW w:w="2340" w:type="dxa"/>
           </w:tcPr>
           <w:p>
             <w:pPr>
-              <w:spacing w:before="360" w:after="40"/>
-              <w:jc w:val="center"/>
               <w:pBdr>
                 <w:top w:val="single" w:sz="6" w:space="1" w:color="000000"/>
               </w:pBdr>
+              <w:spacing w:before="360" w:after="40"/>
+              <w:jc w:val="center"/>
             </w:pPr>
-            <w:r/>
             <w:r>
               <w:rPr>
-                <w:rFonts w:ascii="Titillium Web" w:hAnsi="Titillium Web" w:eastAsia="Arial" w:cs="Arial"/>
-                <w:b w:val="0"/>
-                <w:i w:val="0"/>
+                <w:rFonts w:ascii="Titillium Web" w:eastAsia="Arial" w:hAnsi="Titillium Web" w:cs="Arial"/>
                 <w:sz w:val="12"/>
               </w:rPr>
-              <w:t xml:space="preserve"> </w:t>
+              <w:t> </w:t>
             </w:r>
           </w:p>
           <w:p>
             <w:pPr>
-              <w:spacing w:after="0"/>
               <w:jc w:val="center"/>
             </w:pPr>
             <w:r>
               <w:rPr>
-                <w:rFonts w:ascii="Titillium Web" w:hAnsi="Titillium Web" w:eastAsia="Arial" w:cs="Arial"/>
+                <w:rFonts w:ascii="Titillium Web" w:eastAsia="Arial" w:hAnsi="Titillium Web" w:cs="Arial"/>
                 <w:b/>
-                <w:i w:val="0"/>
                 <w:sz w:val="22"/>
               </w:rPr>
               <w:t>{s1nom}</w:t>
@@ -4595,14 +4609,12 @@
           </w:p>
           <w:p>
             <w:pPr>
-              <w:spacing w:after="0"/>
               <w:jc w:val="center"/>
             </w:pPr>
             <w:r>
               <w:rPr>
-                <w:rFonts w:ascii="Titillium Web" w:hAnsi="Titillium Web" w:eastAsia="Arial" w:cs="Arial"/>
+                <w:rFonts w:ascii="Titillium Web" w:eastAsia="Arial" w:hAnsi="Titillium Web" w:cs="Arial"/>
                 <w:b/>
-                <w:i w:val="0"/>
                 <w:sz w:val="21"/>
               </w:rPr>
               <w:t>{s1rol}</w:t>
@@ -4610,14 +4622,11 @@
           </w:p>
           <w:p>
             <w:pPr>
-              <w:spacing w:after="0"/>
               <w:jc w:val="center"/>
             </w:pPr>
             <w:r>
               <w:rPr>
-                <w:rFonts w:ascii="Titillium Web" w:hAnsi="Titillium Web" w:eastAsia="Arial" w:cs="Arial"/>
-                <w:b w:val="0"/>
-                <w:i w:val="0"/>
+                <w:rFonts w:ascii="Titillium Web" w:eastAsia="Arial" w:hAnsi="Titillium Web" w:cs="Arial"/>
                 <w:color w:val="6B7180"/>
                 <w:sz w:val="19"/>
               </w:rPr>
@@ -4627,37 +4636,32 @@
         </w:tc>
         <w:tc>
           <w:tcPr>
-            <w:tcW w:type="dxa" w:w="2340"/>
+            <w:tcW w:w="2340" w:type="dxa"/>
           </w:tcPr>
           <w:p>
             <w:pPr>
-              <w:spacing w:before="360" w:after="40"/>
-              <w:jc w:val="center"/>
               <w:pBdr>
                 <w:top w:val="single" w:sz="6" w:space="1" w:color="000000"/>
               </w:pBdr>
+              <w:spacing w:before="360" w:after="40"/>
+              <w:jc w:val="center"/>
             </w:pPr>
-            <w:r/>
             <w:r>
               <w:rPr>
-                <w:rFonts w:ascii="Titillium Web" w:hAnsi="Titillium Web" w:eastAsia="Arial" w:cs="Arial"/>
-                <w:b w:val="0"/>
-                <w:i w:val="0"/>
+                <w:rFonts w:ascii="Titillium Web" w:eastAsia="Arial" w:hAnsi="Titillium Web" w:cs="Arial"/>
                 <w:sz w:val="12"/>
               </w:rPr>
-              <w:t xml:space="preserve"> </w:t>
+              <w:t> </w:t>
             </w:r>
           </w:p>
           <w:p>
             <w:pPr>
-              <w:spacing w:after="0"/>
               <w:jc w:val="center"/>
             </w:pPr>
             <w:r>
               <w:rPr>
-                <w:rFonts w:ascii="Titillium Web" w:hAnsi="Titillium Web" w:eastAsia="Arial" w:cs="Arial"/>
+                <w:rFonts w:ascii="Titillium Web" w:eastAsia="Arial" w:hAnsi="Titillium Web" w:cs="Arial"/>
                 <w:b/>
-                <w:i w:val="0"/>
                 <w:sz w:val="22"/>
               </w:rPr>
               <w:t>{s2nom}</w:t>
@@ -4665,14 +4669,12 @@
           </w:p>
           <w:p>
             <w:pPr>
-              <w:spacing w:after="0"/>
               <w:jc w:val="center"/>
             </w:pPr>
             <w:r>
               <w:rPr>
-                <w:rFonts w:ascii="Titillium Web" w:hAnsi="Titillium Web" w:eastAsia="Arial" w:cs="Arial"/>
+                <w:rFonts w:ascii="Titillium Web" w:eastAsia="Arial" w:hAnsi="Titillium Web" w:cs="Arial"/>
                 <w:b/>
-                <w:i w:val="0"/>
                 <w:sz w:val="21"/>
               </w:rPr>
               <w:t>{s2rol}</w:t>
@@ -4680,14 +4682,11 @@
           </w:p>
           <w:p>
             <w:pPr>
-              <w:spacing w:after="0"/>
               <w:jc w:val="center"/>
             </w:pPr>
             <w:r>
               <w:rPr>
-                <w:rFonts w:ascii="Titillium Web" w:hAnsi="Titillium Web" w:eastAsia="Arial" w:cs="Arial"/>
-                <w:b w:val="0"/>
-                <w:i w:val="0"/>
+                <w:rFonts w:ascii="Titillium Web" w:eastAsia="Arial" w:hAnsi="Titillium Web" w:cs="Arial"/>
                 <w:color w:val="6B7180"/>
                 <w:sz w:val="19"/>
               </w:rPr>
@@ -4697,37 +4696,32 @@
         </w:tc>
         <w:tc>
           <w:tcPr>
-            <w:tcW w:type="dxa" w:w="2340"/>
+            <w:tcW w:w="2340" w:type="dxa"/>
           </w:tcPr>
           <w:p>
             <w:pPr>
-              <w:spacing w:before="360" w:after="40"/>
-              <w:jc w:val="center"/>
               <w:pBdr>
                 <w:top w:val="single" w:sz="6" w:space="1" w:color="000000"/>
               </w:pBdr>
+              <w:spacing w:before="360" w:after="40"/>
+              <w:jc w:val="center"/>
             </w:pPr>
-            <w:r/>
             <w:r>
               <w:rPr>
-                <w:rFonts w:ascii="Titillium Web" w:hAnsi="Titillium Web" w:eastAsia="Arial" w:cs="Arial"/>
-                <w:b w:val="0"/>
-                <w:i w:val="0"/>
+                <w:rFonts w:ascii="Titillium Web" w:eastAsia="Arial" w:hAnsi="Titillium Web" w:cs="Arial"/>
                 <w:sz w:val="12"/>
               </w:rPr>
-              <w:t xml:space="preserve"> </w:t>
+              <w:t> </w:t>
             </w:r>
           </w:p>
           <w:p>
             <w:pPr>
-              <w:spacing w:after="0"/>
               <w:jc w:val="center"/>
             </w:pPr>
             <w:r>
               <w:rPr>
-                <w:rFonts w:ascii="Titillium Web" w:hAnsi="Titillium Web" w:eastAsia="Arial" w:cs="Arial"/>
+                <w:rFonts w:ascii="Titillium Web" w:eastAsia="Arial" w:hAnsi="Titillium Web" w:cs="Arial"/>
                 <w:b/>
-                <w:i w:val="0"/>
                 <w:sz w:val="22"/>
               </w:rPr>
               <w:t>{s3nom}</w:t>
@@ -4735,14 +4729,12 @@
           </w:p>
           <w:p>
             <w:pPr>
-              <w:spacing w:after="0"/>
               <w:jc w:val="center"/>
             </w:pPr>
             <w:r>
               <w:rPr>
-                <w:rFonts w:ascii="Titillium Web" w:hAnsi="Titillium Web" w:eastAsia="Arial" w:cs="Arial"/>
+                <w:rFonts w:ascii="Titillium Web" w:eastAsia="Arial" w:hAnsi="Titillium Web" w:cs="Arial"/>
                 <w:b/>
-                <w:i w:val="0"/>
                 <w:sz w:val="21"/>
               </w:rPr>
               <w:t>{s3rol}</w:t>
@@ -4750,14 +4742,11 @@
           </w:p>
           <w:p>
             <w:pPr>
-              <w:spacing w:after="0"/>
               <w:jc w:val="center"/>
             </w:pPr>
             <w:r>
               <w:rPr>
-                <w:rFonts w:ascii="Titillium Web" w:hAnsi="Titillium Web" w:eastAsia="Arial" w:cs="Arial"/>
-                <w:b w:val="0"/>
-                <w:i w:val="0"/>
+                <w:rFonts w:ascii="Titillium Web" w:eastAsia="Arial" w:hAnsi="Titillium Web" w:cs="Arial"/>
                 <w:color w:val="6B7180"/>
                 <w:sz w:val="19"/>
               </w:rPr>
@@ -4767,37 +4756,32 @@
         </w:tc>
         <w:tc>
           <w:tcPr>
-            <w:tcW w:type="dxa" w:w="2340"/>
+            <w:tcW w:w="2340" w:type="dxa"/>
           </w:tcPr>
           <w:p>
             <w:pPr>
-              <w:spacing w:before="360" w:after="40"/>
-              <w:jc w:val="center"/>
               <w:pBdr>
                 <w:top w:val="single" w:sz="6" w:space="1" w:color="000000"/>
               </w:pBdr>
+              <w:spacing w:before="360" w:after="40"/>
+              <w:jc w:val="center"/>
             </w:pPr>
-            <w:r/>
             <w:r>
               <w:rPr>
-                <w:rFonts w:ascii="Titillium Web" w:hAnsi="Titillium Web" w:eastAsia="Arial" w:cs="Arial"/>
-                <w:b w:val="0"/>
-                <w:i w:val="0"/>
+                <w:rFonts w:ascii="Titillium Web" w:eastAsia="Arial" w:hAnsi="Titillium Web" w:cs="Arial"/>
                 <w:sz w:val="12"/>
               </w:rPr>
-              <w:t xml:space="preserve"> </w:t>
+              <w:t> </w:t>
             </w:r>
           </w:p>
           <w:p>
             <w:pPr>
-              <w:spacing w:after="0"/>
               <w:jc w:val="center"/>
             </w:pPr>
             <w:r>
               <w:rPr>
-                <w:rFonts w:ascii="Titillium Web" w:hAnsi="Titillium Web" w:eastAsia="Arial" w:cs="Arial"/>
+                <w:rFonts w:ascii="Titillium Web" w:eastAsia="Arial" w:hAnsi="Titillium Web" w:cs="Arial"/>
                 <w:b/>
-                <w:i w:val="0"/>
                 <w:sz w:val="22"/>
               </w:rPr>
               <w:t>{s4nom}</w:t>
@@ -4805,14 +4789,12 @@
           </w:p>
           <w:p>
             <w:pPr>
-              <w:spacing w:after="0"/>
               <w:jc w:val="center"/>
             </w:pPr>
             <w:r>
               <w:rPr>
-                <w:rFonts w:ascii="Titillium Web" w:hAnsi="Titillium Web" w:eastAsia="Arial" w:cs="Arial"/>
+                <w:rFonts w:ascii="Titillium Web" w:eastAsia="Arial" w:hAnsi="Titillium Web" w:cs="Arial"/>
                 <w:b/>
-                <w:i w:val="0"/>
                 <w:sz w:val="21"/>
               </w:rPr>
               <w:t>{s4rol}</w:t>
@@ -4820,14 +4802,11 @@
           </w:p>
           <w:p>
             <w:pPr>
-              <w:spacing w:after="0"/>
               <w:jc w:val="center"/>
             </w:pPr>
             <w:r>
               <w:rPr>
-                <w:rFonts w:ascii="Titillium Web" w:hAnsi="Titillium Web" w:eastAsia="Arial" w:cs="Arial"/>
-                <w:b w:val="0"/>
-                <w:i w:val="0"/>
+                <w:rFonts w:ascii="Titillium Web" w:eastAsia="Arial" w:hAnsi="Titillium Web" w:cs="Arial"/>
                 <w:color w:val="6B7180"/>
                 <w:sz w:val="19"/>
               </w:rPr>
@@ -9140,6 +9119,7 @@
     <w:rsid w:val="000D4FD9"/>
     <w:rsid w:val="000F58F0"/>
     <w:rsid w:val="002A6D4F"/>
+    <w:rsid w:val="002B5B12"/>
     <w:rsid w:val="002E66CB"/>
     <w:rsid w:val="00391575"/>
     <w:rsid w:val="003944AE"/>
@@ -9147,6 +9127,7 @@
     <w:rsid w:val="005F5BA2"/>
     <w:rsid w:val="00704BC0"/>
     <w:rsid w:val="00721D0D"/>
+    <w:rsid w:val="007378A5"/>
     <w:rsid w:val="007D42EB"/>
     <w:rsid w:val="00965893"/>
     <w:rsid w:val="009F10DA"/>
@@ -9630,18 +9611,6 @@
     <w:name w:val="CA6271A0CE4C4E17B3C69535A79AA16A"/>
     <w:rsid w:val="00F83AE3"/>
   </w:style>
-  <w:style w:type="paragraph" w:customStyle="1" w:styleId="6CA3860841544C82AB68DEDE60393393">
-    <w:name w:val="6CA3860841544C82AB68DEDE60393393"/>
-    <w:rsid w:val="00FD2DFD"/>
-  </w:style>
-  <w:style w:type="paragraph" w:customStyle="1" w:styleId="D22169BCD516465E9B273330E4FF8B83">
-    <w:name w:val="D22169BCD516465E9B273330E4FF8B83"/>
-    <w:rsid w:val="00391575"/>
-  </w:style>
-  <w:style w:type="paragraph" w:customStyle="1" w:styleId="B1270C9A93284343955F6E99AA7F247B">
-    <w:name w:val="B1270C9A93284343955F6E99AA7F247B"/>
-    <w:rsid w:val="00391575"/>
-  </w:style>
 </w:styles>
 </file>
 
